--- a/DWH_PG_Task_9.docx
+++ b/DWH_PG_Task_9.docx
@@ -10,9 +10,10 @@
           <w:rFonts w:ascii="Times New Roman" w:eastAsia="Times New Roman" w:hAnsi="Times New Roman" w:cs="Times New Roman"/>
           <w:b/>
           <w:bCs/>
+          <w:color w:val="000000" w:themeColor="text1"/>
           <w:sz w:val="27"/>
           <w:szCs w:val="27"/>
-          <w:lang w:val="en-GB" w:eastAsia="ru-RU"/>
+          <w:lang w:val="uk-UA" w:eastAsia="ru-RU"/>
         </w:rPr>
       </w:pPr>
       <w:r>
@@ -20,6 +21,34 @@
           <w:rFonts w:ascii="Times New Roman" w:eastAsia="Times New Roman" w:hAnsi="Times New Roman" w:cs="Times New Roman"/>
           <w:b/>
           <w:bCs/>
+          <w:color w:val="000000" w:themeColor="text1"/>
+          <w:sz w:val="27"/>
+          <w:szCs w:val="27"/>
+          <w:lang w:val="en-GB" w:eastAsia="ru-RU"/>
+        </w:rPr>
+        <w:t>CE_TRANSACTIONS TABLE 3NF</w:t>
+      </w:r>
+    </w:p>
+    <w:p>
+      <w:pPr>
+        <w:spacing w:before="100" w:beforeAutospacing="1" w:after="100" w:afterAutospacing="1" w:line="240" w:lineRule="auto"/>
+        <w:outlineLvl w:val="2"/>
+        <w:rPr>
+          <w:rFonts w:ascii="Times New Roman" w:eastAsia="Times New Roman" w:hAnsi="Times New Roman" w:cs="Times New Roman"/>
+          <w:b/>
+          <w:bCs/>
+          <w:color w:val="000000" w:themeColor="text1"/>
+          <w:sz w:val="27"/>
+          <w:szCs w:val="27"/>
+          <w:lang w:val="en-GB" w:eastAsia="ru-RU"/>
+        </w:rPr>
+      </w:pPr>
+      <w:r>
+        <w:rPr>
+          <w:rFonts w:ascii="Times New Roman" w:eastAsia="Times New Roman" w:hAnsi="Times New Roman" w:cs="Times New Roman"/>
+          <w:b/>
+          <w:bCs/>
+          <w:color w:val="000000" w:themeColor="text1"/>
           <w:sz w:val="27"/>
           <w:szCs w:val="27"/>
           <w:lang w:val="en-GB" w:eastAsia="ru-RU"/>
@@ -32,6 +61,7 @@
           <w:rFonts w:ascii="Courier New" w:eastAsia="Times New Roman" w:hAnsi="Courier New" w:cs="Courier New"/>
           <w:b/>
           <w:bCs/>
+          <w:color w:val="000000" w:themeColor="text1"/>
           <w:sz w:val="20"/>
           <w:szCs w:val="20"/>
           <w:lang w:val="en-GB" w:eastAsia="ru-RU"/>
@@ -44,6 +74,7 @@
           <w:rFonts w:ascii="Times New Roman" w:eastAsia="Times New Roman" w:hAnsi="Times New Roman" w:cs="Times New Roman"/>
           <w:b/>
           <w:bCs/>
+          <w:color w:val="000000" w:themeColor="text1"/>
           <w:sz w:val="27"/>
           <w:szCs w:val="27"/>
           <w:lang w:val="en-GB" w:eastAsia="ru-RU"/>
@@ -56,14 +87,16 @@
         <w:spacing w:before="100" w:beforeAutospacing="1" w:after="100" w:afterAutospacing="1" w:line="240" w:lineRule="auto"/>
         <w:rPr>
           <w:rFonts w:ascii="Times New Roman" w:eastAsia="Times New Roman" w:hAnsi="Times New Roman" w:cs="Times New Roman"/>
-          <w:sz w:val="24"/>
-          <w:szCs w:val="24"/>
-          <w:lang w:val="en-GB" w:eastAsia="ru-RU"/>
-        </w:rPr>
-      </w:pPr>
-      <w:r>
-        <w:rPr>
-          <w:rFonts w:ascii="Times New Roman" w:eastAsia="Times New Roman" w:hAnsi="Times New Roman" w:cs="Times New Roman"/>
+          <w:color w:val="000000" w:themeColor="text1"/>
+          <w:sz w:val="24"/>
+          <w:szCs w:val="24"/>
+          <w:lang w:val="en-GB" w:eastAsia="ru-RU"/>
+        </w:rPr>
+      </w:pPr>
+      <w:r>
+        <w:rPr>
+          <w:rFonts w:ascii="Times New Roman" w:eastAsia="Times New Roman" w:hAnsi="Times New Roman" w:cs="Times New Roman"/>
+          <w:color w:val="000000" w:themeColor="text1"/>
           <w:sz w:val="24"/>
           <w:szCs w:val="24"/>
           <w:lang w:val="en-GB" w:eastAsia="ru-RU"/>
@@ -75,6 +108,7 @@
           <w:rFonts w:ascii="Times New Roman" w:eastAsia="Times New Roman" w:hAnsi="Times New Roman" w:cs="Times New Roman"/>
           <w:b/>
           <w:bCs/>
+          <w:color w:val="000000" w:themeColor="text1"/>
           <w:sz w:val="24"/>
           <w:szCs w:val="24"/>
           <w:lang w:val="en-GB" w:eastAsia="ru-RU"/>
@@ -87,6 +121,7 @@
           <w:rFonts w:ascii="Courier New" w:eastAsia="Times New Roman" w:hAnsi="Courier New" w:cs="Courier New"/>
           <w:b/>
           <w:bCs/>
+          <w:color w:val="000000" w:themeColor="text1"/>
           <w:sz w:val="20"/>
           <w:szCs w:val="20"/>
           <w:lang w:val="en-GB" w:eastAsia="ru-RU"/>
@@ -99,6 +134,7 @@
           <w:rFonts w:ascii="Times New Roman" w:eastAsia="Times New Roman" w:hAnsi="Times New Roman" w:cs="Times New Roman"/>
           <w:b/>
           <w:bCs/>
+          <w:color w:val="000000" w:themeColor="text1"/>
           <w:sz w:val="24"/>
           <w:szCs w:val="24"/>
           <w:lang w:val="en-GB" w:eastAsia="ru-RU"/>
@@ -108,6 +144,7 @@
       <w:r>
         <w:rPr>
           <w:rFonts w:ascii="Times New Roman" w:eastAsia="Times New Roman" w:hAnsi="Times New Roman" w:cs="Times New Roman"/>
+          <w:color w:val="000000" w:themeColor="text1"/>
           <w:sz w:val="24"/>
           <w:szCs w:val="24"/>
           <w:lang w:val="en-GB" w:eastAsia="ru-RU"/>
@@ -118,6 +155,7 @@
       <w:r>
         <w:rPr>
           <w:rFonts w:ascii="Courier New" w:eastAsia="Times New Roman" w:hAnsi="Courier New" w:cs="Courier New"/>
+          <w:color w:val="000000" w:themeColor="text1"/>
           <w:sz w:val="20"/>
           <w:szCs w:val="20"/>
           <w:lang w:val="en-GB" w:eastAsia="ru-RU"/>
@@ -128,6 +166,7 @@
       <w:r>
         <w:rPr>
           <w:rFonts w:ascii="Times New Roman" w:eastAsia="Times New Roman" w:hAnsi="Times New Roman" w:cs="Times New Roman"/>
+          <w:color w:val="000000" w:themeColor="text1"/>
           <w:sz w:val="24"/>
           <w:szCs w:val="24"/>
           <w:lang w:val="en-GB" w:eastAsia="ru-RU"/>
@@ -143,6 +182,7 @@
           <w:rFonts w:ascii="Times New Roman" w:eastAsia="Times New Roman" w:hAnsi="Times New Roman" w:cs="Times New Roman"/>
           <w:b/>
           <w:bCs/>
+          <w:color w:val="000000" w:themeColor="text1"/>
           <w:sz w:val="24"/>
           <w:szCs w:val="24"/>
           <w:lang w:eastAsia="ru-RU"/>
@@ -154,6 +194,7 @@
           <w:rFonts w:ascii="Times New Roman" w:eastAsia="Times New Roman" w:hAnsi="Times New Roman" w:cs="Times New Roman"/>
           <w:b/>
           <w:bCs/>
+          <w:color w:val="000000" w:themeColor="text1"/>
           <w:sz w:val="24"/>
           <w:szCs w:val="24"/>
           <w:lang w:eastAsia="ru-RU"/>
@@ -166,6 +207,7 @@
           <w:rFonts w:ascii="Times New Roman" w:eastAsia="Times New Roman" w:hAnsi="Times New Roman" w:cs="Times New Roman"/>
           <w:b/>
           <w:bCs/>
+          <w:color w:val="000000" w:themeColor="text1"/>
           <w:sz w:val="24"/>
           <w:szCs w:val="24"/>
           <w:lang w:eastAsia="ru-RU"/>
@@ -178,6 +220,7 @@
           <w:rFonts w:ascii="Times New Roman" w:eastAsia="Times New Roman" w:hAnsi="Times New Roman" w:cs="Times New Roman"/>
           <w:b/>
           <w:bCs/>
+          <w:color w:val="000000" w:themeColor="text1"/>
           <w:sz w:val="24"/>
           <w:szCs w:val="24"/>
           <w:lang w:eastAsia="ru-RU"/>
@@ -195,6 +238,7 @@
         <w:spacing w:before="100" w:beforeAutospacing="1" w:after="100" w:afterAutospacing="1" w:line="240" w:lineRule="auto"/>
         <w:rPr>
           <w:rFonts w:ascii="Times New Roman" w:eastAsia="Times New Roman" w:hAnsi="Times New Roman" w:cs="Times New Roman"/>
+          <w:color w:val="000000" w:themeColor="text1"/>
           <w:sz w:val="24"/>
           <w:szCs w:val="24"/>
           <w:lang w:eastAsia="ru-RU"/>
@@ -206,6 +250,7 @@
           <w:rFonts w:ascii="Times New Roman" w:eastAsia="Times New Roman" w:hAnsi="Times New Roman" w:cs="Times New Roman"/>
           <w:b/>
           <w:bCs/>
+          <w:color w:val="000000" w:themeColor="text1"/>
           <w:sz w:val="24"/>
           <w:szCs w:val="24"/>
           <w:lang w:eastAsia="ru-RU"/>
@@ -218,6 +263,7 @@
           <w:rFonts w:ascii="Times New Roman" w:eastAsia="Times New Roman" w:hAnsi="Times New Roman" w:cs="Times New Roman"/>
           <w:b/>
           <w:bCs/>
+          <w:color w:val="000000" w:themeColor="text1"/>
           <w:sz w:val="24"/>
           <w:szCs w:val="24"/>
           <w:lang w:eastAsia="ru-RU"/>
@@ -230,6 +276,7 @@
           <w:rFonts w:ascii="Times New Roman" w:eastAsia="Times New Roman" w:hAnsi="Times New Roman" w:cs="Times New Roman"/>
           <w:b/>
           <w:bCs/>
+          <w:color w:val="000000" w:themeColor="text1"/>
           <w:sz w:val="24"/>
           <w:szCs w:val="24"/>
           <w:lang w:eastAsia="ru-RU"/>
@@ -242,6 +289,7 @@
           <w:rFonts w:ascii="Times New Roman" w:eastAsia="Times New Roman" w:hAnsi="Times New Roman" w:cs="Times New Roman"/>
           <w:b/>
           <w:bCs/>
+          <w:color w:val="000000" w:themeColor="text1"/>
           <w:sz w:val="24"/>
           <w:szCs w:val="24"/>
           <w:lang w:eastAsia="ru-RU"/>
@@ -254,6 +302,7 @@
           <w:rFonts w:ascii="Times New Roman" w:eastAsia="Times New Roman" w:hAnsi="Times New Roman" w:cs="Times New Roman"/>
           <w:b/>
           <w:bCs/>
+          <w:color w:val="000000" w:themeColor="text1"/>
           <w:sz w:val="24"/>
           <w:szCs w:val="24"/>
           <w:lang w:eastAsia="ru-RU"/>
@@ -271,14 +320,16 @@
         <w:spacing w:before="100" w:beforeAutospacing="1" w:after="100" w:afterAutospacing="1" w:line="240" w:lineRule="auto"/>
         <w:rPr>
           <w:rFonts w:ascii="Times New Roman" w:eastAsia="Times New Roman" w:hAnsi="Times New Roman" w:cs="Times New Roman"/>
-          <w:sz w:val="24"/>
-          <w:szCs w:val="24"/>
-          <w:lang w:val="en-GB" w:eastAsia="ru-RU"/>
-        </w:rPr>
-      </w:pPr>
-      <w:r>
-        <w:rPr>
-          <w:rFonts w:ascii="Times New Roman" w:eastAsia="Times New Roman" w:hAnsi="Times New Roman" w:cs="Times New Roman"/>
+          <w:color w:val="000000" w:themeColor="text1"/>
+          <w:sz w:val="24"/>
+          <w:szCs w:val="24"/>
+          <w:lang w:val="en-GB" w:eastAsia="ru-RU"/>
+        </w:rPr>
+      </w:pPr>
+      <w:r>
+        <w:rPr>
+          <w:rFonts w:ascii="Times New Roman" w:eastAsia="Times New Roman" w:hAnsi="Times New Roman" w:cs="Times New Roman"/>
+          <w:color w:val="000000" w:themeColor="text1"/>
           <w:sz w:val="24"/>
           <w:szCs w:val="24"/>
           <w:lang w:val="en-GB" w:eastAsia="ru-RU"/>
@@ -289,6 +340,7 @@
       <w:r>
         <w:rPr>
           <w:rFonts w:ascii="Courier New" w:eastAsia="Times New Roman" w:hAnsi="Courier New" w:cs="Courier New"/>
+          <w:color w:val="000000" w:themeColor="text1"/>
           <w:sz w:val="20"/>
           <w:szCs w:val="20"/>
           <w:lang w:val="en-GB" w:eastAsia="ru-RU"/>
@@ -299,6 +351,7 @@
       <w:r>
         <w:rPr>
           <w:rFonts w:ascii="Times New Roman" w:eastAsia="Times New Roman" w:hAnsi="Times New Roman" w:cs="Times New Roman"/>
+          <w:color w:val="000000" w:themeColor="text1"/>
           <w:sz w:val="24"/>
           <w:szCs w:val="24"/>
           <w:lang w:val="en-GB" w:eastAsia="ru-RU"/>
@@ -315,6 +368,7 @@
         <w:spacing w:before="100" w:beforeAutospacing="1" w:after="100" w:afterAutospacing="1" w:line="240" w:lineRule="auto"/>
         <w:rPr>
           <w:rFonts w:ascii="Times New Roman" w:eastAsia="Times New Roman" w:hAnsi="Times New Roman" w:cs="Times New Roman"/>
+          <w:color w:val="000000" w:themeColor="text1"/>
           <w:sz w:val="24"/>
           <w:szCs w:val="24"/>
           <w:lang w:val="en-GB" w:eastAsia="ru-RU"/>
@@ -324,6 +378,7 @@
       <w:r>
         <w:rPr>
           <w:rFonts w:ascii="Courier New" w:eastAsia="Times New Roman" w:hAnsi="Courier New" w:cs="Courier New"/>
+          <w:color w:val="000000" w:themeColor="text1"/>
           <w:sz w:val="20"/>
           <w:szCs w:val="20"/>
           <w:lang w:val="en-GB" w:eastAsia="ru-RU"/>
@@ -341,6 +396,7 @@
         <w:spacing w:before="100" w:beforeAutospacing="1" w:after="100" w:afterAutospacing="1" w:line="240" w:lineRule="auto"/>
         <w:rPr>
           <w:rFonts w:ascii="Times New Roman" w:eastAsia="Times New Roman" w:hAnsi="Times New Roman" w:cs="Times New Roman"/>
+          <w:color w:val="000000" w:themeColor="text1"/>
           <w:sz w:val="24"/>
           <w:szCs w:val="24"/>
           <w:lang w:val="en-GB" w:eastAsia="ru-RU"/>
@@ -350,6 +406,7 @@
       <w:r>
         <w:rPr>
           <w:rFonts w:ascii="Courier New" w:eastAsia="Times New Roman" w:hAnsi="Courier New" w:cs="Courier New"/>
+          <w:color w:val="000000" w:themeColor="text1"/>
           <w:sz w:val="20"/>
           <w:szCs w:val="20"/>
           <w:lang w:val="en-GB" w:eastAsia="ru-RU"/>
@@ -367,14 +424,16 @@
         <w:spacing w:before="100" w:beforeAutospacing="1" w:after="100" w:afterAutospacing="1" w:line="240" w:lineRule="auto"/>
         <w:rPr>
           <w:rFonts w:ascii="Times New Roman" w:eastAsia="Times New Roman" w:hAnsi="Times New Roman" w:cs="Times New Roman"/>
-          <w:sz w:val="24"/>
-          <w:szCs w:val="24"/>
-          <w:lang w:val="en-GB" w:eastAsia="ru-RU"/>
-        </w:rPr>
-      </w:pPr>
-      <w:r>
-        <w:rPr>
-          <w:rFonts w:ascii="Times New Roman" w:eastAsia="Times New Roman" w:hAnsi="Times New Roman" w:cs="Times New Roman"/>
+          <w:color w:val="000000" w:themeColor="text1"/>
+          <w:sz w:val="24"/>
+          <w:szCs w:val="24"/>
+          <w:lang w:val="en-GB" w:eastAsia="ru-RU"/>
+        </w:rPr>
+      </w:pPr>
+      <w:r>
+        <w:rPr>
+          <w:rFonts w:ascii="Times New Roman" w:eastAsia="Times New Roman" w:hAnsi="Times New Roman" w:cs="Times New Roman"/>
+          <w:color w:val="000000" w:themeColor="text1"/>
           <w:sz w:val="24"/>
           <w:szCs w:val="24"/>
           <w:lang w:val="en-GB" w:eastAsia="ru-RU"/>
@@ -385,6 +444,7 @@
       <w:r>
         <w:rPr>
           <w:rFonts w:ascii="Courier New" w:eastAsia="Times New Roman" w:hAnsi="Courier New" w:cs="Courier New"/>
+          <w:color w:val="000000" w:themeColor="text1"/>
           <w:sz w:val="20"/>
           <w:szCs w:val="20"/>
           <w:lang w:val="en-GB" w:eastAsia="ru-RU"/>
@@ -395,6 +455,7 @@
       <w:r>
         <w:rPr>
           <w:rFonts w:ascii="Times New Roman" w:eastAsia="Times New Roman" w:hAnsi="Times New Roman" w:cs="Times New Roman"/>
+          <w:color w:val="000000" w:themeColor="text1"/>
           <w:sz w:val="24"/>
           <w:szCs w:val="24"/>
           <w:lang w:val="en-GB" w:eastAsia="ru-RU"/>
@@ -411,6 +472,7 @@
         <w:spacing w:before="100" w:beforeAutospacing="1" w:after="100" w:afterAutospacing="1" w:line="240" w:lineRule="auto"/>
         <w:rPr>
           <w:rFonts w:ascii="Times New Roman" w:eastAsia="Times New Roman" w:hAnsi="Times New Roman" w:cs="Times New Roman"/>
+          <w:color w:val="000000" w:themeColor="text1"/>
           <w:sz w:val="24"/>
           <w:szCs w:val="24"/>
           <w:lang w:eastAsia="ru-RU"/>
@@ -422,6 +484,7 @@
           <w:rFonts w:ascii="Times New Roman" w:eastAsia="Times New Roman" w:hAnsi="Times New Roman" w:cs="Times New Roman"/>
           <w:b/>
           <w:bCs/>
+          <w:color w:val="000000" w:themeColor="text1"/>
           <w:sz w:val="24"/>
           <w:szCs w:val="24"/>
           <w:lang w:eastAsia="ru-RU"/>
@@ -434,6 +497,7 @@
           <w:rFonts w:ascii="Times New Roman" w:eastAsia="Times New Roman" w:hAnsi="Times New Roman" w:cs="Times New Roman"/>
           <w:b/>
           <w:bCs/>
+          <w:color w:val="000000" w:themeColor="text1"/>
           <w:sz w:val="24"/>
           <w:szCs w:val="24"/>
           <w:lang w:eastAsia="ru-RU"/>
@@ -446,6 +510,7 @@
           <w:rFonts w:ascii="Times New Roman" w:eastAsia="Times New Roman" w:hAnsi="Times New Roman" w:cs="Times New Roman"/>
           <w:b/>
           <w:bCs/>
+          <w:color w:val="000000" w:themeColor="text1"/>
           <w:sz w:val="24"/>
           <w:szCs w:val="24"/>
           <w:lang w:eastAsia="ru-RU"/>
@@ -458,6 +523,7 @@
           <w:rFonts w:ascii="Times New Roman" w:eastAsia="Times New Roman" w:hAnsi="Times New Roman" w:cs="Times New Roman"/>
           <w:b/>
           <w:bCs/>
+          <w:color w:val="000000" w:themeColor="text1"/>
           <w:sz w:val="24"/>
           <w:szCs w:val="24"/>
           <w:lang w:eastAsia="ru-RU"/>
@@ -470,6 +536,7 @@
           <w:rFonts w:ascii="Times New Roman" w:eastAsia="Times New Roman" w:hAnsi="Times New Roman" w:cs="Times New Roman"/>
           <w:b/>
           <w:bCs/>
+          <w:color w:val="000000" w:themeColor="text1"/>
           <w:sz w:val="24"/>
           <w:szCs w:val="24"/>
           <w:lang w:eastAsia="ru-RU"/>
@@ -487,14 +554,16 @@
         <w:spacing w:before="100" w:beforeAutospacing="1" w:after="100" w:afterAutospacing="1" w:line="240" w:lineRule="auto"/>
         <w:rPr>
           <w:rFonts w:ascii="Times New Roman" w:eastAsia="Times New Roman" w:hAnsi="Times New Roman" w:cs="Times New Roman"/>
-          <w:sz w:val="24"/>
-          <w:szCs w:val="24"/>
-          <w:lang w:val="en-GB" w:eastAsia="ru-RU"/>
-        </w:rPr>
-      </w:pPr>
-      <w:r>
-        <w:rPr>
-          <w:rFonts w:ascii="Times New Roman" w:eastAsia="Times New Roman" w:hAnsi="Times New Roman" w:cs="Times New Roman"/>
+          <w:color w:val="000000" w:themeColor="text1"/>
+          <w:sz w:val="24"/>
+          <w:szCs w:val="24"/>
+          <w:lang w:val="en-GB" w:eastAsia="ru-RU"/>
+        </w:rPr>
+      </w:pPr>
+      <w:r>
+        <w:rPr>
+          <w:rFonts w:ascii="Times New Roman" w:eastAsia="Times New Roman" w:hAnsi="Times New Roman" w:cs="Times New Roman"/>
+          <w:color w:val="000000" w:themeColor="text1"/>
           <w:sz w:val="24"/>
           <w:szCs w:val="24"/>
           <w:lang w:val="en-GB" w:eastAsia="ru-RU"/>
@@ -505,6 +574,7 @@
       <w:r>
         <w:rPr>
           <w:rFonts w:ascii="Courier New" w:eastAsia="Times New Roman" w:hAnsi="Courier New" w:cs="Courier New"/>
+          <w:color w:val="000000" w:themeColor="text1"/>
           <w:sz w:val="20"/>
           <w:szCs w:val="20"/>
           <w:lang w:val="en-GB" w:eastAsia="ru-RU"/>
@@ -515,6 +585,7 @@
       <w:r>
         <w:rPr>
           <w:rFonts w:ascii="Courier New" w:eastAsia="Times New Roman" w:hAnsi="Courier New" w:cs="Courier New"/>
+          <w:color w:val="000000" w:themeColor="text1"/>
           <w:sz w:val="20"/>
           <w:szCs w:val="20"/>
           <w:lang w:val="en-GB" w:eastAsia="ru-RU"/>
@@ -524,6 +595,7 @@
       <w:r>
         <w:rPr>
           <w:rFonts w:ascii="Times New Roman" w:eastAsia="Times New Roman" w:hAnsi="Times New Roman" w:cs="Times New Roman"/>
+          <w:color w:val="000000" w:themeColor="text1"/>
           <w:sz w:val="24"/>
           <w:szCs w:val="24"/>
           <w:lang w:val="en-GB" w:eastAsia="ru-RU"/>
@@ -533,6 +605,7 @@
       <w:r>
         <w:rPr>
           <w:rFonts w:ascii="Courier New" w:eastAsia="Times New Roman" w:hAnsi="Courier New" w:cs="Courier New"/>
+          <w:color w:val="000000" w:themeColor="text1"/>
           <w:sz w:val="20"/>
           <w:szCs w:val="20"/>
           <w:lang w:val="en-GB" w:eastAsia="ru-RU"/>
@@ -542,6 +615,7 @@
       <w:r>
         <w:rPr>
           <w:rFonts w:ascii="Times New Roman" w:eastAsia="Times New Roman" w:hAnsi="Times New Roman" w:cs="Times New Roman"/>
+          <w:color w:val="000000" w:themeColor="text1"/>
           <w:sz w:val="24"/>
           <w:szCs w:val="24"/>
           <w:lang w:val="en-GB" w:eastAsia="ru-RU"/>
@@ -558,6 +632,7 @@
         <w:spacing w:before="100" w:beforeAutospacing="1" w:after="100" w:afterAutospacing="1" w:line="240" w:lineRule="auto"/>
         <w:rPr>
           <w:rFonts w:ascii="Times New Roman" w:eastAsia="Times New Roman" w:hAnsi="Times New Roman" w:cs="Times New Roman"/>
+          <w:color w:val="000000" w:themeColor="text1"/>
           <w:sz w:val="24"/>
           <w:szCs w:val="24"/>
           <w:lang w:eastAsia="ru-RU"/>
@@ -569,6 +644,7 @@
           <w:rFonts w:ascii="Times New Roman" w:eastAsia="Times New Roman" w:hAnsi="Times New Roman" w:cs="Times New Roman"/>
           <w:b/>
           <w:bCs/>
+          <w:color w:val="000000" w:themeColor="text1"/>
           <w:sz w:val="24"/>
           <w:szCs w:val="24"/>
           <w:lang w:eastAsia="ru-RU"/>
@@ -581,6 +657,7 @@
           <w:rFonts w:ascii="Times New Roman" w:eastAsia="Times New Roman" w:hAnsi="Times New Roman" w:cs="Times New Roman"/>
           <w:b/>
           <w:bCs/>
+          <w:color w:val="000000" w:themeColor="text1"/>
           <w:sz w:val="24"/>
           <w:szCs w:val="24"/>
           <w:lang w:eastAsia="ru-RU"/>
@@ -593,6 +670,7 @@
           <w:rFonts w:ascii="Times New Roman" w:eastAsia="Times New Roman" w:hAnsi="Times New Roman" w:cs="Times New Roman"/>
           <w:b/>
           <w:bCs/>
+          <w:color w:val="000000" w:themeColor="text1"/>
           <w:sz w:val="24"/>
           <w:szCs w:val="24"/>
           <w:lang w:eastAsia="ru-RU"/>
@@ -605,6 +683,7 @@
           <w:rFonts w:ascii="Times New Roman" w:eastAsia="Times New Roman" w:hAnsi="Times New Roman" w:cs="Times New Roman"/>
           <w:b/>
           <w:bCs/>
+          <w:color w:val="000000" w:themeColor="text1"/>
           <w:sz w:val="24"/>
           <w:szCs w:val="24"/>
           <w:lang w:eastAsia="ru-RU"/>
@@ -617,6 +696,7 @@
           <w:rFonts w:ascii="Times New Roman" w:eastAsia="Times New Roman" w:hAnsi="Times New Roman" w:cs="Times New Roman"/>
           <w:b/>
           <w:bCs/>
+          <w:color w:val="000000" w:themeColor="text1"/>
           <w:sz w:val="24"/>
           <w:szCs w:val="24"/>
           <w:lang w:eastAsia="ru-RU"/>
@@ -634,14 +714,16 @@
         <w:spacing w:before="100" w:beforeAutospacing="1" w:after="100" w:afterAutospacing="1" w:line="240" w:lineRule="auto"/>
         <w:rPr>
           <w:rFonts w:ascii="Times New Roman" w:eastAsia="Times New Roman" w:hAnsi="Times New Roman" w:cs="Times New Roman"/>
-          <w:sz w:val="24"/>
-          <w:szCs w:val="24"/>
-          <w:lang w:val="en-GB" w:eastAsia="ru-RU"/>
-        </w:rPr>
-      </w:pPr>
-      <w:r>
-        <w:rPr>
-          <w:rFonts w:ascii="Times New Roman" w:eastAsia="Times New Roman" w:hAnsi="Times New Roman" w:cs="Times New Roman"/>
+          <w:color w:val="000000" w:themeColor="text1"/>
+          <w:sz w:val="24"/>
+          <w:szCs w:val="24"/>
+          <w:lang w:val="en-GB" w:eastAsia="ru-RU"/>
+        </w:rPr>
+      </w:pPr>
+      <w:r>
+        <w:rPr>
+          <w:rFonts w:ascii="Times New Roman" w:eastAsia="Times New Roman" w:hAnsi="Times New Roman" w:cs="Times New Roman"/>
+          <w:color w:val="000000" w:themeColor="text1"/>
           <w:sz w:val="24"/>
           <w:szCs w:val="24"/>
           <w:lang w:val="en-GB" w:eastAsia="ru-RU"/>
@@ -673,6 +755,7 @@
         <w:ind w:left="1440"/>
         <w:rPr>
           <w:rFonts w:ascii="Courier New" w:eastAsia="Times New Roman" w:hAnsi="Courier New" w:cs="Courier New"/>
+          <w:color w:val="000000" w:themeColor="text1"/>
           <w:sz w:val="20"/>
           <w:szCs w:val="20"/>
           <w:lang w:val="en-GB" w:eastAsia="ru-RU"/>
@@ -682,6 +765,7 @@
       <w:r>
         <w:rPr>
           <w:rFonts w:ascii="Courier New" w:eastAsia="Times New Roman" w:hAnsi="Courier New" w:cs="Courier New"/>
+          <w:color w:val="000000" w:themeColor="text1"/>
           <w:sz w:val="20"/>
           <w:szCs w:val="20"/>
           <w:lang w:val="en-GB" w:eastAsia="ru-RU"/>
@@ -692,6 +776,7 @@
       <w:r>
         <w:rPr>
           <w:rFonts w:ascii="Courier New" w:eastAsia="Times New Roman" w:hAnsi="Courier New" w:cs="Courier New"/>
+          <w:color w:val="000000" w:themeColor="text1"/>
           <w:sz w:val="20"/>
           <w:szCs w:val="20"/>
           <w:lang w:val="en-GB" w:eastAsia="ru-RU"/>
@@ -702,6 +787,7 @@
       <w:r>
         <w:rPr>
           <w:rFonts w:ascii="Courier New" w:eastAsia="Times New Roman" w:hAnsi="Courier New" w:cs="Courier New"/>
+          <w:color w:val="000000" w:themeColor="text1"/>
           <w:sz w:val="20"/>
           <w:szCs w:val="20"/>
           <w:lang w:val="en-GB" w:eastAsia="ru-RU"/>
@@ -719,14 +805,16 @@
         <w:spacing w:before="100" w:beforeAutospacing="1" w:after="100" w:afterAutospacing="1" w:line="240" w:lineRule="auto"/>
         <w:rPr>
           <w:rFonts w:ascii="Times New Roman" w:eastAsia="Times New Roman" w:hAnsi="Times New Roman" w:cs="Times New Roman"/>
-          <w:sz w:val="24"/>
-          <w:szCs w:val="24"/>
-          <w:lang w:val="en-GB" w:eastAsia="ru-RU"/>
-        </w:rPr>
-      </w:pPr>
-      <w:r>
-        <w:rPr>
-          <w:rFonts w:ascii="Times New Roman" w:eastAsia="Times New Roman" w:hAnsi="Times New Roman" w:cs="Times New Roman"/>
+          <w:color w:val="000000" w:themeColor="text1"/>
+          <w:sz w:val="24"/>
+          <w:szCs w:val="24"/>
+          <w:lang w:val="en-GB" w:eastAsia="ru-RU"/>
+        </w:rPr>
+      </w:pPr>
+      <w:r>
+        <w:rPr>
+          <w:rFonts w:ascii="Times New Roman" w:eastAsia="Times New Roman" w:hAnsi="Times New Roman" w:cs="Times New Roman"/>
+          <w:color w:val="000000" w:themeColor="text1"/>
           <w:sz w:val="24"/>
           <w:szCs w:val="24"/>
           <w:lang w:val="en-GB" w:eastAsia="ru-RU"/>
@@ -737,6 +825,7 @@
       <w:r>
         <w:rPr>
           <w:rFonts w:ascii="Times New Roman" w:eastAsia="Times New Roman" w:hAnsi="Times New Roman" w:cs="Times New Roman"/>
+          <w:color w:val="000000" w:themeColor="text1"/>
           <w:sz w:val="24"/>
           <w:szCs w:val="24"/>
           <w:lang w:val="en-GB" w:eastAsia="ru-RU"/>
@@ -747,6 +836,7 @@
       <w:r>
         <w:rPr>
           <w:rFonts w:ascii="Times New Roman" w:eastAsia="Times New Roman" w:hAnsi="Times New Roman" w:cs="Times New Roman"/>
+          <w:color w:val="000000" w:themeColor="text1"/>
           <w:sz w:val="24"/>
           <w:szCs w:val="24"/>
           <w:lang w:val="en-GB" w:eastAsia="ru-RU"/>
@@ -763,6 +853,7 @@
         <w:spacing w:before="100" w:beforeAutospacing="1" w:after="100" w:afterAutospacing="1" w:line="240" w:lineRule="auto"/>
         <w:rPr>
           <w:rFonts w:ascii="Times New Roman" w:eastAsia="Times New Roman" w:hAnsi="Times New Roman" w:cs="Times New Roman"/>
+          <w:color w:val="000000" w:themeColor="text1"/>
           <w:sz w:val="24"/>
           <w:szCs w:val="24"/>
           <w:lang w:eastAsia="ru-RU"/>
@@ -774,6 +865,7 @@
           <w:rFonts w:ascii="Times New Roman" w:eastAsia="Times New Roman" w:hAnsi="Times New Roman" w:cs="Times New Roman"/>
           <w:b/>
           <w:bCs/>
+          <w:color w:val="000000" w:themeColor="text1"/>
           <w:sz w:val="24"/>
           <w:szCs w:val="24"/>
           <w:lang w:eastAsia="ru-RU"/>
@@ -786,6 +878,7 @@
           <w:rFonts w:ascii="Times New Roman" w:eastAsia="Times New Roman" w:hAnsi="Times New Roman" w:cs="Times New Roman"/>
           <w:b/>
           <w:bCs/>
+          <w:color w:val="000000" w:themeColor="text1"/>
           <w:sz w:val="24"/>
           <w:szCs w:val="24"/>
           <w:lang w:eastAsia="ru-RU"/>
@@ -798,6 +891,7 @@
           <w:rFonts w:ascii="Times New Roman" w:eastAsia="Times New Roman" w:hAnsi="Times New Roman" w:cs="Times New Roman"/>
           <w:b/>
           <w:bCs/>
+          <w:color w:val="000000" w:themeColor="text1"/>
           <w:sz w:val="24"/>
           <w:szCs w:val="24"/>
           <w:lang w:eastAsia="ru-RU"/>
@@ -815,14 +909,16 @@
         <w:spacing w:before="100" w:beforeAutospacing="1" w:after="100" w:afterAutospacing="1" w:line="240" w:lineRule="auto"/>
         <w:rPr>
           <w:rFonts w:ascii="Times New Roman" w:eastAsia="Times New Roman" w:hAnsi="Times New Roman" w:cs="Times New Roman"/>
-          <w:sz w:val="24"/>
-          <w:szCs w:val="24"/>
-          <w:lang w:val="en-GB" w:eastAsia="ru-RU"/>
-        </w:rPr>
-      </w:pPr>
-      <w:r>
-        <w:rPr>
-          <w:rFonts w:ascii="Times New Roman" w:eastAsia="Times New Roman" w:hAnsi="Times New Roman" w:cs="Times New Roman"/>
+          <w:color w:val="000000" w:themeColor="text1"/>
+          <w:sz w:val="24"/>
+          <w:szCs w:val="24"/>
+          <w:lang w:val="en-GB" w:eastAsia="ru-RU"/>
+        </w:rPr>
+      </w:pPr>
+      <w:r>
+        <w:rPr>
+          <w:rFonts w:ascii="Times New Roman" w:eastAsia="Times New Roman" w:hAnsi="Times New Roman" w:cs="Times New Roman"/>
+          <w:color w:val="000000" w:themeColor="text1"/>
           <w:sz w:val="24"/>
           <w:szCs w:val="24"/>
           <w:lang w:val="en-GB" w:eastAsia="ru-RU"/>
@@ -832,6 +928,7 @@
       <w:r>
         <w:rPr>
           <w:rFonts w:ascii="Courier New" w:eastAsia="Times New Roman" w:hAnsi="Courier New" w:cs="Courier New"/>
+          <w:color w:val="000000" w:themeColor="text1"/>
           <w:sz w:val="20"/>
           <w:szCs w:val="20"/>
           <w:lang w:val="en-GB" w:eastAsia="ru-RU"/>
@@ -842,6 +939,7 @@
       <w:r>
         <w:rPr>
           <w:rFonts w:ascii="Courier New" w:eastAsia="Times New Roman" w:hAnsi="Courier New" w:cs="Courier New"/>
+          <w:color w:val="000000" w:themeColor="text1"/>
           <w:sz w:val="20"/>
           <w:szCs w:val="20"/>
           <w:lang w:val="en-GB" w:eastAsia="ru-RU"/>
@@ -852,6 +950,7 @@
       <w:r>
         <w:rPr>
           <w:rFonts w:ascii="Courier New" w:eastAsia="Times New Roman" w:hAnsi="Courier New" w:cs="Courier New"/>
+          <w:color w:val="000000" w:themeColor="text1"/>
           <w:sz w:val="20"/>
           <w:szCs w:val="20"/>
           <w:lang w:val="en-GB" w:eastAsia="ru-RU"/>
@@ -862,6 +961,7 @@
       <w:r>
         <w:rPr>
           <w:rFonts w:ascii="Courier New" w:eastAsia="Times New Roman" w:hAnsi="Courier New" w:cs="Courier New"/>
+          <w:color w:val="000000" w:themeColor="text1"/>
           <w:sz w:val="20"/>
           <w:szCs w:val="20"/>
           <w:lang w:val="en-GB" w:eastAsia="ru-RU"/>
@@ -872,6 +972,7 @@
       <w:r>
         <w:rPr>
           <w:rFonts w:ascii="Courier New" w:eastAsia="Times New Roman" w:hAnsi="Courier New" w:cs="Courier New"/>
+          <w:color w:val="000000" w:themeColor="text1"/>
           <w:sz w:val="20"/>
           <w:szCs w:val="20"/>
           <w:lang w:val="en-GB" w:eastAsia="ru-RU"/>
@@ -882,6 +983,7 @@
       <w:r>
         <w:rPr>
           <w:rFonts w:ascii="Courier New" w:eastAsia="Times New Roman" w:hAnsi="Courier New" w:cs="Courier New"/>
+          <w:color w:val="000000" w:themeColor="text1"/>
           <w:sz w:val="20"/>
           <w:szCs w:val="20"/>
           <w:lang w:val="en-GB" w:eastAsia="ru-RU"/>
@@ -892,6 +994,7 @@
       <w:r>
         <w:rPr>
           <w:rFonts w:ascii="Courier New" w:eastAsia="Times New Roman" w:hAnsi="Courier New" w:cs="Courier New"/>
+          <w:color w:val="000000" w:themeColor="text1"/>
           <w:sz w:val="20"/>
           <w:szCs w:val="20"/>
           <w:lang w:val="en-GB" w:eastAsia="ru-RU"/>
@@ -908,14 +1011,16 @@
         <w:spacing w:before="100" w:beforeAutospacing="1" w:after="100" w:afterAutospacing="1" w:line="240" w:lineRule="auto"/>
         <w:rPr>
           <w:rFonts w:ascii="Times New Roman" w:eastAsia="Times New Roman" w:hAnsi="Times New Roman" w:cs="Times New Roman"/>
-          <w:sz w:val="24"/>
-          <w:szCs w:val="24"/>
-          <w:lang w:val="en-GB" w:eastAsia="ru-RU"/>
-        </w:rPr>
-      </w:pPr>
-      <w:r>
-        <w:rPr>
-          <w:rFonts w:ascii="Times New Roman" w:eastAsia="Times New Roman" w:hAnsi="Times New Roman" w:cs="Times New Roman"/>
+          <w:color w:val="000000" w:themeColor="text1"/>
+          <w:sz w:val="24"/>
+          <w:szCs w:val="24"/>
+          <w:lang w:val="en-GB" w:eastAsia="ru-RU"/>
+        </w:rPr>
+      </w:pPr>
+      <w:r>
+        <w:rPr>
+          <w:rFonts w:ascii="Times New Roman" w:eastAsia="Times New Roman" w:hAnsi="Times New Roman" w:cs="Times New Roman"/>
+          <w:color w:val="000000" w:themeColor="text1"/>
           <w:sz w:val="24"/>
           <w:szCs w:val="24"/>
           <w:lang w:val="en-GB" w:eastAsia="ru-RU"/>
@@ -926,6 +1031,7 @@
       <w:r>
         <w:rPr>
           <w:rFonts w:ascii="Courier New" w:eastAsia="Times New Roman" w:hAnsi="Courier New" w:cs="Courier New"/>
+          <w:color w:val="000000" w:themeColor="text1"/>
           <w:sz w:val="20"/>
           <w:szCs w:val="20"/>
           <w:lang w:val="en-GB" w:eastAsia="ru-RU"/>
@@ -936,6 +1042,7 @@
       <w:r>
         <w:rPr>
           <w:rFonts w:ascii="Courier New" w:eastAsia="Times New Roman" w:hAnsi="Courier New" w:cs="Courier New"/>
+          <w:color w:val="000000" w:themeColor="text1"/>
           <w:sz w:val="20"/>
           <w:szCs w:val="20"/>
           <w:lang w:val="en-GB" w:eastAsia="ru-RU"/>
@@ -952,14 +1059,16 @@
         <w:spacing w:before="100" w:beforeAutospacing="1" w:after="100" w:afterAutospacing="1" w:line="240" w:lineRule="auto"/>
         <w:rPr>
           <w:rFonts w:ascii="Times New Roman" w:eastAsia="Times New Roman" w:hAnsi="Times New Roman" w:cs="Times New Roman"/>
-          <w:sz w:val="24"/>
-          <w:szCs w:val="24"/>
-          <w:lang w:val="en-GB" w:eastAsia="ru-RU"/>
-        </w:rPr>
-      </w:pPr>
-      <w:r>
-        <w:rPr>
-          <w:rFonts w:ascii="Times New Roman" w:eastAsia="Times New Roman" w:hAnsi="Times New Roman" w:cs="Times New Roman"/>
+          <w:color w:val="000000" w:themeColor="text1"/>
+          <w:sz w:val="24"/>
+          <w:szCs w:val="24"/>
+          <w:lang w:val="en-GB" w:eastAsia="ru-RU"/>
+        </w:rPr>
+      </w:pPr>
+      <w:r>
+        <w:rPr>
+          <w:rFonts w:ascii="Times New Roman" w:eastAsia="Times New Roman" w:hAnsi="Times New Roman" w:cs="Times New Roman"/>
+          <w:color w:val="000000" w:themeColor="text1"/>
           <w:sz w:val="24"/>
           <w:szCs w:val="24"/>
           <w:lang w:val="en-GB" w:eastAsia="ru-RU"/>
@@ -976,6 +1085,7 @@
         <w:spacing w:before="100" w:beforeAutospacing="1" w:after="100" w:afterAutospacing="1" w:line="240" w:lineRule="auto"/>
         <w:rPr>
           <w:rFonts w:ascii="Times New Roman" w:eastAsia="Times New Roman" w:hAnsi="Times New Roman" w:cs="Times New Roman"/>
+          <w:color w:val="000000" w:themeColor="text1"/>
           <w:sz w:val="24"/>
           <w:szCs w:val="24"/>
           <w:lang w:eastAsia="ru-RU"/>
@@ -987,6 +1097,7 @@
           <w:rFonts w:ascii="Times New Roman" w:eastAsia="Times New Roman" w:hAnsi="Times New Roman" w:cs="Times New Roman"/>
           <w:b/>
           <w:bCs/>
+          <w:color w:val="000000" w:themeColor="text1"/>
           <w:sz w:val="24"/>
           <w:szCs w:val="24"/>
           <w:lang w:eastAsia="ru-RU"/>
@@ -999,6 +1110,7 @@
           <w:rFonts w:ascii="Times New Roman" w:eastAsia="Times New Roman" w:hAnsi="Times New Roman" w:cs="Times New Roman"/>
           <w:b/>
           <w:bCs/>
+          <w:color w:val="000000" w:themeColor="text1"/>
           <w:sz w:val="24"/>
           <w:szCs w:val="24"/>
           <w:lang w:eastAsia="ru-RU"/>
@@ -1011,6 +1123,7 @@
           <w:rFonts w:ascii="Times New Roman" w:eastAsia="Times New Roman" w:hAnsi="Times New Roman" w:cs="Times New Roman"/>
           <w:b/>
           <w:bCs/>
+          <w:color w:val="000000" w:themeColor="text1"/>
           <w:sz w:val="24"/>
           <w:szCs w:val="24"/>
           <w:lang w:eastAsia="ru-RU"/>
@@ -1023,6 +1136,7 @@
           <w:rFonts w:ascii="Times New Roman" w:eastAsia="Times New Roman" w:hAnsi="Times New Roman" w:cs="Times New Roman"/>
           <w:b/>
           <w:bCs/>
+          <w:color w:val="000000" w:themeColor="text1"/>
           <w:sz w:val="24"/>
           <w:szCs w:val="24"/>
           <w:lang w:eastAsia="ru-RU"/>
@@ -1035,6 +1149,7 @@
           <w:rFonts w:ascii="Times New Roman" w:eastAsia="Times New Roman" w:hAnsi="Times New Roman" w:cs="Times New Roman"/>
           <w:b/>
           <w:bCs/>
+          <w:color w:val="000000" w:themeColor="text1"/>
           <w:sz w:val="24"/>
           <w:szCs w:val="24"/>
           <w:lang w:eastAsia="ru-RU"/>
@@ -1052,14 +1167,16 @@
         <w:spacing w:before="100" w:beforeAutospacing="1" w:after="100" w:afterAutospacing="1" w:line="240" w:lineRule="auto"/>
         <w:rPr>
           <w:rFonts w:ascii="Times New Roman" w:eastAsia="Times New Roman" w:hAnsi="Times New Roman" w:cs="Times New Roman"/>
-          <w:sz w:val="24"/>
-          <w:szCs w:val="24"/>
-          <w:lang w:val="en-GB" w:eastAsia="ru-RU"/>
-        </w:rPr>
-      </w:pPr>
-      <w:r>
-        <w:rPr>
-          <w:rFonts w:ascii="Times New Roman" w:eastAsia="Times New Roman" w:hAnsi="Times New Roman" w:cs="Times New Roman"/>
+          <w:color w:val="000000" w:themeColor="text1"/>
+          <w:sz w:val="24"/>
+          <w:szCs w:val="24"/>
+          <w:lang w:val="en-GB" w:eastAsia="ru-RU"/>
+        </w:rPr>
+      </w:pPr>
+      <w:r>
+        <w:rPr>
+          <w:rFonts w:ascii="Times New Roman" w:eastAsia="Times New Roman" w:hAnsi="Times New Roman" w:cs="Times New Roman"/>
+          <w:color w:val="000000" w:themeColor="text1"/>
           <w:sz w:val="24"/>
           <w:szCs w:val="24"/>
           <w:lang w:val="en-GB" w:eastAsia="ru-RU"/>
@@ -1076,14 +1193,16 @@
         <w:spacing w:before="100" w:beforeAutospacing="1" w:after="100" w:afterAutospacing="1" w:line="240" w:lineRule="auto"/>
         <w:rPr>
           <w:rFonts w:ascii="Times New Roman" w:eastAsia="Times New Roman" w:hAnsi="Times New Roman" w:cs="Times New Roman"/>
-          <w:sz w:val="24"/>
-          <w:szCs w:val="24"/>
-          <w:lang w:val="en-GB" w:eastAsia="ru-RU"/>
-        </w:rPr>
-      </w:pPr>
-      <w:r>
-        <w:rPr>
-          <w:rFonts w:ascii="Times New Roman" w:eastAsia="Times New Roman" w:hAnsi="Times New Roman" w:cs="Times New Roman"/>
+          <w:color w:val="000000" w:themeColor="text1"/>
+          <w:sz w:val="24"/>
+          <w:szCs w:val="24"/>
+          <w:lang w:val="en-GB" w:eastAsia="ru-RU"/>
+        </w:rPr>
+      </w:pPr>
+      <w:r>
+        <w:rPr>
+          <w:rFonts w:ascii="Times New Roman" w:eastAsia="Times New Roman" w:hAnsi="Times New Roman" w:cs="Times New Roman"/>
+          <w:color w:val="000000" w:themeColor="text1"/>
           <w:sz w:val="24"/>
           <w:szCs w:val="24"/>
           <w:lang w:val="en-GB" w:eastAsia="ru-RU"/>
@@ -1094,6 +1213,7 @@
       <w:r>
         <w:rPr>
           <w:rFonts w:ascii="Courier New" w:eastAsia="Times New Roman" w:hAnsi="Courier New" w:cs="Courier New"/>
+          <w:color w:val="000000" w:themeColor="text1"/>
           <w:sz w:val="20"/>
           <w:szCs w:val="20"/>
           <w:lang w:val="en-GB" w:eastAsia="ru-RU"/>
@@ -1104,6 +1224,7 @@
       <w:r>
         <w:rPr>
           <w:rFonts w:ascii="Times New Roman" w:eastAsia="Times New Roman" w:hAnsi="Times New Roman" w:cs="Times New Roman"/>
+          <w:color w:val="000000" w:themeColor="text1"/>
           <w:sz w:val="24"/>
           <w:szCs w:val="24"/>
           <w:lang w:val="en-GB" w:eastAsia="ru-RU"/>
@@ -1120,6 +1241,7 @@
         <w:spacing w:before="100" w:beforeAutospacing="1" w:after="100" w:afterAutospacing="1" w:line="240" w:lineRule="auto"/>
         <w:rPr>
           <w:rFonts w:ascii="Times New Roman" w:eastAsia="Times New Roman" w:hAnsi="Times New Roman" w:cs="Times New Roman"/>
+          <w:color w:val="000000" w:themeColor="text1"/>
           <w:sz w:val="24"/>
           <w:szCs w:val="24"/>
           <w:lang w:eastAsia="ru-RU"/>
@@ -1130,6 +1252,7 @@
           <w:rFonts w:ascii="Times New Roman" w:eastAsia="Times New Roman" w:hAnsi="Times New Roman" w:cs="Times New Roman"/>
           <w:b/>
           <w:bCs/>
+          <w:color w:val="000000" w:themeColor="text1"/>
           <w:sz w:val="24"/>
           <w:szCs w:val="24"/>
           <w:lang w:eastAsia="ru-RU"/>
@@ -1142,6 +1265,7 @@
           <w:rFonts w:ascii="Times New Roman" w:eastAsia="Times New Roman" w:hAnsi="Times New Roman" w:cs="Times New Roman"/>
           <w:b/>
           <w:bCs/>
+          <w:color w:val="000000" w:themeColor="text1"/>
           <w:sz w:val="24"/>
           <w:szCs w:val="24"/>
           <w:lang w:eastAsia="ru-RU"/>
@@ -1154,6 +1278,7 @@
           <w:rFonts w:ascii="Times New Roman" w:eastAsia="Times New Roman" w:hAnsi="Times New Roman" w:cs="Times New Roman"/>
           <w:b/>
           <w:bCs/>
+          <w:color w:val="000000" w:themeColor="text1"/>
           <w:sz w:val="24"/>
           <w:szCs w:val="24"/>
           <w:lang w:eastAsia="ru-RU"/>
@@ -1166,6 +1291,7 @@
           <w:rFonts w:ascii="Courier New" w:eastAsia="Times New Roman" w:hAnsi="Courier New" w:cs="Courier New"/>
           <w:b/>
           <w:bCs/>
+          <w:color w:val="000000" w:themeColor="text1"/>
           <w:sz w:val="20"/>
           <w:szCs w:val="20"/>
           <w:lang w:eastAsia="ru-RU"/>
@@ -1183,15 +1309,17 @@
         <w:spacing w:before="100" w:beforeAutospacing="1" w:after="100" w:afterAutospacing="1" w:line="240" w:lineRule="auto"/>
         <w:rPr>
           <w:rFonts w:ascii="Times New Roman" w:eastAsia="Times New Roman" w:hAnsi="Times New Roman" w:cs="Times New Roman"/>
-          <w:sz w:val="24"/>
-          <w:szCs w:val="24"/>
-          <w:lang w:eastAsia="ru-RU"/>
-        </w:rPr>
-      </w:pPr>
-      <w:proofErr w:type="spellStart"/>
-      <w:r>
-        <w:rPr>
-          <w:rFonts w:ascii="Times New Roman" w:eastAsia="Times New Roman" w:hAnsi="Times New Roman" w:cs="Times New Roman"/>
+          <w:color w:val="000000" w:themeColor="text1"/>
+          <w:sz w:val="24"/>
+          <w:szCs w:val="24"/>
+          <w:lang w:eastAsia="ru-RU"/>
+        </w:rPr>
+      </w:pPr>
+      <w:proofErr w:type="spellStart"/>
+      <w:r>
+        <w:rPr>
+          <w:rFonts w:ascii="Times New Roman" w:eastAsia="Times New Roman" w:hAnsi="Times New Roman" w:cs="Times New Roman"/>
+          <w:color w:val="000000" w:themeColor="text1"/>
           <w:sz w:val="24"/>
           <w:szCs w:val="24"/>
           <w:lang w:eastAsia="ru-RU"/>
@@ -1202,6 +1330,7 @@
       <w:r>
         <w:rPr>
           <w:rFonts w:ascii="Times New Roman" w:eastAsia="Times New Roman" w:hAnsi="Times New Roman" w:cs="Times New Roman"/>
+          <w:color w:val="000000" w:themeColor="text1"/>
           <w:sz w:val="24"/>
           <w:szCs w:val="24"/>
           <w:lang w:eastAsia="ru-RU"/>
@@ -1233,6 +1362,7 @@
         <w:ind w:left="1440"/>
         <w:rPr>
           <w:rFonts w:ascii="Courier New" w:eastAsia="Times New Roman" w:hAnsi="Courier New" w:cs="Courier New"/>
+          <w:color w:val="000000" w:themeColor="text1"/>
           <w:sz w:val="20"/>
           <w:szCs w:val="20"/>
           <w:lang w:val="en-GB" w:eastAsia="ru-RU"/>
@@ -1241,6 +1371,7 @@
       <w:r>
         <w:rPr>
           <w:rFonts w:ascii="Courier New" w:eastAsia="Times New Roman" w:hAnsi="Courier New" w:cs="Courier New"/>
+          <w:color w:val="000000" w:themeColor="text1"/>
           <w:sz w:val="20"/>
           <w:szCs w:val="20"/>
           <w:lang w:val="en-GB" w:eastAsia="ru-RU"/>
@@ -1251,6 +1382,7 @@
       <w:r>
         <w:rPr>
           <w:rFonts w:ascii="Courier New" w:eastAsia="Times New Roman" w:hAnsi="Courier New" w:cs="Courier New"/>
+          <w:color w:val="000000" w:themeColor="text1"/>
           <w:sz w:val="20"/>
           <w:szCs w:val="20"/>
           <w:lang w:val="en-GB" w:eastAsia="ru-RU"/>
@@ -1261,6 +1393,7 @@
       <w:r>
         <w:rPr>
           <w:rFonts w:ascii="Courier New" w:eastAsia="Times New Roman" w:hAnsi="Courier New" w:cs="Courier New"/>
+          <w:color w:val="000000" w:themeColor="text1"/>
           <w:sz w:val="20"/>
           <w:szCs w:val="20"/>
           <w:lang w:val="en-GB" w:eastAsia="ru-RU"/>
@@ -1271,6 +1404,7 @@
       <w:r>
         <w:rPr>
           <w:rFonts w:ascii="Courier New" w:eastAsia="Times New Roman" w:hAnsi="Courier New" w:cs="Courier New"/>
+          <w:color w:val="000000" w:themeColor="text1"/>
           <w:sz w:val="20"/>
           <w:szCs w:val="20"/>
           <w:lang w:val="en-GB" w:eastAsia="ru-RU"/>
@@ -1281,6 +1415,7 @@
       <w:r>
         <w:rPr>
           <w:rFonts w:ascii="Courier New" w:eastAsia="Times New Roman" w:hAnsi="Courier New" w:cs="Courier New"/>
+          <w:color w:val="000000" w:themeColor="text1"/>
           <w:sz w:val="20"/>
           <w:szCs w:val="20"/>
           <w:lang w:val="en-GB" w:eastAsia="ru-RU"/>
@@ -1291,6 +1426,7 @@
       <w:r>
         <w:rPr>
           <w:rFonts w:ascii="Courier New" w:eastAsia="Times New Roman" w:hAnsi="Courier New" w:cs="Courier New"/>
+          <w:color w:val="000000" w:themeColor="text1"/>
           <w:sz w:val="20"/>
           <w:szCs w:val="20"/>
           <w:lang w:val="en-GB" w:eastAsia="ru-RU"/>
@@ -1302,6 +1438,7 @@
       <w:r>
         <w:rPr>
           <w:rFonts w:ascii="Courier New" w:eastAsia="Times New Roman" w:hAnsi="Courier New" w:cs="Courier New"/>
+          <w:color w:val="000000" w:themeColor="text1"/>
           <w:sz w:val="20"/>
           <w:szCs w:val="20"/>
           <w:lang w:val="en-GB" w:eastAsia="ru-RU"/>
@@ -1312,6 +1449,7 @@
       <w:r>
         <w:rPr>
           <w:rFonts w:ascii="Courier New" w:eastAsia="Times New Roman" w:hAnsi="Courier New" w:cs="Courier New"/>
+          <w:color w:val="000000" w:themeColor="text1"/>
           <w:sz w:val="20"/>
           <w:szCs w:val="20"/>
           <w:lang w:val="en-GB" w:eastAsia="ru-RU"/>
@@ -1329,15 +1467,17 @@
         <w:spacing w:before="100" w:beforeAutospacing="1" w:after="100" w:afterAutospacing="1" w:line="240" w:lineRule="auto"/>
         <w:rPr>
           <w:rFonts w:ascii="Times New Roman" w:eastAsia="Times New Roman" w:hAnsi="Times New Roman" w:cs="Times New Roman"/>
-          <w:sz w:val="24"/>
-          <w:szCs w:val="24"/>
-          <w:lang w:eastAsia="ru-RU"/>
-        </w:rPr>
-      </w:pPr>
-      <w:proofErr w:type="spellStart"/>
-      <w:r>
-        <w:rPr>
-          <w:rFonts w:ascii="Times New Roman" w:eastAsia="Times New Roman" w:hAnsi="Times New Roman" w:cs="Times New Roman"/>
+          <w:color w:val="000000" w:themeColor="text1"/>
+          <w:sz w:val="24"/>
+          <w:szCs w:val="24"/>
+          <w:lang w:eastAsia="ru-RU"/>
+        </w:rPr>
+      </w:pPr>
+      <w:proofErr w:type="spellStart"/>
+      <w:r>
+        <w:rPr>
+          <w:rFonts w:ascii="Times New Roman" w:eastAsia="Times New Roman" w:hAnsi="Times New Roman" w:cs="Times New Roman"/>
+          <w:color w:val="000000" w:themeColor="text1"/>
           <w:sz w:val="24"/>
           <w:szCs w:val="24"/>
           <w:lang w:eastAsia="ru-RU"/>
@@ -1348,6 +1488,7 @@
       <w:r>
         <w:rPr>
           <w:rFonts w:ascii="Times New Roman" w:eastAsia="Times New Roman" w:hAnsi="Times New Roman" w:cs="Times New Roman"/>
+          <w:color w:val="000000" w:themeColor="text1"/>
           <w:sz w:val="24"/>
           <w:szCs w:val="24"/>
           <w:lang w:eastAsia="ru-RU"/>
@@ -1358,6 +1499,7 @@
       <w:r>
         <w:rPr>
           <w:rFonts w:ascii="Times New Roman" w:eastAsia="Times New Roman" w:hAnsi="Times New Roman" w:cs="Times New Roman"/>
+          <w:color w:val="000000" w:themeColor="text1"/>
           <w:sz w:val="24"/>
           <w:szCs w:val="24"/>
           <w:lang w:eastAsia="ru-RU"/>
@@ -1368,6 +1510,7 @@
       <w:r>
         <w:rPr>
           <w:rFonts w:ascii="Times New Roman" w:eastAsia="Times New Roman" w:hAnsi="Times New Roman" w:cs="Times New Roman"/>
+          <w:color w:val="000000" w:themeColor="text1"/>
           <w:sz w:val="24"/>
           <w:szCs w:val="24"/>
           <w:lang w:eastAsia="ru-RU"/>
@@ -1378,6 +1521,7 @@
       <w:r>
         <w:rPr>
           <w:rFonts w:ascii="Times New Roman" w:eastAsia="Times New Roman" w:hAnsi="Times New Roman" w:cs="Times New Roman"/>
+          <w:color w:val="000000" w:themeColor="text1"/>
           <w:sz w:val="24"/>
           <w:szCs w:val="24"/>
           <w:lang w:eastAsia="ru-RU"/>
@@ -1388,6 +1532,7 @@
       <w:r>
         <w:rPr>
           <w:rFonts w:ascii="Times New Roman" w:eastAsia="Times New Roman" w:hAnsi="Times New Roman" w:cs="Times New Roman"/>
+          <w:color w:val="000000" w:themeColor="text1"/>
           <w:sz w:val="24"/>
           <w:szCs w:val="24"/>
           <w:lang w:eastAsia="ru-RU"/>
@@ -1404,15 +1549,17 @@
         <w:spacing w:before="100" w:beforeAutospacing="1" w:after="100" w:afterAutospacing="1" w:line="240" w:lineRule="auto"/>
         <w:rPr>
           <w:rFonts w:ascii="Times New Roman" w:eastAsia="Times New Roman" w:hAnsi="Times New Roman" w:cs="Times New Roman"/>
-          <w:sz w:val="24"/>
-          <w:szCs w:val="24"/>
-          <w:lang w:eastAsia="ru-RU"/>
-        </w:rPr>
-      </w:pPr>
-      <w:proofErr w:type="spellStart"/>
-      <w:r>
-        <w:rPr>
-          <w:rFonts w:ascii="Times New Roman" w:eastAsia="Times New Roman" w:hAnsi="Times New Roman" w:cs="Times New Roman"/>
+          <w:color w:val="000000" w:themeColor="text1"/>
+          <w:sz w:val="24"/>
+          <w:szCs w:val="24"/>
+          <w:lang w:eastAsia="ru-RU"/>
+        </w:rPr>
+      </w:pPr>
+      <w:proofErr w:type="spellStart"/>
+      <w:r>
+        <w:rPr>
+          <w:rFonts w:ascii="Times New Roman" w:eastAsia="Times New Roman" w:hAnsi="Times New Roman" w:cs="Times New Roman"/>
+          <w:color w:val="000000" w:themeColor="text1"/>
           <w:sz w:val="24"/>
           <w:szCs w:val="24"/>
           <w:lang w:eastAsia="ru-RU"/>
@@ -1423,6 +1570,7 @@
       <w:r>
         <w:rPr>
           <w:rFonts w:ascii="Times New Roman" w:eastAsia="Times New Roman" w:hAnsi="Times New Roman" w:cs="Times New Roman"/>
+          <w:color w:val="000000" w:themeColor="text1"/>
           <w:sz w:val="24"/>
           <w:szCs w:val="24"/>
           <w:lang w:eastAsia="ru-RU"/>
@@ -1433,6 +1581,7 @@
       <w:r>
         <w:rPr>
           <w:rFonts w:ascii="Times New Roman" w:eastAsia="Times New Roman" w:hAnsi="Times New Roman" w:cs="Times New Roman"/>
+          <w:color w:val="000000" w:themeColor="text1"/>
           <w:sz w:val="24"/>
           <w:szCs w:val="24"/>
           <w:lang w:eastAsia="ru-RU"/>
@@ -1450,15 +1599,17 @@
         <w:spacing w:before="100" w:beforeAutospacing="1" w:after="100" w:afterAutospacing="1" w:line="240" w:lineRule="auto"/>
         <w:rPr>
           <w:rFonts w:ascii="Times New Roman" w:eastAsia="Times New Roman" w:hAnsi="Times New Roman" w:cs="Times New Roman"/>
-          <w:sz w:val="24"/>
-          <w:szCs w:val="24"/>
-          <w:lang w:eastAsia="ru-RU"/>
-        </w:rPr>
-      </w:pPr>
-      <w:proofErr w:type="spellStart"/>
-      <w:r>
-        <w:rPr>
-          <w:rFonts w:ascii="Times New Roman" w:eastAsia="Times New Roman" w:hAnsi="Times New Roman" w:cs="Times New Roman"/>
+          <w:color w:val="000000" w:themeColor="text1"/>
+          <w:sz w:val="24"/>
+          <w:szCs w:val="24"/>
+          <w:lang w:eastAsia="ru-RU"/>
+        </w:rPr>
+      </w:pPr>
+      <w:proofErr w:type="spellStart"/>
+      <w:r>
+        <w:rPr>
+          <w:rFonts w:ascii="Times New Roman" w:eastAsia="Times New Roman" w:hAnsi="Times New Roman" w:cs="Times New Roman"/>
+          <w:color w:val="000000" w:themeColor="text1"/>
           <w:sz w:val="24"/>
           <w:szCs w:val="24"/>
           <w:lang w:eastAsia="ru-RU"/>
@@ -1469,6 +1620,7 @@
       <w:r>
         <w:rPr>
           <w:rFonts w:ascii="Times New Roman" w:eastAsia="Times New Roman" w:hAnsi="Times New Roman" w:cs="Times New Roman"/>
+          <w:color w:val="000000" w:themeColor="text1"/>
           <w:sz w:val="24"/>
           <w:szCs w:val="24"/>
           <w:lang w:eastAsia="ru-RU"/>
@@ -1479,6 +1631,7 @@
       <w:r>
         <w:rPr>
           <w:rFonts w:ascii="Times New Roman" w:eastAsia="Times New Roman" w:hAnsi="Times New Roman" w:cs="Times New Roman"/>
+          <w:color w:val="000000" w:themeColor="text1"/>
           <w:sz w:val="24"/>
           <w:szCs w:val="24"/>
           <w:lang w:eastAsia="ru-RU"/>
@@ -1489,6 +1642,7 @@
       <w:r>
         <w:rPr>
           <w:rFonts w:ascii="Times New Roman" w:eastAsia="Times New Roman" w:hAnsi="Times New Roman" w:cs="Times New Roman"/>
+          <w:color w:val="000000" w:themeColor="text1"/>
           <w:sz w:val="24"/>
           <w:szCs w:val="24"/>
           <w:lang w:eastAsia="ru-RU"/>
@@ -1499,6 +1653,7 @@
       <w:r>
         <w:rPr>
           <w:rFonts w:ascii="Times New Roman" w:eastAsia="Times New Roman" w:hAnsi="Times New Roman" w:cs="Times New Roman"/>
+          <w:color w:val="000000" w:themeColor="text1"/>
           <w:sz w:val="24"/>
           <w:szCs w:val="24"/>
           <w:lang w:eastAsia="ru-RU"/>
@@ -1509,6 +1664,7 @@
       <w:r>
         <w:rPr>
           <w:rFonts w:ascii="Times New Roman" w:eastAsia="Times New Roman" w:hAnsi="Times New Roman" w:cs="Times New Roman"/>
+          <w:color w:val="000000" w:themeColor="text1"/>
           <w:sz w:val="24"/>
           <w:szCs w:val="24"/>
           <w:lang w:eastAsia="ru-RU"/>
@@ -1519,6 +1675,7 @@
       <w:r>
         <w:rPr>
           <w:rFonts w:ascii="Times New Roman" w:eastAsia="Times New Roman" w:hAnsi="Times New Roman" w:cs="Times New Roman"/>
+          <w:color w:val="000000" w:themeColor="text1"/>
           <w:sz w:val="24"/>
           <w:szCs w:val="24"/>
           <w:lang w:eastAsia="ru-RU"/>
@@ -1536,15 +1693,17 @@
         <w:spacing w:before="100" w:beforeAutospacing="1" w:after="100" w:afterAutospacing="1" w:line="240" w:lineRule="auto"/>
         <w:rPr>
           <w:rFonts w:ascii="Times New Roman" w:eastAsia="Times New Roman" w:hAnsi="Times New Roman" w:cs="Times New Roman"/>
-          <w:sz w:val="24"/>
-          <w:szCs w:val="24"/>
-          <w:lang w:eastAsia="ru-RU"/>
-        </w:rPr>
-      </w:pPr>
-      <w:proofErr w:type="spellStart"/>
-      <w:r>
-        <w:rPr>
-          <w:rFonts w:ascii="Times New Roman" w:eastAsia="Times New Roman" w:hAnsi="Times New Roman" w:cs="Times New Roman"/>
+          <w:color w:val="000000" w:themeColor="text1"/>
+          <w:sz w:val="24"/>
+          <w:szCs w:val="24"/>
+          <w:lang w:eastAsia="ru-RU"/>
+        </w:rPr>
+      </w:pPr>
+      <w:proofErr w:type="spellStart"/>
+      <w:r>
+        <w:rPr>
+          <w:rFonts w:ascii="Times New Roman" w:eastAsia="Times New Roman" w:hAnsi="Times New Roman" w:cs="Times New Roman"/>
+          <w:color w:val="000000" w:themeColor="text1"/>
           <w:sz w:val="24"/>
           <w:szCs w:val="24"/>
           <w:lang w:eastAsia="ru-RU"/>
@@ -1555,6 +1714,7 @@
       <w:r>
         <w:rPr>
           <w:rFonts w:ascii="Times New Roman" w:eastAsia="Times New Roman" w:hAnsi="Times New Roman" w:cs="Times New Roman"/>
+          <w:color w:val="000000" w:themeColor="text1"/>
           <w:sz w:val="24"/>
           <w:szCs w:val="24"/>
           <w:lang w:eastAsia="ru-RU"/>
@@ -1565,6 +1725,7 @@
       <w:r>
         <w:rPr>
           <w:rFonts w:ascii="Times New Roman" w:eastAsia="Times New Roman" w:hAnsi="Times New Roman" w:cs="Times New Roman"/>
+          <w:color w:val="000000" w:themeColor="text1"/>
           <w:sz w:val="24"/>
           <w:szCs w:val="24"/>
           <w:lang w:eastAsia="ru-RU"/>
@@ -1575,6 +1736,7 @@
       <w:r>
         <w:rPr>
           <w:rFonts w:ascii="Times New Roman" w:eastAsia="Times New Roman" w:hAnsi="Times New Roman" w:cs="Times New Roman"/>
+          <w:color w:val="000000" w:themeColor="text1"/>
           <w:sz w:val="24"/>
           <w:szCs w:val="24"/>
           <w:lang w:eastAsia="ru-RU"/>
@@ -1585,6 +1747,7 @@
       <w:r>
         <w:rPr>
           <w:rFonts w:ascii="Times New Roman" w:eastAsia="Times New Roman" w:hAnsi="Times New Roman" w:cs="Times New Roman"/>
+          <w:color w:val="000000" w:themeColor="text1"/>
           <w:sz w:val="24"/>
           <w:szCs w:val="24"/>
           <w:lang w:eastAsia="ru-RU"/>
@@ -1602,6 +1765,7 @@
         <w:spacing w:before="100" w:beforeAutospacing="1" w:after="100" w:afterAutospacing="1" w:line="240" w:lineRule="auto"/>
         <w:rPr>
           <w:rFonts w:ascii="Times New Roman" w:eastAsia="Times New Roman" w:hAnsi="Times New Roman" w:cs="Times New Roman"/>
+          <w:color w:val="000000" w:themeColor="text1"/>
           <w:sz w:val="24"/>
           <w:szCs w:val="24"/>
           <w:lang w:eastAsia="ru-RU"/>
@@ -1613,6 +1777,7 @@
           <w:rFonts w:ascii="Times New Roman" w:eastAsia="Times New Roman" w:hAnsi="Times New Roman" w:cs="Times New Roman"/>
           <w:b/>
           <w:bCs/>
+          <w:color w:val="000000" w:themeColor="text1"/>
           <w:sz w:val="24"/>
           <w:szCs w:val="24"/>
           <w:lang w:eastAsia="ru-RU"/>
@@ -1625,6 +1790,7 @@
           <w:rFonts w:ascii="Times New Roman" w:eastAsia="Times New Roman" w:hAnsi="Times New Roman" w:cs="Times New Roman"/>
           <w:b/>
           <w:bCs/>
+          <w:color w:val="000000" w:themeColor="text1"/>
           <w:sz w:val="24"/>
           <w:szCs w:val="24"/>
           <w:lang w:eastAsia="ru-RU"/>
@@ -1637,6 +1803,7 @@
           <w:rFonts w:ascii="Times New Roman" w:eastAsia="Times New Roman" w:hAnsi="Times New Roman" w:cs="Times New Roman"/>
           <w:b/>
           <w:bCs/>
+          <w:color w:val="000000" w:themeColor="text1"/>
           <w:sz w:val="24"/>
           <w:szCs w:val="24"/>
           <w:lang w:eastAsia="ru-RU"/>
@@ -1654,14 +1821,16 @@
         <w:spacing w:before="100" w:beforeAutospacing="1" w:after="100" w:afterAutospacing="1" w:line="240" w:lineRule="auto"/>
         <w:rPr>
           <w:rFonts w:ascii="Times New Roman" w:eastAsia="Times New Roman" w:hAnsi="Times New Roman" w:cs="Times New Roman"/>
-          <w:sz w:val="24"/>
-          <w:szCs w:val="24"/>
-          <w:lang w:val="en-GB" w:eastAsia="ru-RU"/>
-        </w:rPr>
-      </w:pPr>
-      <w:r>
-        <w:rPr>
-          <w:rFonts w:ascii="Times New Roman" w:eastAsia="Times New Roman" w:hAnsi="Times New Roman" w:cs="Times New Roman"/>
+          <w:color w:val="000000" w:themeColor="text1"/>
+          <w:sz w:val="24"/>
+          <w:szCs w:val="24"/>
+          <w:lang w:val="en-GB" w:eastAsia="ru-RU"/>
+        </w:rPr>
+      </w:pPr>
+      <w:r>
+        <w:rPr>
+          <w:rFonts w:ascii="Times New Roman" w:eastAsia="Times New Roman" w:hAnsi="Times New Roman" w:cs="Times New Roman"/>
+          <w:color w:val="000000" w:themeColor="text1"/>
           <w:sz w:val="24"/>
           <w:szCs w:val="24"/>
           <w:lang w:val="en-GB" w:eastAsia="ru-RU"/>
@@ -1672,6 +1841,7 @@
       <w:r>
         <w:rPr>
           <w:rFonts w:ascii="Courier New" w:eastAsia="Times New Roman" w:hAnsi="Courier New" w:cs="Courier New"/>
+          <w:color w:val="000000" w:themeColor="text1"/>
           <w:sz w:val="20"/>
           <w:szCs w:val="20"/>
           <w:lang w:val="en-GB" w:eastAsia="ru-RU"/>
@@ -1689,14 +1859,16 @@
         <w:spacing w:before="100" w:beforeAutospacing="1" w:after="100" w:afterAutospacing="1" w:line="240" w:lineRule="auto"/>
         <w:rPr>
           <w:rFonts w:ascii="Times New Roman" w:eastAsia="Times New Roman" w:hAnsi="Times New Roman" w:cs="Times New Roman"/>
-          <w:sz w:val="24"/>
-          <w:szCs w:val="24"/>
-          <w:lang w:val="en-GB" w:eastAsia="ru-RU"/>
-        </w:rPr>
-      </w:pPr>
-      <w:r>
-        <w:rPr>
-          <w:rFonts w:ascii="Times New Roman" w:eastAsia="Times New Roman" w:hAnsi="Times New Roman" w:cs="Times New Roman"/>
+          <w:color w:val="000000" w:themeColor="text1"/>
+          <w:sz w:val="24"/>
+          <w:szCs w:val="24"/>
+          <w:lang w:val="en-GB" w:eastAsia="ru-RU"/>
+        </w:rPr>
+      </w:pPr>
+      <w:r>
+        <w:rPr>
+          <w:rFonts w:ascii="Times New Roman" w:eastAsia="Times New Roman" w:hAnsi="Times New Roman" w:cs="Times New Roman"/>
+          <w:color w:val="000000" w:themeColor="text1"/>
           <w:sz w:val="24"/>
           <w:szCs w:val="24"/>
           <w:lang w:val="en-GB" w:eastAsia="ru-RU"/>
@@ -1707,6 +1879,7 @@
       <w:r>
         <w:rPr>
           <w:rFonts w:ascii="Courier New" w:eastAsia="Times New Roman" w:hAnsi="Courier New" w:cs="Courier New"/>
+          <w:color w:val="000000" w:themeColor="text1"/>
           <w:sz w:val="20"/>
           <w:szCs w:val="20"/>
           <w:lang w:val="en-GB" w:eastAsia="ru-RU"/>
@@ -1718,6 +1891,7 @@
       <w:r>
         <w:rPr>
           <w:rFonts w:ascii="Courier New" w:eastAsia="Times New Roman" w:hAnsi="Courier New" w:cs="Courier New"/>
+          <w:color w:val="000000" w:themeColor="text1"/>
           <w:sz w:val="20"/>
           <w:szCs w:val="20"/>
           <w:lang w:val="en-GB" w:eastAsia="ru-RU"/>
@@ -1728,6 +1902,7 @@
       <w:r>
         <w:rPr>
           <w:rFonts w:ascii="Courier New" w:eastAsia="Times New Roman" w:hAnsi="Courier New" w:cs="Courier New"/>
+          <w:color w:val="000000" w:themeColor="text1"/>
           <w:sz w:val="20"/>
           <w:szCs w:val="20"/>
           <w:lang w:val="en-GB" w:eastAsia="ru-RU"/>
@@ -1737,6 +1912,7 @@
       <w:r>
         <w:rPr>
           <w:rFonts w:ascii="Times New Roman" w:eastAsia="Times New Roman" w:hAnsi="Times New Roman" w:cs="Times New Roman"/>
+          <w:color w:val="000000" w:themeColor="text1"/>
           <w:sz w:val="24"/>
           <w:szCs w:val="24"/>
           <w:lang w:val="en-GB" w:eastAsia="ru-RU"/>
@@ -1753,14 +1929,16 @@
         <w:spacing w:before="100" w:beforeAutospacing="1" w:after="100" w:afterAutospacing="1" w:line="240" w:lineRule="auto"/>
         <w:rPr>
           <w:rFonts w:ascii="Times New Roman" w:eastAsia="Times New Roman" w:hAnsi="Times New Roman" w:cs="Times New Roman"/>
-          <w:sz w:val="24"/>
-          <w:szCs w:val="24"/>
-          <w:lang w:val="en-GB" w:eastAsia="ru-RU"/>
-        </w:rPr>
-      </w:pPr>
-      <w:r>
-        <w:rPr>
-          <w:rFonts w:ascii="Times New Roman" w:eastAsia="Times New Roman" w:hAnsi="Times New Roman" w:cs="Times New Roman"/>
+          <w:color w:val="000000" w:themeColor="text1"/>
+          <w:sz w:val="24"/>
+          <w:szCs w:val="24"/>
+          <w:lang w:val="en-GB" w:eastAsia="ru-RU"/>
+        </w:rPr>
+      </w:pPr>
+      <w:r>
+        <w:rPr>
+          <w:rFonts w:ascii="Times New Roman" w:eastAsia="Times New Roman" w:hAnsi="Times New Roman" w:cs="Times New Roman"/>
+          <w:color w:val="000000" w:themeColor="text1"/>
           <w:sz w:val="24"/>
           <w:szCs w:val="24"/>
           <w:lang w:val="en-GB" w:eastAsia="ru-RU"/>
@@ -1771,6 +1949,7 @@
       <w:r>
         <w:rPr>
           <w:rFonts w:ascii="Times New Roman" w:eastAsia="Times New Roman" w:hAnsi="Times New Roman" w:cs="Times New Roman"/>
+          <w:color w:val="000000" w:themeColor="text1"/>
           <w:sz w:val="24"/>
           <w:szCs w:val="24"/>
           <w:lang w:val="en-GB" w:eastAsia="ru-RU"/>
@@ -1781,6 +1960,7 @@
       <w:r>
         <w:rPr>
           <w:rFonts w:ascii="Times New Roman" w:eastAsia="Times New Roman" w:hAnsi="Times New Roman" w:cs="Times New Roman"/>
+          <w:color w:val="000000" w:themeColor="text1"/>
           <w:sz w:val="24"/>
           <w:szCs w:val="24"/>
           <w:lang w:val="en-GB" w:eastAsia="ru-RU"/>
@@ -1797,6 +1977,7 @@
         <w:spacing w:before="100" w:beforeAutospacing="1" w:after="100" w:afterAutospacing="1" w:line="240" w:lineRule="auto"/>
         <w:rPr>
           <w:rFonts w:ascii="Times New Roman" w:eastAsia="Times New Roman" w:hAnsi="Times New Roman" w:cs="Times New Roman"/>
+          <w:color w:val="000000" w:themeColor="text1"/>
           <w:sz w:val="24"/>
           <w:szCs w:val="24"/>
           <w:lang w:eastAsia="ru-RU"/>
@@ -1808,6 +1989,7 @@
           <w:rFonts w:ascii="Times New Roman" w:eastAsia="Times New Roman" w:hAnsi="Times New Roman" w:cs="Times New Roman"/>
           <w:b/>
           <w:bCs/>
+          <w:color w:val="000000" w:themeColor="text1"/>
           <w:sz w:val="24"/>
           <w:szCs w:val="24"/>
           <w:lang w:eastAsia="ru-RU"/>
@@ -1825,14 +2007,16 @@
         <w:spacing w:before="100" w:beforeAutospacing="1" w:after="100" w:afterAutospacing="1" w:line="240" w:lineRule="auto"/>
         <w:rPr>
           <w:rFonts w:ascii="Times New Roman" w:eastAsia="Times New Roman" w:hAnsi="Times New Roman" w:cs="Times New Roman"/>
-          <w:sz w:val="24"/>
-          <w:szCs w:val="24"/>
-          <w:lang w:val="en-GB" w:eastAsia="ru-RU"/>
-        </w:rPr>
-      </w:pPr>
-      <w:r>
-        <w:rPr>
-          <w:rFonts w:ascii="Times New Roman" w:eastAsia="Times New Roman" w:hAnsi="Times New Roman" w:cs="Times New Roman"/>
+          <w:color w:val="000000" w:themeColor="text1"/>
+          <w:sz w:val="24"/>
+          <w:szCs w:val="24"/>
+          <w:lang w:val="en-GB" w:eastAsia="ru-RU"/>
+        </w:rPr>
+      </w:pPr>
+      <w:r>
+        <w:rPr>
+          <w:rFonts w:ascii="Times New Roman" w:eastAsia="Times New Roman" w:hAnsi="Times New Roman" w:cs="Times New Roman"/>
+          <w:color w:val="000000" w:themeColor="text1"/>
           <w:sz w:val="24"/>
           <w:szCs w:val="24"/>
           <w:lang w:val="en-GB" w:eastAsia="ru-RU"/>
@@ -1843,6 +2027,7 @@
       <w:r>
         <w:rPr>
           <w:rFonts w:ascii="Courier New" w:eastAsia="Times New Roman" w:hAnsi="Courier New" w:cs="Courier New"/>
+          <w:color w:val="000000" w:themeColor="text1"/>
           <w:sz w:val="20"/>
           <w:szCs w:val="20"/>
           <w:lang w:val="en-GB" w:eastAsia="ru-RU"/>
@@ -1860,14 +2045,16 @@
         <w:spacing w:before="100" w:beforeAutospacing="1" w:after="100" w:afterAutospacing="1" w:line="240" w:lineRule="auto"/>
         <w:rPr>
           <w:rFonts w:ascii="Times New Roman" w:eastAsia="Times New Roman" w:hAnsi="Times New Roman" w:cs="Times New Roman"/>
-          <w:sz w:val="24"/>
-          <w:szCs w:val="24"/>
-          <w:lang w:val="en-GB" w:eastAsia="ru-RU"/>
-        </w:rPr>
-      </w:pPr>
-      <w:r>
-        <w:rPr>
-          <w:rFonts w:ascii="Times New Roman" w:eastAsia="Times New Roman" w:hAnsi="Times New Roman" w:cs="Times New Roman"/>
+          <w:color w:val="000000" w:themeColor="text1"/>
+          <w:sz w:val="24"/>
+          <w:szCs w:val="24"/>
+          <w:lang w:val="en-GB" w:eastAsia="ru-RU"/>
+        </w:rPr>
+      </w:pPr>
+      <w:r>
+        <w:rPr>
+          <w:rFonts w:ascii="Times New Roman" w:eastAsia="Times New Roman" w:hAnsi="Times New Roman" w:cs="Times New Roman"/>
+          <w:color w:val="000000" w:themeColor="text1"/>
           <w:sz w:val="24"/>
           <w:szCs w:val="24"/>
           <w:lang w:val="en-GB" w:eastAsia="ru-RU"/>
@@ -1880,6 +2067,7 @@
         <w:spacing w:after="0" w:line="240" w:lineRule="auto"/>
         <w:rPr>
           <w:rFonts w:ascii="Times New Roman" w:eastAsia="Times New Roman" w:hAnsi="Times New Roman" w:cs="Times New Roman"/>
+          <w:color w:val="000000" w:themeColor="text1"/>
           <w:sz w:val="24"/>
           <w:szCs w:val="24"/>
           <w:lang w:eastAsia="ru-RU"/>
@@ -1894,6 +2082,7 @@
           <w:rFonts w:ascii="Times New Roman" w:eastAsia="Times New Roman" w:hAnsi="Times New Roman" w:cs="Times New Roman"/>
           <w:b/>
           <w:bCs/>
+          <w:color w:val="000000" w:themeColor="text1"/>
           <w:sz w:val="27"/>
           <w:szCs w:val="27"/>
           <w:lang w:eastAsia="ru-RU"/>
@@ -1905,11 +2094,11 @@
           <w:rFonts w:ascii="Times New Roman" w:eastAsia="Times New Roman" w:hAnsi="Times New Roman" w:cs="Times New Roman"/>
           <w:b/>
           <w:bCs/>
+          <w:color w:val="000000" w:themeColor="text1"/>
           <w:sz w:val="27"/>
           <w:szCs w:val="27"/>
           <w:lang w:eastAsia="ru-RU"/>
         </w:rPr>
-        <w:lastRenderedPageBreak/>
         <w:t>Result</w:t>
       </w:r>
       <w:proofErr w:type="spellEnd"/>
@@ -1923,15 +2112,17 @@
         <w:spacing w:before="100" w:beforeAutospacing="1" w:after="100" w:afterAutospacing="1" w:line="240" w:lineRule="auto"/>
         <w:rPr>
           <w:rFonts w:ascii="Times New Roman" w:eastAsia="Times New Roman" w:hAnsi="Times New Roman" w:cs="Times New Roman"/>
-          <w:sz w:val="24"/>
-          <w:szCs w:val="24"/>
-          <w:lang w:eastAsia="ru-RU"/>
-        </w:rPr>
-      </w:pPr>
-      <w:proofErr w:type="spellStart"/>
-      <w:r>
-        <w:rPr>
-          <w:rFonts w:ascii="Times New Roman" w:eastAsia="Times New Roman" w:hAnsi="Times New Roman" w:cs="Times New Roman"/>
+          <w:color w:val="000000" w:themeColor="text1"/>
+          <w:sz w:val="24"/>
+          <w:szCs w:val="24"/>
+          <w:lang w:eastAsia="ru-RU"/>
+        </w:rPr>
+      </w:pPr>
+      <w:proofErr w:type="spellStart"/>
+      <w:r>
+        <w:rPr>
+          <w:rFonts w:ascii="Times New Roman" w:eastAsia="Times New Roman" w:hAnsi="Times New Roman" w:cs="Times New Roman"/>
+          <w:color w:val="000000" w:themeColor="text1"/>
           <w:sz w:val="24"/>
           <w:szCs w:val="24"/>
           <w:lang w:eastAsia="ru-RU"/>
@@ -1942,6 +2133,7 @@
       <w:r>
         <w:rPr>
           <w:rFonts w:ascii="Times New Roman" w:eastAsia="Times New Roman" w:hAnsi="Times New Roman" w:cs="Times New Roman"/>
+          <w:color w:val="000000" w:themeColor="text1"/>
           <w:sz w:val="24"/>
           <w:szCs w:val="24"/>
           <w:lang w:eastAsia="ru-RU"/>
@@ -1952,6 +2144,7 @@
       <w:r>
         <w:rPr>
           <w:rFonts w:ascii="Times New Roman" w:eastAsia="Times New Roman" w:hAnsi="Times New Roman" w:cs="Times New Roman"/>
+          <w:color w:val="000000" w:themeColor="text1"/>
           <w:sz w:val="24"/>
           <w:szCs w:val="24"/>
           <w:lang w:eastAsia="ru-RU"/>
@@ -1962,6 +2155,7 @@
       <w:r>
         <w:rPr>
           <w:rFonts w:ascii="Times New Roman" w:eastAsia="Times New Roman" w:hAnsi="Times New Roman" w:cs="Times New Roman"/>
+          <w:color w:val="000000" w:themeColor="text1"/>
           <w:sz w:val="24"/>
           <w:szCs w:val="24"/>
           <w:lang w:eastAsia="ru-RU"/>
@@ -1972,6 +2166,7 @@
       <w:r>
         <w:rPr>
           <w:rFonts w:ascii="Times New Roman" w:eastAsia="Times New Roman" w:hAnsi="Times New Roman" w:cs="Times New Roman"/>
+          <w:color w:val="000000" w:themeColor="text1"/>
           <w:sz w:val="24"/>
           <w:szCs w:val="24"/>
           <w:lang w:eastAsia="ru-RU"/>
@@ -1982,6 +2177,7 @@
       <w:r>
         <w:rPr>
           <w:rFonts w:ascii="Times New Roman" w:eastAsia="Times New Roman" w:hAnsi="Times New Roman" w:cs="Times New Roman"/>
+          <w:color w:val="000000" w:themeColor="text1"/>
           <w:sz w:val="24"/>
           <w:szCs w:val="24"/>
           <w:lang w:eastAsia="ru-RU"/>
@@ -1992,6 +2188,7 @@
       <w:r>
         <w:rPr>
           <w:rFonts w:ascii="Times New Roman" w:eastAsia="Times New Roman" w:hAnsi="Times New Roman" w:cs="Times New Roman"/>
+          <w:color w:val="000000" w:themeColor="text1"/>
           <w:sz w:val="24"/>
           <w:szCs w:val="24"/>
           <w:lang w:eastAsia="ru-RU"/>
@@ -2009,14 +2206,16 @@
         <w:spacing w:before="100" w:beforeAutospacing="1" w:after="100" w:afterAutospacing="1" w:line="240" w:lineRule="auto"/>
         <w:rPr>
           <w:rFonts w:ascii="Times New Roman" w:eastAsia="Times New Roman" w:hAnsi="Times New Roman" w:cs="Times New Roman"/>
-          <w:sz w:val="24"/>
-          <w:szCs w:val="24"/>
-          <w:lang w:val="en-GB" w:eastAsia="ru-RU"/>
-        </w:rPr>
-      </w:pPr>
-      <w:r>
-        <w:rPr>
-          <w:rFonts w:ascii="Times New Roman" w:eastAsia="Times New Roman" w:hAnsi="Times New Roman" w:cs="Times New Roman"/>
+          <w:color w:val="000000" w:themeColor="text1"/>
+          <w:sz w:val="24"/>
+          <w:szCs w:val="24"/>
+          <w:lang w:val="en-GB" w:eastAsia="ru-RU"/>
+        </w:rPr>
+      </w:pPr>
+      <w:r>
+        <w:rPr>
+          <w:rFonts w:ascii="Times New Roman" w:eastAsia="Times New Roman" w:hAnsi="Times New Roman" w:cs="Times New Roman"/>
+          <w:color w:val="000000" w:themeColor="text1"/>
           <w:sz w:val="24"/>
           <w:szCs w:val="24"/>
           <w:lang w:val="en-GB" w:eastAsia="ru-RU"/>
@@ -2033,15 +2232,17 @@
         <w:spacing w:before="100" w:beforeAutospacing="1" w:after="100" w:afterAutospacing="1" w:line="240" w:lineRule="auto"/>
         <w:rPr>
           <w:rFonts w:ascii="Times New Roman" w:eastAsia="Times New Roman" w:hAnsi="Times New Roman" w:cs="Times New Roman"/>
-          <w:sz w:val="24"/>
-          <w:szCs w:val="24"/>
-          <w:lang w:eastAsia="ru-RU"/>
-        </w:rPr>
-      </w:pPr>
-      <w:proofErr w:type="spellStart"/>
-      <w:r>
-        <w:rPr>
-          <w:rFonts w:ascii="Times New Roman" w:eastAsia="Times New Roman" w:hAnsi="Times New Roman" w:cs="Times New Roman"/>
+          <w:color w:val="000000" w:themeColor="text1"/>
+          <w:sz w:val="24"/>
+          <w:szCs w:val="24"/>
+          <w:lang w:eastAsia="ru-RU"/>
+        </w:rPr>
+      </w:pPr>
+      <w:proofErr w:type="spellStart"/>
+      <w:r>
+        <w:rPr>
+          <w:rFonts w:ascii="Times New Roman" w:eastAsia="Times New Roman" w:hAnsi="Times New Roman" w:cs="Times New Roman"/>
+          <w:color w:val="000000" w:themeColor="text1"/>
           <w:sz w:val="24"/>
           <w:szCs w:val="24"/>
           <w:lang w:eastAsia="ru-RU"/>
@@ -2052,6 +2253,7 @@
       <w:r>
         <w:rPr>
           <w:rFonts w:ascii="Times New Roman" w:eastAsia="Times New Roman" w:hAnsi="Times New Roman" w:cs="Times New Roman"/>
+          <w:color w:val="000000" w:themeColor="text1"/>
           <w:sz w:val="24"/>
           <w:szCs w:val="24"/>
           <w:lang w:eastAsia="ru-RU"/>
@@ -2062,6 +2264,7 @@
       <w:r>
         <w:rPr>
           <w:rFonts w:ascii="Times New Roman" w:eastAsia="Times New Roman" w:hAnsi="Times New Roman" w:cs="Times New Roman"/>
+          <w:color w:val="000000" w:themeColor="text1"/>
           <w:sz w:val="24"/>
           <w:szCs w:val="24"/>
           <w:lang w:eastAsia="ru-RU"/>
@@ -2072,6 +2275,7 @@
       <w:r>
         <w:rPr>
           <w:rFonts w:ascii="Times New Roman" w:eastAsia="Times New Roman" w:hAnsi="Times New Roman" w:cs="Times New Roman"/>
+          <w:color w:val="000000" w:themeColor="text1"/>
           <w:sz w:val="24"/>
           <w:szCs w:val="24"/>
           <w:lang w:eastAsia="ru-RU"/>
@@ -2082,6 +2286,7 @@
       <w:r>
         <w:rPr>
           <w:rFonts w:ascii="Times New Roman" w:eastAsia="Times New Roman" w:hAnsi="Times New Roman" w:cs="Times New Roman"/>
+          <w:color w:val="000000" w:themeColor="text1"/>
           <w:sz w:val="24"/>
           <w:szCs w:val="24"/>
           <w:lang w:eastAsia="ru-RU"/>
@@ -2092,6 +2297,7 @@
       <w:r>
         <w:rPr>
           <w:rFonts w:ascii="Times New Roman" w:eastAsia="Times New Roman" w:hAnsi="Times New Roman" w:cs="Times New Roman"/>
+          <w:color w:val="000000" w:themeColor="text1"/>
           <w:sz w:val="24"/>
           <w:szCs w:val="24"/>
           <w:lang w:eastAsia="ru-RU"/>
@@ -2102,6 +2308,7 @@
       <w:r>
         <w:rPr>
           <w:rFonts w:ascii="Times New Roman" w:eastAsia="Times New Roman" w:hAnsi="Times New Roman" w:cs="Times New Roman"/>
+          <w:color w:val="000000" w:themeColor="text1"/>
           <w:sz w:val="24"/>
           <w:szCs w:val="24"/>
           <w:lang w:eastAsia="ru-RU"/>
@@ -2119,15 +2326,17 @@
         <w:spacing w:before="100" w:beforeAutospacing="1" w:after="100" w:afterAutospacing="1" w:line="240" w:lineRule="auto"/>
         <w:rPr>
           <w:rFonts w:ascii="Times New Roman" w:eastAsia="Times New Roman" w:hAnsi="Times New Roman" w:cs="Times New Roman"/>
-          <w:sz w:val="24"/>
-          <w:szCs w:val="24"/>
-          <w:lang w:eastAsia="ru-RU"/>
-        </w:rPr>
-      </w:pPr>
-      <w:proofErr w:type="spellStart"/>
-      <w:r>
-        <w:rPr>
-          <w:rFonts w:ascii="Times New Roman" w:eastAsia="Times New Roman" w:hAnsi="Times New Roman" w:cs="Times New Roman"/>
+          <w:color w:val="000000" w:themeColor="text1"/>
+          <w:sz w:val="24"/>
+          <w:szCs w:val="24"/>
+          <w:lang w:eastAsia="ru-RU"/>
+        </w:rPr>
+      </w:pPr>
+      <w:proofErr w:type="spellStart"/>
+      <w:r>
+        <w:rPr>
+          <w:rFonts w:ascii="Times New Roman" w:eastAsia="Times New Roman" w:hAnsi="Times New Roman" w:cs="Times New Roman"/>
+          <w:color w:val="000000" w:themeColor="text1"/>
           <w:sz w:val="24"/>
           <w:szCs w:val="24"/>
           <w:lang w:eastAsia="ru-RU"/>
@@ -2138,6 +2347,7 @@
       <w:r>
         <w:rPr>
           <w:rFonts w:ascii="Times New Roman" w:eastAsia="Times New Roman" w:hAnsi="Times New Roman" w:cs="Times New Roman"/>
+          <w:color w:val="000000" w:themeColor="text1"/>
           <w:sz w:val="24"/>
           <w:szCs w:val="24"/>
           <w:lang w:eastAsia="ru-RU"/>
@@ -2148,6 +2358,7 @@
       <w:r>
         <w:rPr>
           <w:rFonts w:ascii="Times New Roman" w:eastAsia="Times New Roman" w:hAnsi="Times New Roman" w:cs="Times New Roman"/>
+          <w:color w:val="000000" w:themeColor="text1"/>
           <w:sz w:val="24"/>
           <w:szCs w:val="24"/>
           <w:lang w:eastAsia="ru-RU"/>
@@ -2158,6 +2369,7 @@
       <w:r>
         <w:rPr>
           <w:rFonts w:ascii="Times New Roman" w:eastAsia="Times New Roman" w:hAnsi="Times New Roman" w:cs="Times New Roman"/>
+          <w:color w:val="000000" w:themeColor="text1"/>
           <w:sz w:val="24"/>
           <w:szCs w:val="24"/>
           <w:lang w:eastAsia="ru-RU"/>
@@ -2168,6 +2380,7 @@
       <w:r>
         <w:rPr>
           <w:rFonts w:ascii="Times New Roman" w:eastAsia="Times New Roman" w:hAnsi="Times New Roman" w:cs="Times New Roman"/>
+          <w:color w:val="000000" w:themeColor="text1"/>
           <w:sz w:val="24"/>
           <w:szCs w:val="24"/>
           <w:lang w:eastAsia="ru-RU"/>
@@ -2185,15 +2398,17 @@
         <w:spacing w:before="100" w:beforeAutospacing="1" w:after="100" w:afterAutospacing="1" w:line="240" w:lineRule="auto"/>
         <w:rPr>
           <w:rFonts w:ascii="Times New Roman" w:eastAsia="Times New Roman" w:hAnsi="Times New Roman" w:cs="Times New Roman"/>
-          <w:sz w:val="24"/>
-          <w:szCs w:val="24"/>
-          <w:lang w:eastAsia="ru-RU"/>
-        </w:rPr>
-      </w:pPr>
-      <w:proofErr w:type="spellStart"/>
-      <w:r>
-        <w:rPr>
-          <w:rFonts w:ascii="Times New Roman" w:eastAsia="Times New Roman" w:hAnsi="Times New Roman" w:cs="Times New Roman"/>
+          <w:color w:val="000000" w:themeColor="text1"/>
+          <w:sz w:val="24"/>
+          <w:szCs w:val="24"/>
+          <w:lang w:eastAsia="ru-RU"/>
+        </w:rPr>
+      </w:pPr>
+      <w:proofErr w:type="spellStart"/>
+      <w:r>
+        <w:rPr>
+          <w:rFonts w:ascii="Times New Roman" w:eastAsia="Times New Roman" w:hAnsi="Times New Roman" w:cs="Times New Roman"/>
+          <w:color w:val="000000" w:themeColor="text1"/>
           <w:sz w:val="24"/>
           <w:szCs w:val="24"/>
           <w:lang w:eastAsia="ru-RU"/>
@@ -2204,6 +2419,7 @@
       <w:r>
         <w:rPr>
           <w:rFonts w:ascii="Times New Roman" w:eastAsia="Times New Roman" w:hAnsi="Times New Roman" w:cs="Times New Roman"/>
+          <w:color w:val="000000" w:themeColor="text1"/>
           <w:sz w:val="24"/>
           <w:szCs w:val="24"/>
           <w:lang w:eastAsia="ru-RU"/>
@@ -2214,6 +2430,7 @@
       <w:r>
         <w:rPr>
           <w:rFonts w:ascii="Times New Roman" w:eastAsia="Times New Roman" w:hAnsi="Times New Roman" w:cs="Times New Roman"/>
+          <w:color w:val="000000" w:themeColor="text1"/>
           <w:sz w:val="24"/>
           <w:szCs w:val="24"/>
           <w:lang w:eastAsia="ru-RU"/>
@@ -2224,6 +2441,7 @@
       <w:r>
         <w:rPr>
           <w:rFonts w:ascii="Times New Roman" w:eastAsia="Times New Roman" w:hAnsi="Times New Roman" w:cs="Times New Roman"/>
+          <w:color w:val="000000" w:themeColor="text1"/>
           <w:sz w:val="24"/>
           <w:szCs w:val="24"/>
           <w:lang w:eastAsia="ru-RU"/>
@@ -2234,6 +2452,7 @@
       <w:r>
         <w:rPr>
           <w:rFonts w:ascii="Times New Roman" w:eastAsia="Times New Roman" w:hAnsi="Times New Roman" w:cs="Times New Roman"/>
+          <w:color w:val="000000" w:themeColor="text1"/>
           <w:sz w:val="24"/>
           <w:szCs w:val="24"/>
           <w:lang w:eastAsia="ru-RU"/>
@@ -2244,6 +2463,7 @@
       <w:r>
         <w:rPr>
           <w:rFonts w:ascii="Times New Roman" w:eastAsia="Times New Roman" w:hAnsi="Times New Roman" w:cs="Times New Roman"/>
+          <w:color w:val="000000" w:themeColor="text1"/>
           <w:sz w:val="24"/>
           <w:szCs w:val="24"/>
           <w:lang w:eastAsia="ru-RU"/>
@@ -2254,6 +2474,7 @@
       <w:r>
         <w:rPr>
           <w:rFonts w:ascii="Times New Roman" w:eastAsia="Times New Roman" w:hAnsi="Times New Roman" w:cs="Times New Roman"/>
+          <w:color w:val="000000" w:themeColor="text1"/>
           <w:sz w:val="24"/>
           <w:szCs w:val="24"/>
           <w:lang w:eastAsia="ru-RU"/>
@@ -2264,6 +2485,7 @@
       <w:r>
         <w:rPr>
           <w:rFonts w:ascii="Times New Roman" w:eastAsia="Times New Roman" w:hAnsi="Times New Roman" w:cs="Times New Roman"/>
+          <w:color w:val="000000" w:themeColor="text1"/>
           <w:sz w:val="24"/>
           <w:szCs w:val="24"/>
           <w:lang w:eastAsia="ru-RU"/>
@@ -2274,6 +2496,7 @@
       <w:r>
         <w:rPr>
           <w:rFonts w:ascii="Times New Roman" w:eastAsia="Times New Roman" w:hAnsi="Times New Roman" w:cs="Times New Roman"/>
+          <w:color w:val="000000" w:themeColor="text1"/>
           <w:sz w:val="24"/>
           <w:szCs w:val="24"/>
           <w:lang w:eastAsia="ru-RU"/>
@@ -2285,43 +2508,57 @@
     <w:p>
       <w:pPr>
         <w:rPr>
-          <w:lang w:val="en-GB"/>
-        </w:rPr>
-      </w:pPr>
-    </w:p>
-    <w:p>
-      <w:pPr>
-        <w:rPr>
+          <w:color w:val="000000" w:themeColor="text1"/>
+          <w:lang w:val="en-GB"/>
+        </w:rPr>
+      </w:pPr>
+    </w:p>
+    <w:p>
+      <w:pPr>
+        <w:rPr>
+          <w:color w:val="000000" w:themeColor="text1"/>
           <w:lang w:val="uk-UA"/>
         </w:rPr>
       </w:pPr>
       <w:r>
         <w:rPr>
+          <w:color w:val="000000" w:themeColor="text1"/>
           <w:lang w:val="en-GB"/>
         </w:rPr>
         <w:t xml:space="preserve">FIRST </w:t>
       </w:r>
       <w:r>
         <w:rPr>
+          <w:color w:val="000000" w:themeColor="text1"/>
           <w:lang w:val="uk-UA"/>
         </w:rPr>
         <w:t>+</w:t>
       </w:r>
       <w:r>
         <w:rPr>
+          <w:color w:val="000000" w:themeColor="text1"/>
           <w:lang w:val="en-GB"/>
         </w:rPr>
         <w:t xml:space="preserve">SECOND </w:t>
       </w:r>
       <w:r>
         <w:rPr>
+          <w:color w:val="000000" w:themeColor="text1"/>
           <w:lang w:val="en-GB"/>
         </w:rPr>
         <w:t>RUN, AS DATA WAS INSERTED BEFORE WE HAVE 0 INSERTED ROWS</w:t>
       </w:r>
     </w:p>
     <w:p>
-      <w:r>
+      <w:pPr>
+        <w:rPr>
+          <w:color w:val="000000" w:themeColor="text1"/>
+        </w:rPr>
+      </w:pPr>
+      <w:r>
+        <w:rPr>
+          <w:color w:val="000000" w:themeColor="text1"/>
+        </w:rPr>
         <w:drawing>
           <wp:inline distT="0" distB="0" distL="0" distR="0" wp14:anchorId="67E60F59" wp14:editId="182AD5E6">
             <wp:extent cx="5731510" cy="1252220"/>
@@ -2360,7 +2597,15 @@
       </w:r>
     </w:p>
     <w:p>
-      <w:r>
+      <w:pPr>
+        <w:rPr>
+          <w:color w:val="000000" w:themeColor="text1"/>
+        </w:rPr>
+      </w:pPr>
+      <w:r>
+        <w:rPr>
+          <w:color w:val="000000" w:themeColor="text1"/>
+        </w:rPr>
         <w:drawing>
           <wp:inline distT="0" distB="0" distL="0" distR="0" wp14:anchorId="04CDB689" wp14:editId="03250890">
             <wp:extent cx="5731510" cy="1219200"/>
@@ -2398,29 +2643,39 @@
         </w:drawing>
       </w:r>
     </w:p>
-    <w:p/>
-    <w:p>
-      <w:pPr>
-        <w:rPr>
-          <w:lang w:val="en-GB"/>
-        </w:rPr>
-      </w:pPr>
-    </w:p>
-    <w:p>
-      <w:pPr>
-        <w:rPr>
-          <w:lang w:val="en-GB"/>
-        </w:rPr>
-      </w:pPr>
-    </w:p>
-    <w:p>
-      <w:pPr>
-        <w:rPr>
-          <w:lang w:val="en-GB"/>
-        </w:rPr>
-      </w:pPr>
-      <w:r>
-        <w:rPr>
+    <w:p>
+      <w:pPr>
+        <w:rPr>
+          <w:color w:val="000000" w:themeColor="text1"/>
+        </w:rPr>
+      </w:pPr>
+    </w:p>
+    <w:p>
+      <w:pPr>
+        <w:rPr>
+          <w:color w:val="000000" w:themeColor="text1"/>
+          <w:lang w:val="en-GB"/>
+        </w:rPr>
+      </w:pPr>
+    </w:p>
+    <w:p>
+      <w:pPr>
+        <w:rPr>
+          <w:color w:val="000000" w:themeColor="text1"/>
+          <w:lang w:val="en-GB"/>
+        </w:rPr>
+      </w:pPr>
+    </w:p>
+    <w:p>
+      <w:pPr>
+        <w:rPr>
+          <w:color w:val="000000" w:themeColor="text1"/>
+          <w:lang w:val="en-GB"/>
+        </w:rPr>
+      </w:pPr>
+      <w:r>
+        <w:rPr>
+          <w:color w:val="000000" w:themeColor="text1"/>
           <w:lang w:val="en-GB"/>
         </w:rPr>
         <w:drawing>
@@ -2463,11 +2718,13 @@
     <w:p>
       <w:pPr>
         <w:rPr>
-          <w:lang w:val="en-GB"/>
-        </w:rPr>
-      </w:pPr>
-      <w:r>
-        <w:rPr>
+          <w:color w:val="000000" w:themeColor="text1"/>
+          <w:lang w:val="en-GB"/>
+        </w:rPr>
+      </w:pPr>
+      <w:r>
+        <w:rPr>
+          <w:color w:val="000000" w:themeColor="text1"/>
           <w:lang w:val="en-GB"/>
         </w:rPr>
         <w:lastRenderedPageBreak/>
@@ -2511,52 +2768,71 @@
     <w:p>
       <w:pPr>
         <w:rPr>
-          <w:lang w:val="en-GB"/>
-        </w:rPr>
-      </w:pPr>
-    </w:p>
-    <w:p>
-      <w:pPr>
-        <w:rPr>
-          <w:lang w:val="en-GB"/>
-        </w:rPr>
-      </w:pPr>
-    </w:p>
-    <w:p>
-      <w:pPr>
-        <w:rPr>
-          <w:lang w:val="en-GB"/>
-        </w:rPr>
-      </w:pPr>
-    </w:p>
-    <w:p>
-      <w:pPr>
-        <w:rPr>
-          <w:lang w:val="en-GB"/>
-        </w:rPr>
-      </w:pPr>
-      <w:r>
-        <w:rPr>
-          <w:lang w:val="en-GB"/>
-        </w:rPr>
-        <w:t>FIRST RUN</w:t>
-      </w:r>
-    </w:p>
-    <w:p>
-      <w:pPr>
-        <w:rPr>
-          <w:lang w:val="en-GB"/>
-        </w:rPr>
-      </w:pPr>
-      <w:r>
-        <w:rPr>
+          <w:color w:val="000000" w:themeColor="text1"/>
+          <w:lang w:val="en-GB"/>
+        </w:rPr>
+      </w:pPr>
+    </w:p>
+    <w:p>
+      <w:pPr>
+        <w:rPr>
+          <w:color w:val="000000" w:themeColor="text1"/>
+          <w:lang w:val="en-GB"/>
+        </w:rPr>
+      </w:pPr>
+      <w:r>
+        <w:rPr>
+          <w:rFonts w:ascii="Consolas" w:hAnsi="Consolas"/>
+          <w:color w:val="000000" w:themeColor="text1"/>
+          <w:sz w:val="16"/>
+          <w:szCs w:val="16"/>
+          <w:shd w:val="clear" w:color="auto" w:fill="FFFFFF"/>
+          <w:lang w:val="en-GB"/>
+        </w:rPr>
+        <w:t xml:space="preserve">To verify completeness of the ETL load from the Source Area (SA) to the 3NF layer by identifying business keys (transactions) that exist in SA but are missing in the target </w:t>
+      </w:r>
+      <w:proofErr w:type="spellStart"/>
+      <w:r>
+        <w:rPr>
+          <w:rFonts w:ascii="Consolas" w:hAnsi="Consolas"/>
+          <w:color w:val="000000" w:themeColor="text1"/>
+          <w:sz w:val="16"/>
+          <w:szCs w:val="16"/>
+          <w:shd w:val="clear" w:color="auto" w:fill="FFFFFF"/>
+          <w:lang w:val="en-GB"/>
+        </w:rPr>
+        <w:t>ce_transactions</w:t>
+      </w:r>
+      <w:proofErr w:type="spellEnd"/>
+      <w:r>
+        <w:rPr>
+          <w:rFonts w:ascii="Consolas" w:hAnsi="Consolas"/>
+          <w:color w:val="000000" w:themeColor="text1"/>
+          <w:sz w:val="16"/>
+          <w:szCs w:val="16"/>
+          <w:shd w:val="clear" w:color="auto" w:fill="FFFFFF"/>
+          <w:lang w:val="en-GB"/>
+        </w:rPr>
+        <w:t xml:space="preserve"> table.</w:t>
+      </w:r>
+    </w:p>
+    <w:p>
+      <w:pPr>
+        <w:rPr>
+          <w:color w:val="000000" w:themeColor="text1"/>
+          <w:lang w:val="en-GB"/>
+        </w:rPr>
+      </w:pPr>
+      <w:r>
+        <w:rPr>
+          <w:color w:val="000000" w:themeColor="text1"/>
           <w:lang w:val="en-GB"/>
         </w:rPr>
         <w:drawing>
-          <wp:inline distT="0" distB="0" distL="0" distR="0" wp14:anchorId="7F6E123A" wp14:editId="44D93395">
-            <wp:extent cx="5731510" cy="657860"/>
-            <wp:effectExtent l="0" t="0" r="2540" b="8890"/>
-            <wp:docPr id="11" name="Рисунок 11"/>
+          <wp:inline distT="0" distB="0" distL="0" distR="0" wp14:anchorId="111C0297" wp14:editId="506B7E37">
+            <wp:extent cx="5144218" cy="4839375"/>
+            <wp:effectExtent l="0" t="0" r="0" b="0"/>
+            <wp:docPr id="20" name="Рисунок 20"/>
             <wp:cNvGraphicFramePr>
               <a:graphicFrameLocks xmlns:a="http://schemas.openxmlformats.org/drawingml/2006/main" noChangeAspect="1"/>
             </wp:cNvGraphicFramePr>
@@ -2576,7 +2852,7 @@
                   <pic:spPr>
                     <a:xfrm>
                       <a:off x="0" y="0"/>
-                      <a:ext cx="5731510" cy="657860"/>
+                      <a:ext cx="5144218" cy="4839375"/>
                     </a:xfrm>
                     <a:prstGeom prst="rect">
                       <a:avLst/>
@@ -2592,45 +2868,2216 @@
     <w:p>
       <w:pPr>
         <w:rPr>
-          <w:lang w:val="en-GB"/>
-        </w:rPr>
-      </w:pPr>
-      <w:r>
-        <w:rPr>
-          <w:lang w:val="en-GB"/>
-        </w:rPr>
-        <w:t>SECOND RUN</w:t>
-      </w:r>
-    </w:p>
-    <w:p>
-      <w:pPr>
-        <w:rPr>
-          <w:lang w:val="uk-UA"/>
-        </w:rPr>
-      </w:pPr>
-    </w:p>
-    <w:p>
-      <w:pPr>
-        <w:rPr>
-          <w:lang w:val="uk-UA"/>
-        </w:rPr>
-      </w:pPr>
-    </w:p>
-    <w:p>
-      <w:pPr>
-        <w:rPr>
-          <w:lang w:val="uk-UA"/>
-        </w:rPr>
-      </w:pPr>
-      <w:r>
-        <w:rPr>
-          <w:lang w:val="uk-UA"/>
+          <w:color w:val="000000" w:themeColor="text1"/>
+          <w:lang w:val="en-GB"/>
+        </w:rPr>
+      </w:pPr>
+    </w:p>
+    <w:p>
+      <w:pPr>
+        <w:rPr>
+          <w:b/>
+          <w:color w:val="000000" w:themeColor="text1"/>
+          <w:sz w:val="40"/>
+          <w:szCs w:val="40"/>
+          <w:lang w:val="en-GB"/>
+        </w:rPr>
+      </w:pPr>
+      <w:r>
+        <w:rPr>
+          <w:b/>
+          <w:color w:val="000000" w:themeColor="text1"/>
+          <w:sz w:val="40"/>
+          <w:szCs w:val="40"/>
+          <w:lang w:val="en-GB"/>
+        </w:rPr>
+        <w:lastRenderedPageBreak/>
+        <w:t>FACT TABLE</w:t>
+      </w:r>
+    </w:p>
+    <w:p>
+      <w:pPr>
+        <w:pStyle w:val="1"/>
+        <w:rPr>
+          <w:rStyle w:val="HTML"/>
+          <w:rFonts w:eastAsiaTheme="majorEastAsia"/>
+          <w:b/>
+          <w:color w:val="000000" w:themeColor="text1"/>
+          <w:sz w:val="24"/>
+          <w:szCs w:val="24"/>
+          <w:lang w:val="en-GB"/>
+        </w:rPr>
+      </w:pPr>
+      <w:proofErr w:type="spellStart"/>
+      <w:r>
+        <w:rPr>
+          <w:rStyle w:val="HTML"/>
+          <w:rFonts w:eastAsiaTheme="majorEastAsia"/>
+          <w:b/>
+          <w:color w:val="000000" w:themeColor="text1"/>
+          <w:sz w:val="24"/>
+          <w:szCs w:val="24"/>
+          <w:lang w:val="en-GB"/>
+        </w:rPr>
+        <w:t>pr_manage_fct_sales_daily_partitions</w:t>
+      </w:r>
+      <w:proofErr w:type="spellEnd"/>
+    </w:p>
+    <w:p>
+      <w:pPr>
+        <w:rPr>
+          <w:lang w:val="en-GB"/>
+        </w:rPr>
+      </w:pPr>
+    </w:p>
+    <w:p>
+      <w:pPr>
+        <w:pStyle w:val="2"/>
+        <w:rPr>
+          <w:color w:val="000000" w:themeColor="text1"/>
+          <w:lang w:val="en-GB"/>
+        </w:rPr>
+      </w:pPr>
+      <w:r>
+        <w:rPr>
+          <w:color w:val="000000" w:themeColor="text1"/>
+          <w:lang w:val="en-GB"/>
+        </w:rPr>
+        <w:t>Purpose</w:t>
+      </w:r>
+    </w:p>
+    <w:p>
+      <w:pPr>
+        <w:pStyle w:val="a4"/>
+        <w:rPr>
+          <w:color w:val="000000" w:themeColor="text1"/>
+          <w:lang w:val="en-GB"/>
+        </w:rPr>
+      </w:pPr>
+      <w:r>
+        <w:rPr>
+          <w:color w:val="000000" w:themeColor="text1"/>
+          <w:lang w:val="en-GB"/>
+        </w:rPr>
+        <w:t xml:space="preserve">Manages the rolling window partitions for the </w:t>
+      </w:r>
+      <w:proofErr w:type="spellStart"/>
+      <w:r>
+        <w:rPr>
+          <w:rStyle w:val="HTML"/>
+          <w:color w:val="000000" w:themeColor="text1"/>
+          <w:lang w:val="en-GB"/>
+        </w:rPr>
+        <w:t>fct_sales_daily</w:t>
+      </w:r>
+      <w:proofErr w:type="spellEnd"/>
+      <w:r>
+        <w:rPr>
+          <w:color w:val="000000" w:themeColor="text1"/>
+          <w:lang w:val="en-GB"/>
+        </w:rPr>
+        <w:t xml:space="preserve"> fact table.</w:t>
+      </w:r>
+    </w:p>
+    <w:p>
+      <w:pPr>
+        <w:pStyle w:val="2"/>
+        <w:rPr>
+          <w:color w:val="000000" w:themeColor="text1"/>
+          <w:lang w:val="en-GB"/>
+        </w:rPr>
+      </w:pPr>
+      <w:r>
+        <w:rPr>
+          <w:color w:val="000000" w:themeColor="text1"/>
+          <w:lang w:val="en-GB"/>
+        </w:rPr>
+        <w:t>Logic Overview</w:t>
+      </w:r>
+    </w:p>
+    <w:p>
+      <w:pPr>
+        <w:pStyle w:val="3"/>
+        <w:rPr>
+          <w:color w:val="000000" w:themeColor="text1"/>
+          <w:lang w:val="en-GB"/>
+        </w:rPr>
+      </w:pPr>
+      <w:r>
+        <w:rPr>
+          <w:color w:val="000000" w:themeColor="text1"/>
+          <w:lang w:val="en-GB"/>
+        </w:rPr>
+        <w:t>1. Initialize Logging</w:t>
+      </w:r>
+    </w:p>
+    <w:p>
+      <w:pPr>
+        <w:pStyle w:val="a4"/>
+        <w:rPr>
+          <w:color w:val="000000" w:themeColor="text1"/>
+          <w:lang w:val="en-GB"/>
+        </w:rPr>
+      </w:pPr>
+      <w:r>
+        <w:rPr>
+          <w:color w:val="000000" w:themeColor="text1"/>
+          <w:lang w:val="en-GB"/>
+        </w:rPr>
+        <w:t>Writes a START record to the ETL log.</w:t>
+      </w:r>
+    </w:p>
+    <w:p>
+      <w:pPr>
+        <w:pStyle w:val="3"/>
+        <w:rPr>
+          <w:color w:val="000000" w:themeColor="text1"/>
+          <w:lang w:val="en-GB"/>
+        </w:rPr>
+      </w:pPr>
+      <w:r>
+        <w:rPr>
+          <w:color w:val="000000" w:themeColor="text1"/>
+          <w:lang w:val="en-GB"/>
+        </w:rPr>
+        <w:t>2. Ensure DEFAULT Partition Exists</w:t>
+      </w:r>
+    </w:p>
+    <w:p>
+      <w:pPr>
+        <w:pStyle w:val="a4"/>
+        <w:rPr>
+          <w:color w:val="000000" w:themeColor="text1"/>
+          <w:lang w:val="en-GB"/>
+        </w:rPr>
+      </w:pPr>
+      <w:r>
+        <w:rPr>
+          <w:color w:val="000000" w:themeColor="text1"/>
+          <w:lang w:val="en-GB"/>
+        </w:rPr>
+        <w:t xml:space="preserve">Creates a </w:t>
+      </w:r>
+      <w:r>
+        <w:rPr>
+          <w:rStyle w:val="HTML"/>
+          <w:color w:val="000000" w:themeColor="text1"/>
+          <w:lang w:val="en-GB"/>
+        </w:rPr>
+        <w:t>DEFAULT</w:t>
+      </w:r>
+      <w:r>
+        <w:rPr>
+          <w:color w:val="000000" w:themeColor="text1"/>
+          <w:lang w:val="en-GB"/>
+        </w:rPr>
+        <w:t xml:space="preserve"> partition (</w:t>
+      </w:r>
+      <w:proofErr w:type="spellStart"/>
+      <w:r>
+        <w:rPr>
+          <w:rStyle w:val="HTML"/>
+          <w:color w:val="000000" w:themeColor="text1"/>
+          <w:lang w:val="en-GB"/>
+        </w:rPr>
+        <w:t>fct_sales_daily_default</w:t>
+      </w:r>
+      <w:proofErr w:type="spellEnd"/>
+      <w:r>
+        <w:rPr>
+          <w:color w:val="000000" w:themeColor="text1"/>
+          <w:lang w:val="en-GB"/>
+        </w:rPr>
+        <w:t>) if it does not exist.</w:t>
+      </w:r>
+      <w:r>
+        <w:rPr>
+          <w:color w:val="000000" w:themeColor="text1"/>
+          <w:lang w:val="en-GB"/>
+        </w:rPr>
+        <w:br/>
+        <w:t xml:space="preserve">This partition acts as a </w:t>
+      </w:r>
+      <w:proofErr w:type="gramStart"/>
+      <w:r>
+        <w:rPr>
+          <w:color w:val="000000" w:themeColor="text1"/>
+          <w:lang w:val="en-GB"/>
+        </w:rPr>
+        <w:t>catch-all</w:t>
+      </w:r>
+      <w:proofErr w:type="gramEnd"/>
+      <w:r>
+        <w:rPr>
+          <w:color w:val="000000" w:themeColor="text1"/>
+          <w:lang w:val="en-GB"/>
+        </w:rPr>
+        <w:t xml:space="preserve"> for rows that fall outside the defined monthly partitions.</w:t>
+      </w:r>
+    </w:p>
+    <w:p>
+      <w:pPr>
+        <w:pStyle w:val="3"/>
+        <w:rPr>
+          <w:color w:val="000000" w:themeColor="text1"/>
+        </w:rPr>
+      </w:pPr>
+      <w:r>
+        <w:rPr>
+          <w:color w:val="000000" w:themeColor="text1"/>
+        </w:rPr>
+        <w:t xml:space="preserve">3. </w:t>
+      </w:r>
+      <w:proofErr w:type="spellStart"/>
+      <w:r>
+        <w:rPr>
+          <w:color w:val="000000" w:themeColor="text1"/>
+        </w:rPr>
+        <w:t>Create</w:t>
+      </w:r>
+      <w:proofErr w:type="spellEnd"/>
+      <w:r>
+        <w:rPr>
+          <w:color w:val="000000" w:themeColor="text1"/>
+        </w:rPr>
+        <w:t xml:space="preserve"> </w:t>
+      </w:r>
+      <w:proofErr w:type="spellStart"/>
+      <w:r>
+        <w:rPr>
+          <w:color w:val="000000" w:themeColor="text1"/>
+        </w:rPr>
+        <w:t>Rolling</w:t>
+      </w:r>
+      <w:proofErr w:type="spellEnd"/>
+      <w:r>
+        <w:rPr>
+          <w:color w:val="000000" w:themeColor="text1"/>
+        </w:rPr>
+        <w:t xml:space="preserve"> </w:t>
+      </w:r>
+      <w:proofErr w:type="spellStart"/>
+      <w:r>
+        <w:rPr>
+          <w:color w:val="000000" w:themeColor="text1"/>
+        </w:rPr>
+        <w:t>Monthly</w:t>
+      </w:r>
+      <w:proofErr w:type="spellEnd"/>
+      <w:r>
+        <w:rPr>
+          <w:color w:val="000000" w:themeColor="text1"/>
+        </w:rPr>
+        <w:t xml:space="preserve"> </w:t>
+      </w:r>
+      <w:proofErr w:type="spellStart"/>
+      <w:r>
+        <w:rPr>
+          <w:color w:val="000000" w:themeColor="text1"/>
+        </w:rPr>
+        <w:t>Partitions</w:t>
+      </w:r>
+      <w:proofErr w:type="spellEnd"/>
+    </w:p>
+    <w:p>
+      <w:pPr>
+        <w:pStyle w:val="a4"/>
+        <w:numPr>
+          <w:ilvl w:val="0"/>
+          <w:numId w:val="8"/>
+        </w:numPr>
+        <w:rPr>
+          <w:color w:val="000000" w:themeColor="text1"/>
+        </w:rPr>
+      </w:pPr>
+      <w:proofErr w:type="spellStart"/>
+      <w:r>
+        <w:rPr>
+          <w:color w:val="000000" w:themeColor="text1"/>
+        </w:rPr>
+        <w:t>Calculates</w:t>
+      </w:r>
+      <w:proofErr w:type="spellEnd"/>
+      <w:r>
+        <w:rPr>
+          <w:color w:val="000000" w:themeColor="text1"/>
+        </w:rPr>
+        <w:t>:</w:t>
+      </w:r>
+    </w:p>
+    <w:p>
+      <w:pPr>
+        <w:pStyle w:val="a4"/>
+        <w:numPr>
+          <w:ilvl w:val="1"/>
+          <w:numId w:val="8"/>
+        </w:numPr>
+        <w:rPr>
+          <w:color w:val="000000" w:themeColor="text1"/>
+          <w:lang w:val="en-GB"/>
+        </w:rPr>
+      </w:pPr>
+      <w:proofErr w:type="spellStart"/>
+      <w:r>
+        <w:rPr>
+          <w:rStyle w:val="HTML"/>
+          <w:color w:val="000000" w:themeColor="text1"/>
+          <w:lang w:val="en-GB"/>
+        </w:rPr>
+        <w:t>v_start_month</w:t>
+      </w:r>
+      <w:proofErr w:type="spellEnd"/>
+      <w:r>
+        <w:rPr>
+          <w:color w:val="000000" w:themeColor="text1"/>
+          <w:lang w:val="en-GB"/>
+        </w:rPr>
+        <w:t xml:space="preserve"> → first month of rolling window</w:t>
+      </w:r>
+    </w:p>
+    <w:p>
+      <w:pPr>
+        <w:pStyle w:val="a4"/>
+        <w:numPr>
+          <w:ilvl w:val="1"/>
+          <w:numId w:val="8"/>
+        </w:numPr>
+        <w:rPr>
+          <w:color w:val="000000" w:themeColor="text1"/>
+          <w:lang w:val="en-GB"/>
+        </w:rPr>
+      </w:pPr>
+      <w:proofErr w:type="spellStart"/>
+      <w:r>
+        <w:rPr>
+          <w:rStyle w:val="HTML"/>
+          <w:color w:val="000000" w:themeColor="text1"/>
+          <w:lang w:val="en-GB"/>
+        </w:rPr>
+        <w:t>v_end_month</w:t>
+      </w:r>
+      <w:proofErr w:type="spellEnd"/>
+      <w:r>
+        <w:rPr>
+          <w:color w:val="000000" w:themeColor="text1"/>
+          <w:lang w:val="en-GB"/>
+        </w:rPr>
+        <w:t xml:space="preserve"> → next month after current</w:t>
+      </w:r>
+    </w:p>
+    <w:p>
+      <w:pPr>
+        <w:pStyle w:val="a4"/>
+        <w:numPr>
+          <w:ilvl w:val="0"/>
+          <w:numId w:val="8"/>
+        </w:numPr>
+        <w:rPr>
+          <w:color w:val="000000" w:themeColor="text1"/>
+        </w:rPr>
+      </w:pPr>
+      <w:proofErr w:type="spellStart"/>
+      <w:r>
+        <w:rPr>
+          <w:color w:val="000000" w:themeColor="text1"/>
+        </w:rPr>
+        <w:t>Iterates</w:t>
+      </w:r>
+      <w:proofErr w:type="spellEnd"/>
+      <w:r>
+        <w:rPr>
+          <w:color w:val="000000" w:themeColor="text1"/>
+        </w:rPr>
+        <w:t xml:space="preserve"> </w:t>
+      </w:r>
+      <w:proofErr w:type="spellStart"/>
+      <w:r>
+        <w:rPr>
+          <w:color w:val="000000" w:themeColor="text1"/>
+        </w:rPr>
+        <w:t>month</w:t>
+      </w:r>
+      <w:proofErr w:type="spellEnd"/>
+      <w:r>
+        <w:rPr>
+          <w:color w:val="000000" w:themeColor="text1"/>
+        </w:rPr>
+        <w:t xml:space="preserve"> </w:t>
+      </w:r>
+      <w:proofErr w:type="spellStart"/>
+      <w:r>
+        <w:rPr>
+          <w:color w:val="000000" w:themeColor="text1"/>
+        </w:rPr>
+        <w:t>by</w:t>
+      </w:r>
+      <w:proofErr w:type="spellEnd"/>
+      <w:r>
+        <w:rPr>
+          <w:color w:val="000000" w:themeColor="text1"/>
+        </w:rPr>
+        <w:t xml:space="preserve"> </w:t>
+      </w:r>
+      <w:proofErr w:type="spellStart"/>
+      <w:r>
+        <w:rPr>
+          <w:color w:val="000000" w:themeColor="text1"/>
+        </w:rPr>
+        <w:t>month</w:t>
+      </w:r>
+      <w:proofErr w:type="spellEnd"/>
+    </w:p>
+    <w:p>
+      <w:pPr>
+        <w:pStyle w:val="a4"/>
+        <w:numPr>
+          <w:ilvl w:val="0"/>
+          <w:numId w:val="8"/>
+        </w:numPr>
+        <w:rPr>
+          <w:color w:val="000000" w:themeColor="text1"/>
+        </w:rPr>
+      </w:pPr>
+      <w:proofErr w:type="spellStart"/>
+      <w:r>
+        <w:rPr>
+          <w:color w:val="000000" w:themeColor="text1"/>
+        </w:rPr>
+        <w:t>Creates</w:t>
+      </w:r>
+      <w:proofErr w:type="spellEnd"/>
+      <w:r>
+        <w:rPr>
+          <w:color w:val="000000" w:themeColor="text1"/>
+        </w:rPr>
+        <w:t xml:space="preserve"> </w:t>
+      </w:r>
+      <w:proofErr w:type="spellStart"/>
+      <w:r>
+        <w:rPr>
+          <w:color w:val="000000" w:themeColor="text1"/>
+        </w:rPr>
+        <w:t>partition</w:t>
+      </w:r>
+      <w:proofErr w:type="spellEnd"/>
+      <w:r>
+        <w:rPr>
+          <w:color w:val="000000" w:themeColor="text1"/>
+        </w:rPr>
+        <w:t>:</w:t>
+      </w:r>
+    </w:p>
+    <w:p>
+      <w:pPr>
+        <w:pStyle w:val="HTML0"/>
+        <w:ind w:left="720"/>
+        <w:rPr>
+          <w:color w:val="000000" w:themeColor="text1"/>
+        </w:rPr>
+      </w:pPr>
+      <w:proofErr w:type="spellStart"/>
+      <w:r>
+        <w:rPr>
+          <w:color w:val="000000" w:themeColor="text1"/>
+        </w:rPr>
+        <w:t>fct_sales_daily_YYYYMM</w:t>
+      </w:r>
+      <w:proofErr w:type="spellEnd"/>
+    </w:p>
+    <w:p>
+      <w:pPr>
+        <w:pStyle w:val="a4"/>
+        <w:ind w:left="720"/>
+        <w:rPr>
+          <w:color w:val="000000" w:themeColor="text1"/>
+          <w:lang w:val="en-GB"/>
+        </w:rPr>
+      </w:pPr>
+      <w:proofErr w:type="gramStart"/>
+      <w:r>
+        <w:rPr>
+          <w:color w:val="000000" w:themeColor="text1"/>
+          <w:lang w:val="en-GB"/>
+        </w:rPr>
+        <w:t>using</w:t>
+      </w:r>
+      <w:proofErr w:type="gramEnd"/>
+      <w:r>
+        <w:rPr>
+          <w:color w:val="000000" w:themeColor="text1"/>
+          <w:lang w:val="en-GB"/>
+        </w:rPr>
+        <w:t xml:space="preserve"> </w:t>
+      </w:r>
+      <w:r>
+        <w:rPr>
+          <w:rStyle w:val="HTML"/>
+          <w:color w:val="000000" w:themeColor="text1"/>
+          <w:lang w:val="en-GB"/>
+        </w:rPr>
+        <w:t>FOR VALUES FROM (...) TO (...)</w:t>
+      </w:r>
+    </w:p>
+    <w:p>
+      <w:pPr>
+        <w:pStyle w:val="3"/>
+        <w:rPr>
+          <w:color w:val="000000" w:themeColor="text1"/>
+        </w:rPr>
+      </w:pPr>
+      <w:r>
+        <w:rPr>
+          <w:color w:val="000000" w:themeColor="text1"/>
+        </w:rPr>
+        <w:t xml:space="preserve">4. </w:t>
+      </w:r>
+      <w:proofErr w:type="spellStart"/>
+      <w:r>
+        <w:rPr>
+          <w:color w:val="000000" w:themeColor="text1"/>
+        </w:rPr>
+        <w:t>Detach</w:t>
+      </w:r>
+      <w:proofErr w:type="spellEnd"/>
+      <w:r>
+        <w:rPr>
+          <w:color w:val="000000" w:themeColor="text1"/>
+        </w:rPr>
+        <w:t xml:space="preserve"> </w:t>
+      </w:r>
+      <w:proofErr w:type="spellStart"/>
+      <w:r>
+        <w:rPr>
+          <w:color w:val="000000" w:themeColor="text1"/>
+        </w:rPr>
+        <w:t>Old</w:t>
+      </w:r>
+      <w:proofErr w:type="spellEnd"/>
+      <w:r>
+        <w:rPr>
+          <w:color w:val="000000" w:themeColor="text1"/>
+        </w:rPr>
+        <w:t xml:space="preserve"> </w:t>
+      </w:r>
+      <w:proofErr w:type="spellStart"/>
+      <w:r>
+        <w:rPr>
+          <w:color w:val="000000" w:themeColor="text1"/>
+        </w:rPr>
+        <w:t>Partitions</w:t>
+      </w:r>
+      <w:proofErr w:type="spellEnd"/>
+    </w:p>
+    <w:p>
+      <w:pPr>
+        <w:pStyle w:val="a4"/>
+        <w:numPr>
+          <w:ilvl w:val="0"/>
+          <w:numId w:val="9"/>
+        </w:numPr>
+        <w:rPr>
+          <w:color w:val="000000" w:themeColor="text1"/>
+          <w:lang w:val="en-GB"/>
+        </w:rPr>
+      </w:pPr>
+      <w:r>
+        <w:rPr>
+          <w:color w:val="000000" w:themeColor="text1"/>
+          <w:lang w:val="en-GB"/>
+        </w:rPr>
+        <w:t>Identifies partitions older than rolling window start</w:t>
+      </w:r>
+    </w:p>
+    <w:p>
+      <w:pPr>
+        <w:pStyle w:val="a4"/>
+        <w:numPr>
+          <w:ilvl w:val="0"/>
+          <w:numId w:val="9"/>
+        </w:numPr>
+        <w:rPr>
+          <w:color w:val="000000" w:themeColor="text1"/>
+        </w:rPr>
+      </w:pPr>
+      <w:proofErr w:type="spellStart"/>
+      <w:r>
+        <w:rPr>
+          <w:color w:val="000000" w:themeColor="text1"/>
+        </w:rPr>
+        <w:t>Detaches</w:t>
+      </w:r>
+      <w:proofErr w:type="spellEnd"/>
+      <w:r>
+        <w:rPr>
+          <w:color w:val="000000" w:themeColor="text1"/>
+        </w:rPr>
+        <w:t xml:space="preserve"> </w:t>
+      </w:r>
+      <w:proofErr w:type="spellStart"/>
+      <w:r>
+        <w:rPr>
+          <w:color w:val="000000" w:themeColor="text1"/>
+        </w:rPr>
+        <w:t>them</w:t>
+      </w:r>
+      <w:proofErr w:type="spellEnd"/>
+      <w:r>
+        <w:rPr>
+          <w:color w:val="000000" w:themeColor="text1"/>
+        </w:rPr>
+        <w:t xml:space="preserve"> </w:t>
+      </w:r>
+      <w:proofErr w:type="spellStart"/>
+      <w:r>
+        <w:rPr>
+          <w:color w:val="000000" w:themeColor="text1"/>
+        </w:rPr>
+        <w:t>from</w:t>
+      </w:r>
+      <w:proofErr w:type="spellEnd"/>
+      <w:r>
+        <w:rPr>
+          <w:color w:val="000000" w:themeColor="text1"/>
+        </w:rPr>
+        <w:t xml:space="preserve"> </w:t>
+      </w:r>
+      <w:proofErr w:type="spellStart"/>
+      <w:r>
+        <w:rPr>
+          <w:color w:val="000000" w:themeColor="text1"/>
+        </w:rPr>
+        <w:t>parent</w:t>
+      </w:r>
+      <w:proofErr w:type="spellEnd"/>
+      <w:r>
+        <w:rPr>
+          <w:color w:val="000000" w:themeColor="text1"/>
+        </w:rPr>
+        <w:t xml:space="preserve"> </w:t>
+      </w:r>
+      <w:proofErr w:type="spellStart"/>
+      <w:r>
+        <w:rPr>
+          <w:color w:val="000000" w:themeColor="text1"/>
+        </w:rPr>
+        <w:t>table</w:t>
+      </w:r>
+      <w:proofErr w:type="spellEnd"/>
+    </w:p>
+    <w:p>
+      <w:pPr>
+        <w:pStyle w:val="a4"/>
+        <w:numPr>
+          <w:ilvl w:val="0"/>
+          <w:numId w:val="9"/>
+        </w:numPr>
+        <w:rPr>
+          <w:color w:val="000000" w:themeColor="text1"/>
+        </w:rPr>
+      </w:pPr>
+      <w:proofErr w:type="spellStart"/>
+      <w:r>
+        <w:rPr>
+          <w:color w:val="000000" w:themeColor="text1"/>
+        </w:rPr>
+        <w:t>Logs</w:t>
+      </w:r>
+      <w:proofErr w:type="spellEnd"/>
+      <w:r>
+        <w:rPr>
+          <w:color w:val="000000" w:themeColor="text1"/>
+        </w:rPr>
+        <w:t xml:space="preserve"> </w:t>
+      </w:r>
+      <w:proofErr w:type="spellStart"/>
+      <w:r>
+        <w:rPr>
+          <w:color w:val="000000" w:themeColor="text1"/>
+        </w:rPr>
+        <w:t>the</w:t>
+      </w:r>
+      <w:proofErr w:type="spellEnd"/>
+      <w:r>
+        <w:rPr>
+          <w:color w:val="000000" w:themeColor="text1"/>
+        </w:rPr>
+        <w:t xml:space="preserve"> </w:t>
+      </w:r>
+      <w:proofErr w:type="spellStart"/>
+      <w:r>
+        <w:rPr>
+          <w:color w:val="000000" w:themeColor="text1"/>
+        </w:rPr>
+        <w:t>operation</w:t>
+      </w:r>
+      <w:proofErr w:type="spellEnd"/>
+    </w:p>
+    <w:p>
+      <w:pPr>
+        <w:pStyle w:val="a4"/>
+        <w:rPr>
+          <w:color w:val="000000" w:themeColor="text1"/>
+        </w:rPr>
+      </w:pPr>
+      <w:proofErr w:type="spellStart"/>
+      <w:r>
+        <w:rPr>
+          <w:color w:val="000000" w:themeColor="text1"/>
+        </w:rPr>
+        <w:t>Ensures</w:t>
+      </w:r>
+      <w:proofErr w:type="spellEnd"/>
+      <w:r>
+        <w:rPr>
+          <w:color w:val="000000" w:themeColor="text1"/>
+        </w:rPr>
+        <w:t>:</w:t>
+      </w:r>
+    </w:p>
+    <w:p>
+      <w:pPr>
+        <w:pStyle w:val="a4"/>
+        <w:numPr>
+          <w:ilvl w:val="0"/>
+          <w:numId w:val="10"/>
+        </w:numPr>
+        <w:rPr>
+          <w:color w:val="000000" w:themeColor="text1"/>
+        </w:rPr>
+      </w:pPr>
+      <w:proofErr w:type="spellStart"/>
+      <w:r>
+        <w:rPr>
+          <w:color w:val="000000" w:themeColor="text1"/>
+        </w:rPr>
+        <w:t>Required</w:t>
+      </w:r>
+      <w:proofErr w:type="spellEnd"/>
+      <w:r>
+        <w:rPr>
+          <w:color w:val="000000" w:themeColor="text1"/>
+        </w:rPr>
+        <w:t xml:space="preserve"> </w:t>
+      </w:r>
+      <w:proofErr w:type="spellStart"/>
+      <w:r>
+        <w:rPr>
+          <w:color w:val="000000" w:themeColor="text1"/>
+        </w:rPr>
+        <w:t>monthly</w:t>
+      </w:r>
+      <w:proofErr w:type="spellEnd"/>
+      <w:r>
+        <w:rPr>
+          <w:color w:val="000000" w:themeColor="text1"/>
+        </w:rPr>
+        <w:t xml:space="preserve"> </w:t>
+      </w:r>
+      <w:proofErr w:type="spellStart"/>
+      <w:r>
+        <w:rPr>
+          <w:color w:val="000000" w:themeColor="text1"/>
+        </w:rPr>
+        <w:t>partitions</w:t>
+      </w:r>
+      <w:proofErr w:type="spellEnd"/>
+      <w:r>
+        <w:rPr>
+          <w:color w:val="000000" w:themeColor="text1"/>
+        </w:rPr>
+        <w:t xml:space="preserve"> </w:t>
+      </w:r>
+      <w:proofErr w:type="spellStart"/>
+      <w:r>
+        <w:rPr>
+          <w:color w:val="000000" w:themeColor="text1"/>
+        </w:rPr>
+        <w:t>exist</w:t>
+      </w:r>
+      <w:proofErr w:type="spellEnd"/>
+    </w:p>
+    <w:p>
+      <w:pPr>
+        <w:pStyle w:val="a4"/>
+        <w:numPr>
+          <w:ilvl w:val="0"/>
+          <w:numId w:val="10"/>
+        </w:numPr>
+        <w:rPr>
+          <w:color w:val="000000" w:themeColor="text1"/>
+        </w:rPr>
+      </w:pPr>
+      <w:proofErr w:type="spellStart"/>
+      <w:r>
+        <w:rPr>
+          <w:color w:val="000000" w:themeColor="text1"/>
+        </w:rPr>
+        <w:t>Old</w:t>
+      </w:r>
+      <w:proofErr w:type="spellEnd"/>
+      <w:r>
+        <w:rPr>
+          <w:color w:val="000000" w:themeColor="text1"/>
+        </w:rPr>
+        <w:t xml:space="preserve"> </w:t>
+      </w:r>
+      <w:proofErr w:type="spellStart"/>
+      <w:r>
+        <w:rPr>
+          <w:color w:val="000000" w:themeColor="text1"/>
+        </w:rPr>
+        <w:t>partitions</w:t>
+      </w:r>
+      <w:proofErr w:type="spellEnd"/>
+      <w:r>
+        <w:rPr>
+          <w:color w:val="000000" w:themeColor="text1"/>
+        </w:rPr>
+        <w:t xml:space="preserve"> </w:t>
+      </w:r>
+      <w:proofErr w:type="spellStart"/>
+      <w:r>
+        <w:rPr>
+          <w:color w:val="000000" w:themeColor="text1"/>
+        </w:rPr>
+        <w:t>are</w:t>
+      </w:r>
+      <w:proofErr w:type="spellEnd"/>
+      <w:r>
+        <w:rPr>
+          <w:color w:val="000000" w:themeColor="text1"/>
+        </w:rPr>
+        <w:t xml:space="preserve"> </w:t>
+      </w:r>
+      <w:proofErr w:type="spellStart"/>
+      <w:r>
+        <w:rPr>
+          <w:color w:val="000000" w:themeColor="text1"/>
+        </w:rPr>
+        <w:t>detached</w:t>
+      </w:r>
+      <w:proofErr w:type="spellEnd"/>
+    </w:p>
+    <w:p>
+      <w:pPr>
+        <w:pStyle w:val="a4"/>
+        <w:numPr>
+          <w:ilvl w:val="0"/>
+          <w:numId w:val="10"/>
+        </w:numPr>
+        <w:rPr>
+          <w:color w:val="000000" w:themeColor="text1"/>
+          <w:lang w:val="en-GB"/>
+        </w:rPr>
+      </w:pPr>
+      <w:r>
+        <w:rPr>
+          <w:color w:val="000000" w:themeColor="text1"/>
+          <w:lang w:val="en-GB"/>
+        </w:rPr>
+        <w:t>DEFAULT partition prevents “no partition found” errors</w:t>
+      </w:r>
+    </w:p>
+    <w:p>
+      <w:pPr>
+        <w:pStyle w:val="1"/>
+        <w:rPr>
+          <w:b/>
+          <w:color w:val="000000" w:themeColor="text1"/>
+          <w:sz w:val="24"/>
+          <w:szCs w:val="24"/>
+          <w:lang w:val="en-GB"/>
+        </w:rPr>
+      </w:pPr>
+      <w:r>
+        <w:rPr>
+          <w:b/>
+          <w:color w:val="000000" w:themeColor="text1"/>
+          <w:sz w:val="24"/>
+          <w:szCs w:val="24"/>
+          <w:lang w:val="en-GB"/>
+        </w:rPr>
+        <w:lastRenderedPageBreak/>
+        <w:t xml:space="preserve"> </w:t>
+      </w:r>
+      <w:proofErr w:type="spellStart"/>
+      <w:r>
+        <w:rPr>
+          <w:rStyle w:val="HTML"/>
+          <w:rFonts w:eastAsiaTheme="majorEastAsia"/>
+          <w:b/>
+          <w:color w:val="000000" w:themeColor="text1"/>
+          <w:sz w:val="24"/>
+          <w:szCs w:val="24"/>
+          <w:lang w:val="en-GB"/>
+        </w:rPr>
+        <w:t>pr_load_fct_sales_daily_dm</w:t>
+      </w:r>
+      <w:proofErr w:type="spellEnd"/>
+    </w:p>
+    <w:p>
+      <w:pPr>
+        <w:pStyle w:val="2"/>
+        <w:rPr>
+          <w:color w:val="000000" w:themeColor="text1"/>
+          <w:lang w:val="en-GB"/>
+        </w:rPr>
+      </w:pPr>
+      <w:r>
+        <w:rPr>
+          <w:color w:val="000000" w:themeColor="text1"/>
+          <w:lang w:val="en-GB"/>
+        </w:rPr>
+        <w:t>Purpose</w:t>
+      </w:r>
+    </w:p>
+    <w:p>
+      <w:pPr>
+        <w:pStyle w:val="a4"/>
+        <w:rPr>
+          <w:color w:val="000000" w:themeColor="text1"/>
+          <w:lang w:val="en-GB"/>
+        </w:rPr>
+      </w:pPr>
+      <w:r>
+        <w:rPr>
+          <w:color w:val="000000" w:themeColor="text1"/>
+          <w:lang w:val="en-GB"/>
+        </w:rPr>
+        <w:t xml:space="preserve">Loads and </w:t>
+      </w:r>
+      <w:proofErr w:type="spellStart"/>
+      <w:r>
+        <w:rPr>
+          <w:color w:val="000000" w:themeColor="text1"/>
+          <w:lang w:val="en-GB"/>
+        </w:rPr>
+        <w:t>upserts</w:t>
+      </w:r>
+      <w:proofErr w:type="spellEnd"/>
+      <w:r>
+        <w:rPr>
+          <w:color w:val="000000" w:themeColor="text1"/>
+          <w:lang w:val="en-GB"/>
+        </w:rPr>
+        <w:t xml:space="preserve"> transactional data from 3NF into the DM fact table (</w:t>
+      </w:r>
+      <w:proofErr w:type="spellStart"/>
+      <w:r>
+        <w:rPr>
+          <w:rStyle w:val="HTML"/>
+          <w:color w:val="000000" w:themeColor="text1"/>
+          <w:lang w:val="en-GB"/>
+        </w:rPr>
+        <w:t>fct_sales_daily</w:t>
+      </w:r>
+      <w:proofErr w:type="spellEnd"/>
+      <w:r>
+        <w:rPr>
+          <w:color w:val="000000" w:themeColor="text1"/>
+          <w:lang w:val="en-GB"/>
+        </w:rPr>
+        <w:t>) using a rolling window approach.</w:t>
+      </w:r>
+    </w:p>
+    <w:p>
+      <w:pPr>
+        <w:pStyle w:val="2"/>
+        <w:rPr>
+          <w:color w:val="000000" w:themeColor="text1"/>
+          <w:lang w:val="en-GB"/>
+        </w:rPr>
+      </w:pPr>
+      <w:r>
+        <w:rPr>
+          <w:color w:val="000000" w:themeColor="text1"/>
+          <w:lang w:val="en-GB"/>
+        </w:rPr>
+        <w:t>Logic Overview</w:t>
+      </w:r>
+    </w:p>
+    <w:p>
+      <w:pPr>
+        <w:pStyle w:val="3"/>
+        <w:rPr>
+          <w:color w:val="000000" w:themeColor="text1"/>
+          <w:lang w:val="en-GB"/>
+        </w:rPr>
+      </w:pPr>
+      <w:r>
+        <w:rPr>
+          <w:color w:val="000000" w:themeColor="text1"/>
+          <w:lang w:val="en-GB"/>
+        </w:rPr>
+        <w:t>1. Initialize Logging</w:t>
+      </w:r>
+    </w:p>
+    <w:p>
+      <w:pPr>
+        <w:pStyle w:val="a4"/>
+        <w:rPr>
+          <w:color w:val="000000" w:themeColor="text1"/>
+          <w:lang w:val="en-GB"/>
+        </w:rPr>
+      </w:pPr>
+      <w:r>
+        <w:rPr>
+          <w:color w:val="000000" w:themeColor="text1"/>
+          <w:lang w:val="en-GB"/>
+        </w:rPr>
+        <w:t>Writes START record to ETL log.</w:t>
+      </w:r>
+    </w:p>
+    <w:p>
+      <w:pPr>
+        <w:pStyle w:val="3"/>
+        <w:rPr>
+          <w:color w:val="000000" w:themeColor="text1"/>
+          <w:lang w:val="en-GB"/>
+        </w:rPr>
+      </w:pPr>
+      <w:r>
+        <w:rPr>
+          <w:color w:val="000000" w:themeColor="text1"/>
+          <w:lang w:val="en-GB"/>
+        </w:rPr>
+        <w:t>2. Manage Partitions</w:t>
+      </w:r>
+    </w:p>
+    <w:p>
+      <w:pPr>
+        <w:pStyle w:val="a4"/>
+        <w:rPr>
+          <w:color w:val="000000" w:themeColor="text1"/>
+          <w:lang w:val="en-GB"/>
+        </w:rPr>
+      </w:pPr>
+      <w:r>
+        <w:rPr>
+          <w:color w:val="000000" w:themeColor="text1"/>
+          <w:lang w:val="en-GB"/>
+        </w:rPr>
+        <w:t xml:space="preserve">Calls </w:t>
+      </w:r>
+      <w:proofErr w:type="spellStart"/>
+      <w:r>
+        <w:rPr>
+          <w:rStyle w:val="HTML"/>
+          <w:color w:val="000000" w:themeColor="text1"/>
+          <w:lang w:val="en-GB"/>
+        </w:rPr>
+        <w:t>pr_manage_fct_sales_daily_</w:t>
+      </w:r>
+      <w:proofErr w:type="gramStart"/>
+      <w:r>
+        <w:rPr>
+          <w:rStyle w:val="HTML"/>
+          <w:color w:val="000000" w:themeColor="text1"/>
+          <w:lang w:val="en-GB"/>
+        </w:rPr>
+        <w:t>partitions</w:t>
+      </w:r>
+      <w:proofErr w:type="spellEnd"/>
+      <w:r>
+        <w:rPr>
+          <w:rStyle w:val="HTML"/>
+          <w:color w:val="000000" w:themeColor="text1"/>
+          <w:lang w:val="en-GB"/>
+        </w:rPr>
+        <w:t>(</w:t>
+      </w:r>
+      <w:proofErr w:type="gramEnd"/>
+      <w:r>
+        <w:rPr>
+          <w:rStyle w:val="HTML"/>
+          <w:color w:val="000000" w:themeColor="text1"/>
+          <w:lang w:val="en-GB"/>
+        </w:rPr>
+        <w:t>)</w:t>
+      </w:r>
+      <w:r>
+        <w:rPr>
+          <w:color w:val="000000" w:themeColor="text1"/>
+          <w:lang w:val="en-GB"/>
+        </w:rPr>
+        <w:t xml:space="preserve"> to:</w:t>
+      </w:r>
+    </w:p>
+    <w:p>
+      <w:pPr>
+        <w:pStyle w:val="a4"/>
+        <w:numPr>
+          <w:ilvl w:val="0"/>
+          <w:numId w:val="11"/>
+        </w:numPr>
+        <w:rPr>
+          <w:color w:val="000000" w:themeColor="text1"/>
+        </w:rPr>
+      </w:pPr>
+      <w:proofErr w:type="spellStart"/>
+      <w:r>
+        <w:rPr>
+          <w:color w:val="000000" w:themeColor="text1"/>
+        </w:rPr>
+        <w:t>Create</w:t>
+      </w:r>
+      <w:proofErr w:type="spellEnd"/>
+      <w:r>
+        <w:rPr>
+          <w:color w:val="000000" w:themeColor="text1"/>
+        </w:rPr>
+        <w:t xml:space="preserve"> </w:t>
+      </w:r>
+      <w:proofErr w:type="spellStart"/>
+      <w:r>
+        <w:rPr>
+          <w:color w:val="000000" w:themeColor="text1"/>
+        </w:rPr>
+        <w:t>needed</w:t>
+      </w:r>
+      <w:proofErr w:type="spellEnd"/>
+      <w:r>
+        <w:rPr>
+          <w:color w:val="000000" w:themeColor="text1"/>
+        </w:rPr>
+        <w:t xml:space="preserve"> </w:t>
+      </w:r>
+      <w:proofErr w:type="spellStart"/>
+      <w:r>
+        <w:rPr>
+          <w:color w:val="000000" w:themeColor="text1"/>
+        </w:rPr>
+        <w:t>partitions</w:t>
+      </w:r>
+      <w:proofErr w:type="spellEnd"/>
+    </w:p>
+    <w:p>
+      <w:pPr>
+        <w:pStyle w:val="a4"/>
+        <w:numPr>
+          <w:ilvl w:val="0"/>
+          <w:numId w:val="11"/>
+        </w:numPr>
+        <w:rPr>
+          <w:color w:val="000000" w:themeColor="text1"/>
+        </w:rPr>
+      </w:pPr>
+      <w:proofErr w:type="spellStart"/>
+      <w:r>
+        <w:rPr>
+          <w:color w:val="000000" w:themeColor="text1"/>
+        </w:rPr>
+        <w:t>Ensure</w:t>
+      </w:r>
+      <w:proofErr w:type="spellEnd"/>
+      <w:r>
+        <w:rPr>
+          <w:color w:val="000000" w:themeColor="text1"/>
+        </w:rPr>
+        <w:t xml:space="preserve"> DEFAULT </w:t>
+      </w:r>
+      <w:proofErr w:type="spellStart"/>
+      <w:r>
+        <w:rPr>
+          <w:color w:val="000000" w:themeColor="text1"/>
+        </w:rPr>
+        <w:t>exists</w:t>
+      </w:r>
+      <w:proofErr w:type="spellEnd"/>
+    </w:p>
+    <w:p>
+      <w:pPr>
+        <w:pStyle w:val="3"/>
+        <w:rPr>
+          <w:color w:val="000000" w:themeColor="text1"/>
+        </w:rPr>
+      </w:pPr>
+      <w:r>
+        <w:rPr>
+          <w:color w:val="000000" w:themeColor="text1"/>
+        </w:rPr>
+        <w:t xml:space="preserve">3. </w:t>
+      </w:r>
+      <w:proofErr w:type="spellStart"/>
+      <w:r>
+        <w:rPr>
+          <w:color w:val="000000" w:themeColor="text1"/>
+        </w:rPr>
+        <w:t>Ensure</w:t>
+      </w:r>
+      <w:proofErr w:type="spellEnd"/>
+      <w:r>
+        <w:rPr>
+          <w:color w:val="000000" w:themeColor="text1"/>
+        </w:rPr>
+        <w:t xml:space="preserve"> </w:t>
+      </w:r>
+      <w:proofErr w:type="spellStart"/>
+      <w:r>
+        <w:rPr>
+          <w:color w:val="000000" w:themeColor="text1"/>
+        </w:rPr>
+        <w:t>Unknown</w:t>
+      </w:r>
+      <w:proofErr w:type="spellEnd"/>
+      <w:r>
+        <w:rPr>
+          <w:color w:val="000000" w:themeColor="text1"/>
+        </w:rPr>
+        <w:t xml:space="preserve"> </w:t>
+      </w:r>
+      <w:proofErr w:type="spellStart"/>
+      <w:r>
+        <w:rPr>
+          <w:color w:val="000000" w:themeColor="text1"/>
+        </w:rPr>
+        <w:t>Date</w:t>
+      </w:r>
+      <w:proofErr w:type="spellEnd"/>
+    </w:p>
+    <w:p>
+      <w:pPr>
+        <w:pStyle w:val="a4"/>
+        <w:rPr>
+          <w:color w:val="000000" w:themeColor="text1"/>
+          <w:lang w:val="en-GB"/>
+        </w:rPr>
+      </w:pPr>
+      <w:r>
+        <w:rPr>
+          <w:color w:val="000000" w:themeColor="text1"/>
+          <w:lang w:val="en-GB"/>
+        </w:rPr>
+        <w:t xml:space="preserve">Inserts </w:t>
+      </w:r>
+      <w:proofErr w:type="spellStart"/>
+      <w:r>
+        <w:rPr>
+          <w:rStyle w:val="HTML"/>
+          <w:color w:val="000000" w:themeColor="text1"/>
+          <w:lang w:val="en-GB"/>
+        </w:rPr>
+        <w:t>date_id</w:t>
+      </w:r>
+      <w:proofErr w:type="spellEnd"/>
+      <w:r>
+        <w:rPr>
+          <w:rStyle w:val="HTML"/>
+          <w:color w:val="000000" w:themeColor="text1"/>
+          <w:lang w:val="en-GB"/>
+        </w:rPr>
+        <w:t xml:space="preserve"> = </w:t>
+      </w:r>
+      <w:proofErr w:type="gramStart"/>
+      <w:r>
+        <w:rPr>
+          <w:rStyle w:val="HTML"/>
+          <w:color w:val="000000" w:themeColor="text1"/>
+          <w:lang w:val="en-GB"/>
+        </w:rPr>
+        <w:t>-1</w:t>
+      </w:r>
+      <w:proofErr w:type="gramEnd"/>
+      <w:r>
+        <w:rPr>
+          <w:color w:val="000000" w:themeColor="text1"/>
+          <w:lang w:val="en-GB"/>
+        </w:rPr>
+        <w:t xml:space="preserve"> into </w:t>
+      </w:r>
+      <w:proofErr w:type="spellStart"/>
+      <w:r>
+        <w:rPr>
+          <w:rStyle w:val="HTML"/>
+          <w:color w:val="000000" w:themeColor="text1"/>
+          <w:lang w:val="en-GB"/>
+        </w:rPr>
+        <w:t>dim_dates_day</w:t>
+      </w:r>
+      <w:proofErr w:type="spellEnd"/>
+      <w:r>
+        <w:rPr>
+          <w:color w:val="000000" w:themeColor="text1"/>
+          <w:lang w:val="en-GB"/>
+        </w:rPr>
+        <w:t xml:space="preserve"> if missing.</w:t>
+      </w:r>
+    </w:p>
+    <w:p>
+      <w:pPr>
+        <w:pStyle w:val="3"/>
+        <w:rPr>
+          <w:color w:val="000000" w:themeColor="text1"/>
+          <w:lang w:val="en-GB"/>
+        </w:rPr>
+      </w:pPr>
+      <w:r>
+        <w:rPr>
+          <w:color w:val="000000" w:themeColor="text1"/>
+          <w:lang w:val="en-GB"/>
+        </w:rPr>
+        <w:t>4. Extract Data from 3NF</w:t>
+      </w:r>
+    </w:p>
+    <w:p>
+      <w:pPr>
+        <w:pStyle w:val="a4"/>
+        <w:rPr>
+          <w:color w:val="000000" w:themeColor="text1"/>
+          <w:lang w:val="en-GB"/>
+        </w:rPr>
+      </w:pPr>
+      <w:r>
+        <w:rPr>
+          <w:color w:val="000000" w:themeColor="text1"/>
+          <w:lang w:val="en-GB"/>
+        </w:rPr>
+        <w:t xml:space="preserve">Filters </w:t>
+      </w:r>
+      <w:proofErr w:type="spellStart"/>
+      <w:r>
+        <w:rPr>
+          <w:rStyle w:val="HTML"/>
+          <w:color w:val="000000" w:themeColor="text1"/>
+          <w:lang w:val="en-GB"/>
+        </w:rPr>
+        <w:t>ce_transactions</w:t>
+      </w:r>
+      <w:proofErr w:type="spellEnd"/>
+      <w:r>
+        <w:rPr>
+          <w:color w:val="000000" w:themeColor="text1"/>
+          <w:lang w:val="en-GB"/>
+        </w:rPr>
+        <w:t xml:space="preserve"> by:</w:t>
+      </w:r>
+    </w:p>
+    <w:p>
+      <w:pPr>
+        <w:pStyle w:val="HTML0"/>
+        <w:rPr>
+          <w:color w:val="000000" w:themeColor="text1"/>
+          <w:lang w:val="en-GB"/>
+        </w:rPr>
+      </w:pPr>
+      <w:proofErr w:type="spellStart"/>
+      <w:r>
+        <w:rPr>
+          <w:color w:val="000000" w:themeColor="text1"/>
+          <w:lang w:val="en-GB"/>
+        </w:rPr>
+        <w:t>txn_ts</w:t>
+      </w:r>
+      <w:proofErr w:type="spellEnd"/>
+      <w:r>
+        <w:rPr>
+          <w:color w:val="000000" w:themeColor="text1"/>
+          <w:lang w:val="en-GB"/>
+        </w:rPr>
+        <w:t xml:space="preserve"> &gt;= </w:t>
+      </w:r>
+      <w:proofErr w:type="spellStart"/>
+      <w:r>
+        <w:rPr>
+          <w:color w:val="000000" w:themeColor="text1"/>
+          <w:lang w:val="en-GB"/>
+        </w:rPr>
+        <w:t>v_from_date</w:t>
+      </w:r>
+      <w:proofErr w:type="spellEnd"/>
+      <w:r>
+        <w:rPr>
+          <w:color w:val="000000" w:themeColor="text1"/>
+          <w:lang w:val="en-GB"/>
+        </w:rPr>
+        <w:br/>
+      </w:r>
+      <w:proofErr w:type="spellStart"/>
+      <w:r>
+        <w:rPr>
+          <w:color w:val="000000" w:themeColor="text1"/>
+          <w:lang w:val="en-GB"/>
+        </w:rPr>
+        <w:t>txn_ts</w:t>
+      </w:r>
+      <w:proofErr w:type="spellEnd"/>
+      <w:r>
+        <w:rPr>
+          <w:color w:val="000000" w:themeColor="text1"/>
+          <w:lang w:val="en-GB"/>
+        </w:rPr>
+        <w:t xml:space="preserve"> </w:t>
+      </w:r>
+      <w:proofErr w:type="gramStart"/>
+      <w:r>
+        <w:rPr>
+          <w:color w:val="000000" w:themeColor="text1"/>
+          <w:lang w:val="en-GB"/>
+        </w:rPr>
+        <w:t xml:space="preserve">&lt;  </w:t>
+      </w:r>
+      <w:proofErr w:type="spellStart"/>
+      <w:r>
+        <w:rPr>
+          <w:color w:val="000000" w:themeColor="text1"/>
+          <w:lang w:val="en-GB"/>
+        </w:rPr>
+        <w:t>v</w:t>
+      </w:r>
+      <w:proofErr w:type="gramEnd"/>
+      <w:r>
+        <w:rPr>
+          <w:color w:val="000000" w:themeColor="text1"/>
+          <w:lang w:val="en-GB"/>
+        </w:rPr>
+        <w:t>_to_date</w:t>
+      </w:r>
+      <w:proofErr w:type="spellEnd"/>
+    </w:p>
+    <w:p>
+      <w:pPr>
+        <w:pStyle w:val="a4"/>
+        <w:rPr>
+          <w:color w:val="000000" w:themeColor="text1"/>
+          <w:lang w:val="en-GB"/>
+        </w:rPr>
+      </w:pPr>
+      <w:r>
+        <w:rPr>
+          <w:color w:val="000000" w:themeColor="text1"/>
+          <w:lang w:val="en-GB"/>
+        </w:rPr>
+        <w:t>(</w:t>
+      </w:r>
+      <w:proofErr w:type="gramStart"/>
+      <w:r>
+        <w:rPr>
+          <w:color w:val="000000" w:themeColor="text1"/>
+          <w:lang w:val="en-GB"/>
+        </w:rPr>
+        <w:t>rolling</w:t>
+      </w:r>
+      <w:proofErr w:type="gramEnd"/>
+      <w:r>
+        <w:rPr>
+          <w:color w:val="000000" w:themeColor="text1"/>
+          <w:lang w:val="en-GB"/>
+        </w:rPr>
+        <w:t xml:space="preserve"> window logic)</w:t>
+      </w:r>
+    </w:p>
+    <w:p>
+      <w:pPr>
+        <w:pStyle w:val="3"/>
+        <w:rPr>
+          <w:color w:val="000000" w:themeColor="text1"/>
+          <w:lang w:val="en-GB"/>
+        </w:rPr>
+      </w:pPr>
+      <w:r>
+        <w:rPr>
+          <w:color w:val="000000" w:themeColor="text1"/>
+          <w:lang w:val="en-GB"/>
+        </w:rPr>
+        <w:t>5. Map 3NF Keys to DM Surrogate Keys</w:t>
+      </w:r>
+    </w:p>
+    <w:p>
+      <w:pPr>
+        <w:pStyle w:val="a4"/>
+        <w:rPr>
+          <w:color w:val="000000" w:themeColor="text1"/>
+          <w:lang w:val="en-GB"/>
+        </w:rPr>
+      </w:pPr>
+      <w:r>
+        <w:rPr>
+          <w:color w:val="000000" w:themeColor="text1"/>
+          <w:lang w:val="en-GB"/>
+        </w:rPr>
+        <w:t>Uses LEFT JOINs to map:</w:t>
+      </w:r>
+    </w:p>
+    <w:p>
+      <w:pPr>
+        <w:pStyle w:val="a4"/>
+        <w:numPr>
+          <w:ilvl w:val="0"/>
+          <w:numId w:val="12"/>
+        </w:numPr>
+        <w:rPr>
+          <w:color w:val="000000" w:themeColor="text1"/>
+        </w:rPr>
+      </w:pPr>
+      <w:proofErr w:type="spellStart"/>
+      <w:r>
+        <w:rPr>
+          <w:color w:val="000000" w:themeColor="text1"/>
+        </w:rPr>
+        <w:t>Products</w:t>
+      </w:r>
+      <w:proofErr w:type="spellEnd"/>
+    </w:p>
+    <w:p>
+      <w:pPr>
+        <w:pStyle w:val="a4"/>
+        <w:numPr>
+          <w:ilvl w:val="0"/>
+          <w:numId w:val="12"/>
+        </w:numPr>
+        <w:rPr>
+          <w:color w:val="000000" w:themeColor="text1"/>
+        </w:rPr>
+      </w:pPr>
+      <w:proofErr w:type="spellStart"/>
+      <w:r>
+        <w:rPr>
+          <w:color w:val="000000" w:themeColor="text1"/>
+        </w:rPr>
+        <w:t>Promotions</w:t>
+      </w:r>
+      <w:proofErr w:type="spellEnd"/>
+    </w:p>
+    <w:p>
+      <w:pPr>
+        <w:pStyle w:val="a4"/>
+        <w:numPr>
+          <w:ilvl w:val="0"/>
+          <w:numId w:val="12"/>
+        </w:numPr>
+        <w:rPr>
+          <w:color w:val="000000" w:themeColor="text1"/>
+        </w:rPr>
+      </w:pPr>
+      <w:proofErr w:type="spellStart"/>
+      <w:r>
+        <w:rPr>
+          <w:color w:val="000000" w:themeColor="text1"/>
+        </w:rPr>
+        <w:t>Stores</w:t>
+      </w:r>
+      <w:proofErr w:type="spellEnd"/>
+    </w:p>
+    <w:p>
+      <w:pPr>
+        <w:pStyle w:val="a4"/>
+        <w:numPr>
+          <w:ilvl w:val="0"/>
+          <w:numId w:val="12"/>
+        </w:numPr>
+        <w:rPr>
+          <w:color w:val="000000" w:themeColor="text1"/>
+        </w:rPr>
+      </w:pPr>
+      <w:proofErr w:type="spellStart"/>
+      <w:r>
+        <w:rPr>
+          <w:color w:val="000000" w:themeColor="text1"/>
+        </w:rPr>
+        <w:t>Terminals</w:t>
+      </w:r>
+      <w:proofErr w:type="spellEnd"/>
+    </w:p>
+    <w:p>
+      <w:pPr>
+        <w:pStyle w:val="a4"/>
+        <w:numPr>
+          <w:ilvl w:val="0"/>
+          <w:numId w:val="12"/>
+        </w:numPr>
+        <w:rPr>
+          <w:color w:val="000000" w:themeColor="text1"/>
+        </w:rPr>
+      </w:pPr>
+      <w:proofErr w:type="spellStart"/>
+      <w:r>
+        <w:rPr>
+          <w:color w:val="000000" w:themeColor="text1"/>
+        </w:rPr>
+        <w:t>Employees</w:t>
+      </w:r>
+      <w:proofErr w:type="spellEnd"/>
+    </w:p>
+    <w:p>
+      <w:pPr>
+        <w:pStyle w:val="a4"/>
+        <w:numPr>
+          <w:ilvl w:val="0"/>
+          <w:numId w:val="12"/>
+        </w:numPr>
+        <w:rPr>
+          <w:color w:val="000000" w:themeColor="text1"/>
+        </w:rPr>
+      </w:pPr>
+      <w:proofErr w:type="spellStart"/>
+      <w:r>
+        <w:rPr>
+          <w:color w:val="000000" w:themeColor="text1"/>
+        </w:rPr>
+        <w:t>Customers</w:t>
+      </w:r>
+      <w:proofErr w:type="spellEnd"/>
+      <w:r>
+        <w:rPr>
+          <w:color w:val="000000" w:themeColor="text1"/>
+        </w:rPr>
+        <w:t xml:space="preserve"> (SCD </w:t>
+      </w:r>
+      <w:proofErr w:type="spellStart"/>
+      <w:r>
+        <w:rPr>
+          <w:color w:val="000000" w:themeColor="text1"/>
+        </w:rPr>
+        <w:t>active</w:t>
+      </w:r>
+      <w:proofErr w:type="spellEnd"/>
+      <w:r>
+        <w:rPr>
+          <w:color w:val="000000" w:themeColor="text1"/>
+        </w:rPr>
+        <w:t xml:space="preserve"> </w:t>
+      </w:r>
+      <w:proofErr w:type="spellStart"/>
+      <w:r>
+        <w:rPr>
+          <w:color w:val="000000" w:themeColor="text1"/>
+        </w:rPr>
+        <w:t>only</w:t>
+      </w:r>
+      <w:proofErr w:type="spellEnd"/>
+      <w:r>
+        <w:rPr>
+          <w:color w:val="000000" w:themeColor="text1"/>
+        </w:rPr>
+        <w:t>)</w:t>
+      </w:r>
+    </w:p>
+    <w:p>
+      <w:pPr>
+        <w:pStyle w:val="a4"/>
+        <w:numPr>
+          <w:ilvl w:val="0"/>
+          <w:numId w:val="12"/>
+        </w:numPr>
+        <w:rPr>
+          <w:color w:val="000000" w:themeColor="text1"/>
+        </w:rPr>
+      </w:pPr>
+      <w:proofErr w:type="spellStart"/>
+      <w:r>
+        <w:rPr>
+          <w:color w:val="000000" w:themeColor="text1"/>
+        </w:rPr>
+        <w:t>Delivery</w:t>
+      </w:r>
+      <w:proofErr w:type="spellEnd"/>
+      <w:r>
+        <w:rPr>
+          <w:color w:val="000000" w:themeColor="text1"/>
+        </w:rPr>
+        <w:t xml:space="preserve"> </w:t>
+      </w:r>
+      <w:proofErr w:type="spellStart"/>
+      <w:r>
+        <w:rPr>
+          <w:color w:val="000000" w:themeColor="text1"/>
+        </w:rPr>
+        <w:t>providers</w:t>
+      </w:r>
+      <w:proofErr w:type="spellEnd"/>
+    </w:p>
+    <w:p>
+      <w:pPr>
+        <w:pStyle w:val="a4"/>
+        <w:numPr>
+          <w:ilvl w:val="0"/>
+          <w:numId w:val="12"/>
+        </w:numPr>
+        <w:rPr>
+          <w:color w:val="000000" w:themeColor="text1"/>
+        </w:rPr>
+      </w:pPr>
+      <w:proofErr w:type="spellStart"/>
+      <w:r>
+        <w:rPr>
+          <w:color w:val="000000" w:themeColor="text1"/>
+        </w:rPr>
+        <w:t>Junk</w:t>
+      </w:r>
+      <w:proofErr w:type="spellEnd"/>
+      <w:r>
+        <w:rPr>
+          <w:color w:val="000000" w:themeColor="text1"/>
+        </w:rPr>
+        <w:t xml:space="preserve"> </w:t>
+      </w:r>
+      <w:proofErr w:type="spellStart"/>
+      <w:r>
+        <w:rPr>
+          <w:color w:val="000000" w:themeColor="text1"/>
+        </w:rPr>
+        <w:t>dimension</w:t>
+      </w:r>
+      <w:proofErr w:type="spellEnd"/>
+    </w:p>
+    <w:p>
+      <w:pPr>
+        <w:pStyle w:val="a4"/>
+        <w:rPr>
+          <w:color w:val="000000" w:themeColor="text1"/>
+        </w:rPr>
+      </w:pPr>
+      <w:proofErr w:type="spellStart"/>
+      <w:r>
+        <w:rPr>
+          <w:color w:val="000000" w:themeColor="text1"/>
+        </w:rPr>
+        <w:t>Missing</w:t>
+      </w:r>
+      <w:proofErr w:type="spellEnd"/>
+      <w:r>
+        <w:rPr>
+          <w:color w:val="000000" w:themeColor="text1"/>
+        </w:rPr>
+        <w:t xml:space="preserve"> </w:t>
+      </w:r>
+      <w:proofErr w:type="spellStart"/>
+      <w:r>
+        <w:rPr>
+          <w:color w:val="000000" w:themeColor="text1"/>
+        </w:rPr>
+        <w:t>mappings</w:t>
+      </w:r>
+      <w:proofErr w:type="spellEnd"/>
+      <w:r>
+        <w:rPr>
+          <w:color w:val="000000" w:themeColor="text1"/>
+        </w:rPr>
+        <w:t xml:space="preserve"> </w:t>
+      </w:r>
+      <w:proofErr w:type="spellStart"/>
+      <w:r>
+        <w:rPr>
+          <w:color w:val="000000" w:themeColor="text1"/>
+        </w:rPr>
+        <w:t>default</w:t>
+      </w:r>
+      <w:proofErr w:type="spellEnd"/>
+      <w:r>
+        <w:rPr>
+          <w:color w:val="000000" w:themeColor="text1"/>
+        </w:rPr>
+        <w:t xml:space="preserve"> </w:t>
+      </w:r>
+      <w:proofErr w:type="spellStart"/>
+      <w:r>
+        <w:rPr>
+          <w:color w:val="000000" w:themeColor="text1"/>
+        </w:rPr>
+        <w:t>to</w:t>
+      </w:r>
+      <w:proofErr w:type="spellEnd"/>
+      <w:r>
+        <w:rPr>
+          <w:color w:val="000000" w:themeColor="text1"/>
+        </w:rPr>
+        <w:t xml:space="preserve"> </w:t>
+      </w:r>
+      <w:r>
+        <w:rPr>
+          <w:rStyle w:val="HTML"/>
+          <w:color w:val="000000" w:themeColor="text1"/>
+        </w:rPr>
+        <w:t>-1</w:t>
+      </w:r>
+      <w:r>
+        <w:rPr>
+          <w:color w:val="000000" w:themeColor="text1"/>
+        </w:rPr>
+        <w:t>.</w:t>
+      </w:r>
+    </w:p>
+    <w:p>
+      <w:pPr>
+        <w:rPr>
+          <w:color w:val="000000" w:themeColor="text1"/>
+        </w:rPr>
+      </w:pPr>
+    </w:p>
+    <w:p>
+      <w:pPr>
+        <w:pStyle w:val="3"/>
+        <w:rPr>
+          <w:color w:val="000000" w:themeColor="text1"/>
+        </w:rPr>
+      </w:pPr>
+      <w:r>
+        <w:rPr>
+          <w:color w:val="000000" w:themeColor="text1"/>
+        </w:rPr>
+        <w:lastRenderedPageBreak/>
+        <w:t xml:space="preserve">6. </w:t>
+      </w:r>
+      <w:proofErr w:type="spellStart"/>
+      <w:r>
+        <w:rPr>
+          <w:color w:val="000000" w:themeColor="text1"/>
+        </w:rPr>
+        <w:t>Calculate</w:t>
+      </w:r>
+      <w:proofErr w:type="spellEnd"/>
+      <w:r>
+        <w:rPr>
+          <w:color w:val="000000" w:themeColor="text1"/>
+        </w:rPr>
+        <w:t xml:space="preserve"> </w:t>
+      </w:r>
+      <w:proofErr w:type="spellStart"/>
+      <w:r>
+        <w:rPr>
+          <w:color w:val="000000" w:themeColor="text1"/>
+        </w:rPr>
+        <w:t>Derived</w:t>
+      </w:r>
+      <w:proofErr w:type="spellEnd"/>
+      <w:r>
+        <w:rPr>
+          <w:color w:val="000000" w:themeColor="text1"/>
+        </w:rPr>
+        <w:t xml:space="preserve"> </w:t>
+      </w:r>
+      <w:proofErr w:type="spellStart"/>
+      <w:r>
+        <w:rPr>
+          <w:color w:val="000000" w:themeColor="text1"/>
+        </w:rPr>
+        <w:t>Metrics</w:t>
+      </w:r>
+      <w:proofErr w:type="spellEnd"/>
+    </w:p>
+    <w:p>
+      <w:pPr>
+        <w:pStyle w:val="a4"/>
+        <w:rPr>
+          <w:color w:val="000000" w:themeColor="text1"/>
+        </w:rPr>
+      </w:pPr>
+      <w:proofErr w:type="spellStart"/>
+      <w:r>
+        <w:rPr>
+          <w:color w:val="000000" w:themeColor="text1"/>
+        </w:rPr>
+        <w:t>Calculates</w:t>
+      </w:r>
+      <w:proofErr w:type="spellEnd"/>
+      <w:r>
+        <w:rPr>
+          <w:color w:val="000000" w:themeColor="text1"/>
+        </w:rPr>
+        <w:t>:</w:t>
+      </w:r>
+    </w:p>
+    <w:p>
+      <w:pPr>
+        <w:pStyle w:val="a4"/>
+        <w:numPr>
+          <w:ilvl w:val="0"/>
+          <w:numId w:val="13"/>
+        </w:numPr>
+        <w:rPr>
+          <w:color w:val="000000" w:themeColor="text1"/>
+        </w:rPr>
+      </w:pPr>
+      <w:proofErr w:type="spellStart"/>
+      <w:r>
+        <w:rPr>
+          <w:rStyle w:val="HTML"/>
+          <w:color w:val="000000" w:themeColor="text1"/>
+        </w:rPr>
+        <w:t>calculated_gross_margin_pct</w:t>
+      </w:r>
+      <w:proofErr w:type="spellEnd"/>
+    </w:p>
+    <w:p>
+      <w:pPr>
+        <w:pStyle w:val="a4"/>
+        <w:numPr>
+          <w:ilvl w:val="0"/>
+          <w:numId w:val="13"/>
+        </w:numPr>
+        <w:rPr>
+          <w:color w:val="000000" w:themeColor="text1"/>
+        </w:rPr>
+      </w:pPr>
+      <w:proofErr w:type="spellStart"/>
+      <w:r>
+        <w:rPr>
+          <w:rStyle w:val="HTML"/>
+          <w:color w:val="000000" w:themeColor="text1"/>
+        </w:rPr>
+        <w:t>calculated_net_sales_amt</w:t>
+      </w:r>
+      <w:proofErr w:type="spellEnd"/>
+    </w:p>
+    <w:p>
+      <w:pPr>
+        <w:pStyle w:val="3"/>
+        <w:rPr>
+          <w:color w:val="000000" w:themeColor="text1"/>
+          <w:lang w:val="en-GB"/>
+        </w:rPr>
+      </w:pPr>
+      <w:r>
+        <w:rPr>
+          <w:color w:val="000000" w:themeColor="text1"/>
+          <w:lang w:val="en-GB"/>
+        </w:rPr>
+        <w:t>7. UPSERT into Partitioned Fact Table</w:t>
+      </w:r>
+    </w:p>
+    <w:p>
+      <w:pPr>
+        <w:pStyle w:val="a4"/>
+        <w:rPr>
+          <w:color w:val="000000" w:themeColor="text1"/>
+          <w:lang w:val="en-GB"/>
+        </w:rPr>
+      </w:pPr>
+      <w:r>
+        <w:rPr>
+          <w:color w:val="000000" w:themeColor="text1"/>
+          <w:lang w:val="en-GB"/>
+        </w:rPr>
+        <w:t>Inserts into parent table:</w:t>
+      </w:r>
+    </w:p>
+    <w:p>
+      <w:pPr>
+        <w:pStyle w:val="HTML0"/>
+        <w:rPr>
+          <w:color w:val="000000" w:themeColor="text1"/>
+          <w:lang w:val="en-GB"/>
+        </w:rPr>
+      </w:pPr>
+      <w:proofErr w:type="spellStart"/>
+      <w:r>
+        <w:rPr>
+          <w:color w:val="000000" w:themeColor="text1"/>
+          <w:lang w:val="en-GB"/>
+        </w:rPr>
+        <w:t>bl_dm.fct_sales_daily</w:t>
+      </w:r>
+      <w:proofErr w:type="spellEnd"/>
+    </w:p>
+    <w:p>
+      <w:pPr>
+        <w:pStyle w:val="a4"/>
+        <w:rPr>
+          <w:color w:val="000000" w:themeColor="text1"/>
+          <w:lang w:val="en-GB"/>
+        </w:rPr>
+      </w:pPr>
+      <w:r>
+        <w:rPr>
+          <w:color w:val="000000" w:themeColor="text1"/>
+          <w:lang w:val="en-GB"/>
+        </w:rPr>
+        <w:t>Postgres automatically routes rows to correct partitions.</w:t>
+      </w:r>
+    </w:p>
+    <w:p>
+      <w:pPr>
+        <w:pStyle w:val="a4"/>
+        <w:rPr>
+          <w:color w:val="000000" w:themeColor="text1"/>
+          <w:lang w:val="en-GB"/>
+        </w:rPr>
+      </w:pPr>
+      <w:r>
+        <w:rPr>
+          <w:color w:val="000000" w:themeColor="text1"/>
+          <w:lang w:val="en-GB"/>
+        </w:rPr>
+        <w:t>Uses:</w:t>
+      </w:r>
+    </w:p>
+    <w:p>
+      <w:pPr>
+        <w:pStyle w:val="HTML0"/>
+        <w:rPr>
+          <w:color w:val="000000" w:themeColor="text1"/>
+          <w:lang w:val="en-GB"/>
+        </w:rPr>
+      </w:pPr>
+      <w:r>
+        <w:rPr>
+          <w:color w:val="000000" w:themeColor="text1"/>
+          <w:lang w:val="en-GB"/>
+        </w:rPr>
+        <w:t>ON CONFLICT (</w:t>
+      </w:r>
+      <w:proofErr w:type="spellStart"/>
+      <w:r>
+        <w:rPr>
+          <w:color w:val="000000" w:themeColor="text1"/>
+          <w:lang w:val="en-GB"/>
+        </w:rPr>
+        <w:t>date_id</w:t>
+      </w:r>
+      <w:proofErr w:type="spellEnd"/>
+      <w:r>
+        <w:rPr>
+          <w:color w:val="000000" w:themeColor="text1"/>
+          <w:lang w:val="en-GB"/>
+        </w:rPr>
+        <w:t xml:space="preserve">, </w:t>
+      </w:r>
+      <w:proofErr w:type="spellStart"/>
+      <w:r>
+        <w:rPr>
+          <w:color w:val="000000" w:themeColor="text1"/>
+          <w:lang w:val="en-GB"/>
+        </w:rPr>
+        <w:t>txn_src_id</w:t>
+      </w:r>
+      <w:proofErr w:type="spellEnd"/>
+      <w:r>
+        <w:rPr>
+          <w:color w:val="000000" w:themeColor="text1"/>
+          <w:lang w:val="en-GB"/>
+        </w:rPr>
+        <w:t>)</w:t>
+      </w:r>
+    </w:p>
+    <w:p>
+      <w:pPr>
+        <w:pStyle w:val="a4"/>
+        <w:rPr>
+          <w:color w:val="000000" w:themeColor="text1"/>
+          <w:lang w:val="en-GB"/>
+        </w:rPr>
+      </w:pPr>
+      <w:r>
+        <w:rPr>
+          <w:color w:val="000000" w:themeColor="text1"/>
+          <w:lang w:val="en-GB"/>
+        </w:rPr>
+        <w:t>Updates only if values changed using:</w:t>
+      </w:r>
+    </w:p>
+    <w:p>
+      <w:pPr>
+        <w:pStyle w:val="HTML0"/>
+        <w:rPr>
+          <w:color w:val="000000" w:themeColor="text1"/>
+          <w:lang w:val="en-GB"/>
+        </w:rPr>
+      </w:pPr>
+      <w:r>
+        <w:rPr>
+          <w:color w:val="000000" w:themeColor="text1"/>
+          <w:lang w:val="en-GB"/>
+        </w:rPr>
+        <w:t>IS DISTINCT FROM</w:t>
+      </w:r>
+    </w:p>
+    <w:p>
+      <w:pPr>
+        <w:pStyle w:val="a4"/>
+        <w:rPr>
+          <w:color w:val="000000" w:themeColor="text1"/>
+          <w:lang w:val="en-GB"/>
+        </w:rPr>
+      </w:pPr>
+      <w:r>
+        <w:rPr>
+          <w:color w:val="000000" w:themeColor="text1"/>
+          <w:lang w:val="en-GB"/>
+        </w:rPr>
+        <w:t>This prevents unnecessary updates.</w:t>
+      </w:r>
+    </w:p>
+    <w:p>
+      <w:pPr>
+        <w:rPr>
+          <w:color w:val="000000" w:themeColor="text1"/>
+        </w:rPr>
+      </w:pPr>
+      <w:bookmarkStart w:id="0" w:name="_GoBack"/>
+      <w:bookmarkEnd w:id="0"/>
+    </w:p>
+    <w:p>
+      <w:pPr>
+        <w:pStyle w:val="3"/>
+        <w:rPr>
+          <w:color w:val="000000" w:themeColor="text1"/>
+          <w:lang w:val="en-GB"/>
+        </w:rPr>
+      </w:pPr>
+      <w:r>
+        <w:rPr>
+          <w:color w:val="000000" w:themeColor="text1"/>
+          <w:lang w:val="en-GB"/>
+        </w:rPr>
+        <w:t>8. Log Results</w:t>
+      </w:r>
+    </w:p>
+    <w:p>
+      <w:pPr>
+        <w:pStyle w:val="a4"/>
+        <w:rPr>
+          <w:color w:val="000000" w:themeColor="text1"/>
+          <w:lang w:val="en-GB"/>
+        </w:rPr>
+      </w:pPr>
+      <w:r>
+        <w:rPr>
+          <w:color w:val="000000" w:themeColor="text1"/>
+          <w:lang w:val="en-GB"/>
+        </w:rPr>
+        <w:t>Stores number of affected rows and writes SUCCESS log entry.</w:t>
+      </w:r>
+    </w:p>
+    <w:p>
+      <w:pPr>
+        <w:rPr>
+          <w:color w:val="000000" w:themeColor="text1"/>
+          <w:lang w:val="en-GB"/>
+        </w:rPr>
+      </w:pPr>
+    </w:p>
+    <w:p>
+      <w:pPr>
+        <w:rPr>
+          <w:color w:val="000000" w:themeColor="text1"/>
+          <w:lang w:val="en-GB"/>
+        </w:rPr>
+      </w:pPr>
+      <w:r>
+        <w:rPr>
+          <w:color w:val="000000" w:themeColor="text1"/>
+          <w:lang w:val="en-GB"/>
+        </w:rPr>
+        <w:t>FIRST RUN</w:t>
+      </w:r>
+    </w:p>
+    <w:p>
+      <w:pPr>
+        <w:rPr>
+          <w:color w:val="000000" w:themeColor="text1"/>
+          <w:lang w:val="en-GB"/>
+        </w:rPr>
+      </w:pPr>
+      <w:r>
+        <w:rPr>
+          <w:color w:val="000000" w:themeColor="text1"/>
+          <w:lang w:val="en-GB"/>
         </w:rPr>
         <w:drawing>
-          <wp:inline distT="0" distB="0" distL="0" distR="0" wp14:anchorId="768CA739" wp14:editId="29D15677">
-            <wp:extent cx="4458322" cy="2381582"/>
-            <wp:effectExtent l="0" t="0" r="0" b="0"/>
-            <wp:docPr id="12" name="Рисунок 12"/>
+          <wp:inline distT="0" distB="0" distL="0" distR="0" wp14:anchorId="6E8640F8" wp14:editId="2ED04991">
+            <wp:extent cx="5731510" cy="1791335"/>
+            <wp:effectExtent l="0" t="0" r="2540" b="0"/>
+            <wp:docPr id="15" name="Рисунок 15"/>
             <wp:cNvGraphicFramePr>
               <a:graphicFrameLocks xmlns:a="http://schemas.openxmlformats.org/drawingml/2006/main" noChangeAspect="1"/>
             </wp:cNvGraphicFramePr>
@@ -2650,7 +5097,7 @@
                   <pic:spPr>
                     <a:xfrm>
                       <a:off x="0" y="0"/>
-                      <a:ext cx="4458322" cy="2381582"/>
+                      <a:ext cx="5731510" cy="1791335"/>
                     </a:xfrm>
                     <a:prstGeom prst="rect">
                       <a:avLst/>
@@ -2662,52 +5109,482 @@
           </wp:inline>
         </w:drawing>
       </w:r>
-      <w:bookmarkStart w:id="0" w:name="_GoBack"/>
-      <w:bookmarkEnd w:id="0"/>
-    </w:p>
-    <w:p>
-      <w:pPr>
-        <w:rPr>
+    </w:p>
+    <w:p>
+      <w:pPr>
+        <w:rPr>
+          <w:color w:val="000000" w:themeColor="text1"/>
+          <w:lang w:val="en-GB"/>
+        </w:rPr>
+      </w:pPr>
+      <w:r>
+        <w:rPr>
+          <w:color w:val="000000" w:themeColor="text1"/>
+          <w:lang w:val="en-GB"/>
+        </w:rPr>
+        <w:lastRenderedPageBreak/>
+        <w:drawing>
+          <wp:inline distT="0" distB="0" distL="0" distR="0" wp14:anchorId="1CF6C3A4" wp14:editId="08404962">
+            <wp:extent cx="5731510" cy="1534795"/>
+            <wp:effectExtent l="0" t="0" r="2540" b="8255"/>
+            <wp:docPr id="16" name="Рисунок 16"/>
+            <wp:cNvGraphicFramePr>
+              <a:graphicFrameLocks xmlns:a="http://schemas.openxmlformats.org/drawingml/2006/main" noChangeAspect="1"/>
+            </wp:cNvGraphicFramePr>
+            <a:graphic xmlns:a="http://schemas.openxmlformats.org/drawingml/2006/main">
+              <a:graphicData uri="http://schemas.openxmlformats.org/drawingml/2006/picture">
+                <pic:pic xmlns:pic="http://schemas.openxmlformats.org/drawingml/2006/picture">
+                  <pic:nvPicPr>
+                    <pic:cNvPr id="1" name=""/>
+                    <pic:cNvPicPr/>
+                  </pic:nvPicPr>
+                  <pic:blipFill>
+                    <a:blip r:embed="rId11"/>
+                    <a:stretch>
+                      <a:fillRect/>
+                    </a:stretch>
+                  </pic:blipFill>
+                  <pic:spPr>
+                    <a:xfrm>
+                      <a:off x="0" y="0"/>
+                      <a:ext cx="5731510" cy="1534795"/>
+                    </a:xfrm>
+                    <a:prstGeom prst="rect">
+                      <a:avLst/>
+                    </a:prstGeom>
+                  </pic:spPr>
+                </pic:pic>
+              </a:graphicData>
+            </a:graphic>
+          </wp:inline>
+        </w:drawing>
+      </w:r>
+    </w:p>
+    <w:p>
+      <w:pPr>
+        <w:rPr>
+          <w:color w:val="000000" w:themeColor="text1"/>
+          <w:lang w:val="en-GB"/>
+        </w:rPr>
+      </w:pPr>
+      <w:r>
+        <w:rPr>
+          <w:color w:val="000000" w:themeColor="text1"/>
+          <w:lang w:val="en-GB"/>
+        </w:rPr>
+        <w:t>SECOND RUN</w:t>
+      </w:r>
+    </w:p>
+    <w:p>
+      <w:pPr>
+        <w:rPr>
+          <w:color w:val="000000" w:themeColor="text1"/>
           <w:lang w:val="uk-UA"/>
         </w:rPr>
       </w:pPr>
-    </w:p>
-    <w:p>
-      <w:pPr>
-        <w:rPr>
+      <w:r>
+        <w:rPr>
+          <w:color w:val="000000" w:themeColor="text1"/>
           <w:lang w:val="uk-UA"/>
         </w:rPr>
-      </w:pPr>
-    </w:p>
-    <w:p>
-      <w:pPr>
-        <w:rPr>
-          <w:lang w:val="en-GB"/>
-        </w:rPr>
-      </w:pPr>
-      <w:r>
-        <w:rPr>
+        <w:drawing>
+          <wp:inline distT="0" distB="0" distL="0" distR="0" wp14:anchorId="299E0D4D" wp14:editId="6A0F68C9">
+            <wp:extent cx="5731510" cy="851535"/>
+            <wp:effectExtent l="0" t="0" r="2540" b="5715"/>
+            <wp:docPr id="17" name="Рисунок 17"/>
+            <wp:cNvGraphicFramePr>
+              <a:graphicFrameLocks xmlns:a="http://schemas.openxmlformats.org/drawingml/2006/main" noChangeAspect="1"/>
+            </wp:cNvGraphicFramePr>
+            <a:graphic xmlns:a="http://schemas.openxmlformats.org/drawingml/2006/main">
+              <a:graphicData uri="http://schemas.openxmlformats.org/drawingml/2006/picture">
+                <pic:pic xmlns:pic="http://schemas.openxmlformats.org/drawingml/2006/picture">
+                  <pic:nvPicPr>
+                    <pic:cNvPr id="1" name=""/>
+                    <pic:cNvPicPr/>
+                  </pic:nvPicPr>
+                  <pic:blipFill>
+                    <a:blip r:embed="rId12"/>
+                    <a:stretch>
+                      <a:fillRect/>
+                    </a:stretch>
+                  </pic:blipFill>
+                  <pic:spPr>
+                    <a:xfrm>
+                      <a:off x="0" y="0"/>
+                      <a:ext cx="5731510" cy="851535"/>
+                    </a:xfrm>
+                    <a:prstGeom prst="rect">
+                      <a:avLst/>
+                    </a:prstGeom>
+                  </pic:spPr>
+                </pic:pic>
+              </a:graphicData>
+            </a:graphic>
+          </wp:inline>
+        </w:drawing>
+      </w:r>
+    </w:p>
+    <w:p>
+      <w:pPr>
+        <w:rPr>
+          <w:color w:val="000000" w:themeColor="text1"/>
+          <w:lang w:val="uk-UA"/>
+        </w:rPr>
+      </w:pPr>
+      <w:r>
+        <w:rPr>
+          <w:color w:val="000000" w:themeColor="text1"/>
+          <w:lang w:val="uk-UA"/>
+        </w:rPr>
+        <w:drawing>
+          <wp:inline distT="0" distB="0" distL="0" distR="0" wp14:anchorId="6F994B6F" wp14:editId="32A64DB4">
+            <wp:extent cx="3991532" cy="1762371"/>
+            <wp:effectExtent l="0" t="0" r="9525" b="9525"/>
+            <wp:docPr id="18" name="Рисунок 18"/>
+            <wp:cNvGraphicFramePr>
+              <a:graphicFrameLocks xmlns:a="http://schemas.openxmlformats.org/drawingml/2006/main" noChangeAspect="1"/>
+            </wp:cNvGraphicFramePr>
+            <a:graphic xmlns:a="http://schemas.openxmlformats.org/drawingml/2006/main">
+              <a:graphicData uri="http://schemas.openxmlformats.org/drawingml/2006/picture">
+                <pic:pic xmlns:pic="http://schemas.openxmlformats.org/drawingml/2006/picture">
+                  <pic:nvPicPr>
+                    <pic:cNvPr id="1" name=""/>
+                    <pic:cNvPicPr/>
+                  </pic:nvPicPr>
+                  <pic:blipFill>
+                    <a:blip r:embed="rId13"/>
+                    <a:stretch>
+                      <a:fillRect/>
+                    </a:stretch>
+                  </pic:blipFill>
+                  <pic:spPr>
+                    <a:xfrm>
+                      <a:off x="0" y="0"/>
+                      <a:ext cx="3991532" cy="1762371"/>
+                    </a:xfrm>
+                    <a:prstGeom prst="rect">
+                      <a:avLst/>
+                    </a:prstGeom>
+                  </pic:spPr>
+                </pic:pic>
+              </a:graphicData>
+            </a:graphic>
+          </wp:inline>
+        </w:drawing>
+      </w:r>
+    </w:p>
+    <w:p>
+      <w:pPr>
+        <w:rPr>
+          <w:color w:val="000000" w:themeColor="text1"/>
+          <w:lang w:val="uk-UA"/>
+        </w:rPr>
+      </w:pPr>
+      <w:r>
+        <w:rPr>
+          <w:color w:val="000000" w:themeColor="text1"/>
+          <w:lang w:val="en-GB"/>
+        </w:rPr>
+        <w:t xml:space="preserve">To validate data completeness by identifying transactions that exist in the 3NF layer within the rolling window period but are missing in the </w:t>
+      </w:r>
+      <w:proofErr w:type="spellStart"/>
+      <w:r>
+        <w:rPr>
+          <w:rStyle w:val="HTML"/>
+          <w:rFonts w:eastAsiaTheme="minorHAnsi"/>
+          <w:color w:val="000000" w:themeColor="text1"/>
+          <w:lang w:val="en-GB"/>
+        </w:rPr>
+        <w:t>fct_sales_daily</w:t>
+      </w:r>
+      <w:proofErr w:type="spellEnd"/>
+      <w:r>
+        <w:rPr>
+          <w:color w:val="000000" w:themeColor="text1"/>
+          <w:lang w:val="en-GB"/>
+        </w:rPr>
+        <w:t xml:space="preserve"> fact table in</w:t>
+      </w:r>
+    </w:p>
+    <w:p>
+      <w:pPr>
+        <w:rPr>
+          <w:color w:val="000000" w:themeColor="text1"/>
+          <w:lang w:val="en-GB"/>
+        </w:rPr>
+      </w:pPr>
+      <w:r>
+        <w:rPr>
+          <w:color w:val="000000" w:themeColor="text1"/>
+          <w:lang w:val="uk-UA"/>
+        </w:rPr>
+        <w:lastRenderedPageBreak/>
+        <w:drawing>
+          <wp:inline distT="0" distB="0" distL="0" distR="0" wp14:anchorId="7F0FF183" wp14:editId="39D8EB8C">
+            <wp:extent cx="5731510" cy="4209415"/>
+            <wp:effectExtent l="0" t="0" r="2540" b="635"/>
+            <wp:docPr id="21" name="Рисунок 21"/>
+            <wp:cNvGraphicFramePr>
+              <a:graphicFrameLocks xmlns:a="http://schemas.openxmlformats.org/drawingml/2006/main" noChangeAspect="1"/>
+            </wp:cNvGraphicFramePr>
+            <a:graphic xmlns:a="http://schemas.openxmlformats.org/drawingml/2006/main">
+              <a:graphicData uri="http://schemas.openxmlformats.org/drawingml/2006/picture">
+                <pic:pic xmlns:pic="http://schemas.openxmlformats.org/drawingml/2006/picture">
+                  <pic:nvPicPr>
+                    <pic:cNvPr id="1" name=""/>
+                    <pic:cNvPicPr/>
+                  </pic:nvPicPr>
+                  <pic:blipFill>
+                    <a:blip r:embed="rId14"/>
+                    <a:stretch>
+                      <a:fillRect/>
+                    </a:stretch>
+                  </pic:blipFill>
+                  <pic:spPr>
+                    <a:xfrm>
+                      <a:off x="0" y="0"/>
+                      <a:ext cx="5731510" cy="4209415"/>
+                    </a:xfrm>
+                    <a:prstGeom prst="rect">
+                      <a:avLst/>
+                    </a:prstGeom>
+                  </pic:spPr>
+                </pic:pic>
+              </a:graphicData>
+            </a:graphic>
+          </wp:inline>
+        </w:drawing>
+      </w:r>
+    </w:p>
+    <w:p>
+      <w:pPr>
+        <w:rPr>
+          <w:color w:val="000000" w:themeColor="text1"/>
+          <w:lang w:val="uk-UA"/>
+        </w:rPr>
+      </w:pPr>
+    </w:p>
+    <w:p>
+      <w:pPr>
+        <w:rPr>
+          <w:color w:val="000000" w:themeColor="text1"/>
+          <w:lang w:val="uk-UA"/>
+        </w:rPr>
+      </w:pPr>
+      <w:r>
+        <w:rPr>
+          <w:color w:val="000000" w:themeColor="text1"/>
+          <w:lang w:val="uk-UA"/>
+        </w:rPr>
+        <w:drawing>
+          <wp:inline distT="0" distB="0" distL="0" distR="0" wp14:anchorId="310160E7" wp14:editId="7243C58D">
+            <wp:extent cx="5048955" cy="2734057"/>
+            <wp:effectExtent l="0" t="0" r="0" b="9525"/>
+            <wp:docPr id="19" name="Рисунок 19"/>
+            <wp:cNvGraphicFramePr>
+              <a:graphicFrameLocks xmlns:a="http://schemas.openxmlformats.org/drawingml/2006/main" noChangeAspect="1"/>
+            </wp:cNvGraphicFramePr>
+            <a:graphic xmlns:a="http://schemas.openxmlformats.org/drawingml/2006/main">
+              <a:graphicData uri="http://schemas.openxmlformats.org/drawingml/2006/picture">
+                <pic:pic xmlns:pic="http://schemas.openxmlformats.org/drawingml/2006/picture">
+                  <pic:nvPicPr>
+                    <pic:cNvPr id="1" name=""/>
+                    <pic:cNvPicPr/>
+                  </pic:nvPicPr>
+                  <pic:blipFill>
+                    <a:blip r:embed="rId15"/>
+                    <a:stretch>
+                      <a:fillRect/>
+                    </a:stretch>
+                  </pic:blipFill>
+                  <pic:spPr>
+                    <a:xfrm>
+                      <a:off x="0" y="0"/>
+                      <a:ext cx="5048955" cy="2734057"/>
+                    </a:xfrm>
+                    <a:prstGeom prst="rect">
+                      <a:avLst/>
+                    </a:prstGeom>
+                  </pic:spPr>
+                </pic:pic>
+              </a:graphicData>
+            </a:graphic>
+          </wp:inline>
+        </w:drawing>
+      </w:r>
+    </w:p>
+    <w:p>
+      <w:pPr>
+        <w:rPr>
+          <w:color w:val="000000" w:themeColor="text1"/>
+          <w:lang w:val="uk-UA"/>
+        </w:rPr>
+      </w:pPr>
+    </w:p>
+    <w:p>
+      <w:pPr>
+        <w:rPr>
+          <w:color w:val="000000" w:themeColor="text1"/>
+          <w:lang w:val="uk-UA"/>
+        </w:rPr>
+      </w:pPr>
+    </w:p>
+    <w:p>
+      <w:pPr>
+        <w:rPr>
+          <w:color w:val="000000" w:themeColor="text1"/>
+          <w:lang w:val="en-GB"/>
+        </w:rPr>
+      </w:pPr>
+      <w:r>
+        <w:rPr>
+          <w:color w:val="000000" w:themeColor="text1"/>
           <w:lang w:val="en-GB"/>
         </w:rPr>
         <w:t>FIRST RUN</w:t>
       </w:r>
       <w:r>
         <w:rPr>
-          <w:lang w:val="en-GB"/>
-        </w:rPr>
-        <w:t>+SECOND RUN FOR LAST 12 MONTHS</w:t>
-      </w:r>
-    </w:p>
-    <w:p>
-      <w:pPr>
-        <w:rPr>
-          <w:lang w:val="en-GB"/>
-        </w:rPr>
-      </w:pPr>
-    </w:p>
-    <w:p>
-      <w:pPr>
-        <w:rPr>
+          <w:color w:val="000000" w:themeColor="text1"/>
+          <w:lang w:val="en-GB"/>
+        </w:rPr>
+        <w:t xml:space="preserve"> FOR LAST 12 MONTHS</w:t>
+      </w:r>
+    </w:p>
+    <w:p>
+      <w:pPr>
+        <w:rPr>
+          <w:color w:val="000000" w:themeColor="text1"/>
+          <w:lang w:val="en-GB"/>
+        </w:rPr>
+      </w:pPr>
+      <w:r>
+        <w:rPr>
+          <w:color w:val="000000" w:themeColor="text1"/>
+          <w:lang w:val="en-GB"/>
+        </w:rPr>
+        <w:lastRenderedPageBreak/>
+        <w:drawing>
+          <wp:inline distT="0" distB="0" distL="0" distR="0" wp14:anchorId="10468E01" wp14:editId="29F67DD3">
+            <wp:extent cx="5731510" cy="1860550"/>
+            <wp:effectExtent l="0" t="0" r="2540" b="6350"/>
+            <wp:docPr id="22" name="Рисунок 22"/>
+            <wp:cNvGraphicFramePr>
+              <a:graphicFrameLocks xmlns:a="http://schemas.openxmlformats.org/drawingml/2006/main" noChangeAspect="1"/>
+            </wp:cNvGraphicFramePr>
+            <a:graphic xmlns:a="http://schemas.openxmlformats.org/drawingml/2006/main">
+              <a:graphicData uri="http://schemas.openxmlformats.org/drawingml/2006/picture">
+                <pic:pic xmlns:pic="http://schemas.openxmlformats.org/drawingml/2006/picture">
+                  <pic:nvPicPr>
+                    <pic:cNvPr id="1" name=""/>
+                    <pic:cNvPicPr/>
+                  </pic:nvPicPr>
+                  <pic:blipFill>
+                    <a:blip r:embed="rId16"/>
+                    <a:stretch>
+                      <a:fillRect/>
+                    </a:stretch>
+                  </pic:blipFill>
+                  <pic:spPr>
+                    <a:xfrm>
+                      <a:off x="0" y="0"/>
+                      <a:ext cx="5731510" cy="1860550"/>
+                    </a:xfrm>
+                    <a:prstGeom prst="rect">
+                      <a:avLst/>
+                    </a:prstGeom>
+                  </pic:spPr>
+                </pic:pic>
+              </a:graphicData>
+            </a:graphic>
+          </wp:inline>
+        </w:drawing>
+      </w:r>
+    </w:p>
+    <w:p>
+      <w:pPr>
+        <w:rPr>
+          <w:color w:val="000000" w:themeColor="text1"/>
+          <w:lang w:val="en-GB"/>
+        </w:rPr>
+      </w:pPr>
+      <w:r>
+        <w:rPr>
+          <w:color w:val="000000" w:themeColor="text1"/>
+          <w:lang w:val="en-GB"/>
+        </w:rPr>
+        <w:t>Older records went to default partition</w:t>
+      </w:r>
+    </w:p>
+    <w:p>
+      <w:pPr>
+        <w:rPr>
+          <w:color w:val="000000" w:themeColor="text1"/>
+          <w:lang w:val="en-GB"/>
+        </w:rPr>
+      </w:pPr>
+      <w:r>
+        <w:rPr>
+          <w:color w:val="000000" w:themeColor="text1"/>
+          <w:lang w:val="en-GB"/>
+        </w:rPr>
+        <w:drawing>
+          <wp:inline distT="0" distB="0" distL="0" distR="0" wp14:anchorId="6EB0DC75" wp14:editId="2BDDD2C4">
+            <wp:extent cx="2295845" cy="1419423"/>
+            <wp:effectExtent l="0" t="0" r="9525" b="9525"/>
+            <wp:docPr id="23" name="Рисунок 23"/>
+            <wp:cNvGraphicFramePr>
+              <a:graphicFrameLocks xmlns:a="http://schemas.openxmlformats.org/drawingml/2006/main" noChangeAspect="1"/>
+            </wp:cNvGraphicFramePr>
+            <a:graphic xmlns:a="http://schemas.openxmlformats.org/drawingml/2006/main">
+              <a:graphicData uri="http://schemas.openxmlformats.org/drawingml/2006/picture">
+                <pic:pic xmlns:pic="http://schemas.openxmlformats.org/drawingml/2006/picture">
+                  <pic:nvPicPr>
+                    <pic:cNvPr id="1" name=""/>
+                    <pic:cNvPicPr/>
+                  </pic:nvPicPr>
+                  <pic:blipFill>
+                    <a:blip r:embed="rId17"/>
+                    <a:stretch>
+                      <a:fillRect/>
+                    </a:stretch>
+                  </pic:blipFill>
+                  <pic:spPr>
+                    <a:xfrm>
+                      <a:off x="0" y="0"/>
+                      <a:ext cx="2295845" cy="1419423"/>
+                    </a:xfrm>
+                    <a:prstGeom prst="rect">
+                      <a:avLst/>
+                    </a:prstGeom>
+                  </pic:spPr>
+                </pic:pic>
+              </a:graphicData>
+            </a:graphic>
+          </wp:inline>
+        </w:drawing>
+      </w:r>
+    </w:p>
+    <w:p>
+      <w:pPr>
+        <w:rPr>
+          <w:color w:val="000000" w:themeColor="text1"/>
+          <w:lang w:val="en-GB"/>
+        </w:rPr>
+      </w:pPr>
+    </w:p>
+    <w:p>
+      <w:pPr>
+        <w:rPr>
+          <w:color w:val="000000" w:themeColor="text1"/>
+          <w:lang w:val="en-GB"/>
+        </w:rPr>
+      </w:pPr>
+    </w:p>
+    <w:p>
+      <w:pPr>
+        <w:rPr>
+          <w:color w:val="000000" w:themeColor="text1"/>
           <w:lang w:val="en-GB"/>
         </w:rPr>
       </w:pPr>
@@ -2725,6 +5602,304 @@
 <file path=word/numbering.xml><?xml version="1.0" encoding="utf-8"?>
 <w:numbering xmlns:wpc="http://schemas.microsoft.com/office/word/2010/wordprocessingCanvas" xmlns:mc="http://schemas.openxmlformats.org/markup-compatibility/2006" xmlns:o="urn:schemas-microsoft-com:office:office" xmlns:r="http://schemas.openxmlformats.org/officeDocument/2006/relationships" xmlns:m="http://schemas.openxmlformats.org/officeDocument/2006/math" xmlns:v="urn:schemas-microsoft-com:vml" xmlns:wp14="http://schemas.microsoft.com/office/word/2010/wordprocessingDrawing" xmlns:wp="http://schemas.openxmlformats.org/drawingml/2006/wordprocessingDrawing" xmlns:w10="urn:schemas-microsoft-com:office:word" xmlns:w="http://schemas.openxmlformats.org/wordprocessingml/2006/main" xmlns:w14="http://schemas.microsoft.com/office/word/2010/wordml" xmlns:w15="http://schemas.microsoft.com/office/word/2012/wordml" xmlns:wpg="http://schemas.microsoft.com/office/word/2010/wordprocessingGroup" xmlns:wpi="http://schemas.microsoft.com/office/word/2010/wordprocessingInk" xmlns:wne="http://schemas.microsoft.com/office/word/2006/wordml" xmlns:wps="http://schemas.microsoft.com/office/word/2010/wordprocessingShape" mc:Ignorable="w14 w15 wp14">
   <w:abstractNum w:abstractNumId="0" w15:restartNumberingAfterBreak="0">
+    <w:nsid w:val="02814E9D"/>
+    <w:multiLevelType w:val="multilevel"/>
+    <w:tmpl w:val="45DEE880"/>
+    <w:lvl w:ilvl="0">
+      <w:start w:val="1"/>
+      <w:numFmt w:val="bullet"/>
+      <w:lvlText w:val=""/>
+      <w:lvlJc w:val="left"/>
+      <w:pPr>
+        <w:tabs>
+          <w:tab w:val="num" w:pos="720"/>
+        </w:tabs>
+        <w:ind w:left="720" w:hanging="360"/>
+      </w:pPr>
+      <w:rPr>
+        <w:rFonts w:ascii="Symbol" w:hAnsi="Symbol" w:hint="default"/>
+        <w:sz w:val="20"/>
+      </w:rPr>
+    </w:lvl>
+    <w:lvl w:ilvl="1">
+      <w:start w:val="1"/>
+      <w:numFmt w:val="bullet"/>
+      <w:lvlText w:val="o"/>
+      <w:lvlJc w:val="left"/>
+      <w:pPr>
+        <w:tabs>
+          <w:tab w:val="num" w:pos="1440"/>
+        </w:tabs>
+        <w:ind w:left="1440" w:hanging="360"/>
+      </w:pPr>
+      <w:rPr>
+        <w:rFonts w:ascii="Courier New" w:hAnsi="Courier New" w:hint="default"/>
+        <w:sz w:val="20"/>
+      </w:rPr>
+    </w:lvl>
+    <w:lvl w:ilvl="2" w:tentative="1">
+      <w:start w:val="1"/>
+      <w:numFmt w:val="bullet"/>
+      <w:lvlText w:val=""/>
+      <w:lvlJc w:val="left"/>
+      <w:pPr>
+        <w:tabs>
+          <w:tab w:val="num" w:pos="2160"/>
+        </w:tabs>
+        <w:ind w:left="2160" w:hanging="360"/>
+      </w:pPr>
+      <w:rPr>
+        <w:rFonts w:ascii="Wingdings" w:hAnsi="Wingdings" w:hint="default"/>
+        <w:sz w:val="20"/>
+      </w:rPr>
+    </w:lvl>
+    <w:lvl w:ilvl="3" w:tentative="1">
+      <w:start w:val="1"/>
+      <w:numFmt w:val="bullet"/>
+      <w:lvlText w:val=""/>
+      <w:lvlJc w:val="left"/>
+      <w:pPr>
+        <w:tabs>
+          <w:tab w:val="num" w:pos="2880"/>
+        </w:tabs>
+        <w:ind w:left="2880" w:hanging="360"/>
+      </w:pPr>
+      <w:rPr>
+        <w:rFonts w:ascii="Wingdings" w:hAnsi="Wingdings" w:hint="default"/>
+        <w:sz w:val="20"/>
+      </w:rPr>
+    </w:lvl>
+    <w:lvl w:ilvl="4" w:tentative="1">
+      <w:start w:val="1"/>
+      <w:numFmt w:val="bullet"/>
+      <w:lvlText w:val=""/>
+      <w:lvlJc w:val="left"/>
+      <w:pPr>
+        <w:tabs>
+          <w:tab w:val="num" w:pos="3600"/>
+        </w:tabs>
+        <w:ind w:left="3600" w:hanging="360"/>
+      </w:pPr>
+      <w:rPr>
+        <w:rFonts w:ascii="Wingdings" w:hAnsi="Wingdings" w:hint="default"/>
+        <w:sz w:val="20"/>
+      </w:rPr>
+    </w:lvl>
+    <w:lvl w:ilvl="5" w:tentative="1">
+      <w:start w:val="1"/>
+      <w:numFmt w:val="bullet"/>
+      <w:lvlText w:val=""/>
+      <w:lvlJc w:val="left"/>
+      <w:pPr>
+        <w:tabs>
+          <w:tab w:val="num" w:pos="4320"/>
+        </w:tabs>
+        <w:ind w:left="4320" w:hanging="360"/>
+      </w:pPr>
+      <w:rPr>
+        <w:rFonts w:ascii="Wingdings" w:hAnsi="Wingdings" w:hint="default"/>
+        <w:sz w:val="20"/>
+      </w:rPr>
+    </w:lvl>
+    <w:lvl w:ilvl="6" w:tentative="1">
+      <w:start w:val="1"/>
+      <w:numFmt w:val="bullet"/>
+      <w:lvlText w:val=""/>
+      <w:lvlJc w:val="left"/>
+      <w:pPr>
+        <w:tabs>
+          <w:tab w:val="num" w:pos="5040"/>
+        </w:tabs>
+        <w:ind w:left="5040" w:hanging="360"/>
+      </w:pPr>
+      <w:rPr>
+        <w:rFonts w:ascii="Wingdings" w:hAnsi="Wingdings" w:hint="default"/>
+        <w:sz w:val="20"/>
+      </w:rPr>
+    </w:lvl>
+    <w:lvl w:ilvl="7" w:tentative="1">
+      <w:start w:val="1"/>
+      <w:numFmt w:val="bullet"/>
+      <w:lvlText w:val=""/>
+      <w:lvlJc w:val="left"/>
+      <w:pPr>
+        <w:tabs>
+          <w:tab w:val="num" w:pos="5760"/>
+        </w:tabs>
+        <w:ind w:left="5760" w:hanging="360"/>
+      </w:pPr>
+      <w:rPr>
+        <w:rFonts w:ascii="Wingdings" w:hAnsi="Wingdings" w:hint="default"/>
+        <w:sz w:val="20"/>
+      </w:rPr>
+    </w:lvl>
+    <w:lvl w:ilvl="8" w:tentative="1">
+      <w:start w:val="1"/>
+      <w:numFmt w:val="bullet"/>
+      <w:lvlText w:val=""/>
+      <w:lvlJc w:val="left"/>
+      <w:pPr>
+        <w:tabs>
+          <w:tab w:val="num" w:pos="6480"/>
+        </w:tabs>
+        <w:ind w:left="6480" w:hanging="360"/>
+      </w:pPr>
+      <w:rPr>
+        <w:rFonts w:ascii="Wingdings" w:hAnsi="Wingdings" w:hint="default"/>
+        <w:sz w:val="20"/>
+      </w:rPr>
+    </w:lvl>
+  </w:abstractNum>
+  <w:abstractNum w:abstractNumId="1" w15:restartNumberingAfterBreak="0">
+    <w:nsid w:val="174451F3"/>
+    <w:multiLevelType w:val="multilevel"/>
+    <w:tmpl w:val="3836F66A"/>
+    <w:lvl w:ilvl="0">
+      <w:start w:val="1"/>
+      <w:numFmt w:val="bullet"/>
+      <w:lvlText w:val=""/>
+      <w:lvlJc w:val="left"/>
+      <w:pPr>
+        <w:tabs>
+          <w:tab w:val="num" w:pos="720"/>
+        </w:tabs>
+        <w:ind w:left="720" w:hanging="360"/>
+      </w:pPr>
+      <w:rPr>
+        <w:rFonts w:ascii="Symbol" w:hAnsi="Symbol" w:hint="default"/>
+        <w:sz w:val="20"/>
+      </w:rPr>
+    </w:lvl>
+    <w:lvl w:ilvl="1" w:tentative="1">
+      <w:start w:val="1"/>
+      <w:numFmt w:val="bullet"/>
+      <w:lvlText w:val="o"/>
+      <w:lvlJc w:val="left"/>
+      <w:pPr>
+        <w:tabs>
+          <w:tab w:val="num" w:pos="1440"/>
+        </w:tabs>
+        <w:ind w:left="1440" w:hanging="360"/>
+      </w:pPr>
+      <w:rPr>
+        <w:rFonts w:ascii="Courier New" w:hAnsi="Courier New" w:hint="default"/>
+        <w:sz w:val="20"/>
+      </w:rPr>
+    </w:lvl>
+    <w:lvl w:ilvl="2" w:tentative="1">
+      <w:start w:val="1"/>
+      <w:numFmt w:val="bullet"/>
+      <w:lvlText w:val=""/>
+      <w:lvlJc w:val="left"/>
+      <w:pPr>
+        <w:tabs>
+          <w:tab w:val="num" w:pos="2160"/>
+        </w:tabs>
+        <w:ind w:left="2160" w:hanging="360"/>
+      </w:pPr>
+      <w:rPr>
+        <w:rFonts w:ascii="Wingdings" w:hAnsi="Wingdings" w:hint="default"/>
+        <w:sz w:val="20"/>
+      </w:rPr>
+    </w:lvl>
+    <w:lvl w:ilvl="3" w:tentative="1">
+      <w:start w:val="1"/>
+      <w:numFmt w:val="bullet"/>
+      <w:lvlText w:val=""/>
+      <w:lvlJc w:val="left"/>
+      <w:pPr>
+        <w:tabs>
+          <w:tab w:val="num" w:pos="2880"/>
+        </w:tabs>
+        <w:ind w:left="2880" w:hanging="360"/>
+      </w:pPr>
+      <w:rPr>
+        <w:rFonts w:ascii="Wingdings" w:hAnsi="Wingdings" w:hint="default"/>
+        <w:sz w:val="20"/>
+      </w:rPr>
+    </w:lvl>
+    <w:lvl w:ilvl="4" w:tentative="1">
+      <w:start w:val="1"/>
+      <w:numFmt w:val="bullet"/>
+      <w:lvlText w:val=""/>
+      <w:lvlJc w:val="left"/>
+      <w:pPr>
+        <w:tabs>
+          <w:tab w:val="num" w:pos="3600"/>
+        </w:tabs>
+        <w:ind w:left="3600" w:hanging="360"/>
+      </w:pPr>
+      <w:rPr>
+        <w:rFonts w:ascii="Wingdings" w:hAnsi="Wingdings" w:hint="default"/>
+        <w:sz w:val="20"/>
+      </w:rPr>
+    </w:lvl>
+    <w:lvl w:ilvl="5" w:tentative="1">
+      <w:start w:val="1"/>
+      <w:numFmt w:val="bullet"/>
+      <w:lvlText w:val=""/>
+      <w:lvlJc w:val="left"/>
+      <w:pPr>
+        <w:tabs>
+          <w:tab w:val="num" w:pos="4320"/>
+        </w:tabs>
+        <w:ind w:left="4320" w:hanging="360"/>
+      </w:pPr>
+      <w:rPr>
+        <w:rFonts w:ascii="Wingdings" w:hAnsi="Wingdings" w:hint="default"/>
+        <w:sz w:val="20"/>
+      </w:rPr>
+    </w:lvl>
+    <w:lvl w:ilvl="6" w:tentative="1">
+      <w:start w:val="1"/>
+      <w:numFmt w:val="bullet"/>
+      <w:lvlText w:val=""/>
+      <w:lvlJc w:val="left"/>
+      <w:pPr>
+        <w:tabs>
+          <w:tab w:val="num" w:pos="5040"/>
+        </w:tabs>
+        <w:ind w:left="5040" w:hanging="360"/>
+      </w:pPr>
+      <w:rPr>
+        <w:rFonts w:ascii="Wingdings" w:hAnsi="Wingdings" w:hint="default"/>
+        <w:sz w:val="20"/>
+      </w:rPr>
+    </w:lvl>
+    <w:lvl w:ilvl="7" w:tentative="1">
+      <w:start w:val="1"/>
+      <w:numFmt w:val="bullet"/>
+      <w:lvlText w:val=""/>
+      <w:lvlJc w:val="left"/>
+      <w:pPr>
+        <w:tabs>
+          <w:tab w:val="num" w:pos="5760"/>
+        </w:tabs>
+        <w:ind w:left="5760" w:hanging="360"/>
+      </w:pPr>
+      <w:rPr>
+        <w:rFonts w:ascii="Wingdings" w:hAnsi="Wingdings" w:hint="default"/>
+        <w:sz w:val="20"/>
+      </w:rPr>
+    </w:lvl>
+    <w:lvl w:ilvl="8" w:tentative="1">
+      <w:start w:val="1"/>
+      <w:numFmt w:val="bullet"/>
+      <w:lvlText w:val=""/>
+      <w:lvlJc w:val="left"/>
+      <w:pPr>
+        <w:tabs>
+          <w:tab w:val="num" w:pos="6480"/>
+        </w:tabs>
+        <w:ind w:left="6480" w:hanging="360"/>
+      </w:pPr>
+      <w:rPr>
+        <w:rFonts w:ascii="Wingdings" w:hAnsi="Wingdings" w:hint="default"/>
+        <w:sz w:val="20"/>
+      </w:rPr>
+    </w:lvl>
+  </w:abstractNum>
+  <w:abstractNum w:abstractNumId="2" w15:restartNumberingAfterBreak="0">
     <w:nsid w:val="295D0581"/>
     <w:multiLevelType w:val="multilevel"/>
     <w:tmpl w:val="AB4AABF8"/>
@@ -2845,7 +6020,7 @@
       </w:pPr>
     </w:lvl>
   </w:abstractNum>
-  <w:abstractNum w:abstractNumId="1" w15:restartNumberingAfterBreak="0">
+  <w:abstractNum w:abstractNumId="3" w15:restartNumberingAfterBreak="0">
     <w:nsid w:val="2DB700C6"/>
     <w:multiLevelType w:val="multilevel"/>
     <w:tmpl w:val="BC78D9D8"/>
@@ -2994,7 +6169,454 @@
       </w:rPr>
     </w:lvl>
   </w:abstractNum>
-  <w:abstractNum w:abstractNumId="2" w15:restartNumberingAfterBreak="0">
+  <w:abstractNum w:abstractNumId="4" w15:restartNumberingAfterBreak="0">
+    <w:nsid w:val="3A6447F0"/>
+    <w:multiLevelType w:val="multilevel"/>
+    <w:tmpl w:val="1DA0CFF0"/>
+    <w:lvl w:ilvl="0">
+      <w:start w:val="1"/>
+      <w:numFmt w:val="bullet"/>
+      <w:lvlText w:val=""/>
+      <w:lvlJc w:val="left"/>
+      <w:pPr>
+        <w:tabs>
+          <w:tab w:val="num" w:pos="720"/>
+        </w:tabs>
+        <w:ind w:left="720" w:hanging="360"/>
+      </w:pPr>
+      <w:rPr>
+        <w:rFonts w:ascii="Symbol" w:hAnsi="Symbol" w:hint="default"/>
+        <w:sz w:val="20"/>
+      </w:rPr>
+    </w:lvl>
+    <w:lvl w:ilvl="1" w:tentative="1">
+      <w:start w:val="1"/>
+      <w:numFmt w:val="bullet"/>
+      <w:lvlText w:val="o"/>
+      <w:lvlJc w:val="left"/>
+      <w:pPr>
+        <w:tabs>
+          <w:tab w:val="num" w:pos="1440"/>
+        </w:tabs>
+        <w:ind w:left="1440" w:hanging="360"/>
+      </w:pPr>
+      <w:rPr>
+        <w:rFonts w:ascii="Courier New" w:hAnsi="Courier New" w:hint="default"/>
+        <w:sz w:val="20"/>
+      </w:rPr>
+    </w:lvl>
+    <w:lvl w:ilvl="2" w:tentative="1">
+      <w:start w:val="1"/>
+      <w:numFmt w:val="bullet"/>
+      <w:lvlText w:val=""/>
+      <w:lvlJc w:val="left"/>
+      <w:pPr>
+        <w:tabs>
+          <w:tab w:val="num" w:pos="2160"/>
+        </w:tabs>
+        <w:ind w:left="2160" w:hanging="360"/>
+      </w:pPr>
+      <w:rPr>
+        <w:rFonts w:ascii="Wingdings" w:hAnsi="Wingdings" w:hint="default"/>
+        <w:sz w:val="20"/>
+      </w:rPr>
+    </w:lvl>
+    <w:lvl w:ilvl="3" w:tentative="1">
+      <w:start w:val="1"/>
+      <w:numFmt w:val="bullet"/>
+      <w:lvlText w:val=""/>
+      <w:lvlJc w:val="left"/>
+      <w:pPr>
+        <w:tabs>
+          <w:tab w:val="num" w:pos="2880"/>
+        </w:tabs>
+        <w:ind w:left="2880" w:hanging="360"/>
+      </w:pPr>
+      <w:rPr>
+        <w:rFonts w:ascii="Wingdings" w:hAnsi="Wingdings" w:hint="default"/>
+        <w:sz w:val="20"/>
+      </w:rPr>
+    </w:lvl>
+    <w:lvl w:ilvl="4" w:tentative="1">
+      <w:start w:val="1"/>
+      <w:numFmt w:val="bullet"/>
+      <w:lvlText w:val=""/>
+      <w:lvlJc w:val="left"/>
+      <w:pPr>
+        <w:tabs>
+          <w:tab w:val="num" w:pos="3600"/>
+        </w:tabs>
+        <w:ind w:left="3600" w:hanging="360"/>
+      </w:pPr>
+      <w:rPr>
+        <w:rFonts w:ascii="Wingdings" w:hAnsi="Wingdings" w:hint="default"/>
+        <w:sz w:val="20"/>
+      </w:rPr>
+    </w:lvl>
+    <w:lvl w:ilvl="5" w:tentative="1">
+      <w:start w:val="1"/>
+      <w:numFmt w:val="bullet"/>
+      <w:lvlText w:val=""/>
+      <w:lvlJc w:val="left"/>
+      <w:pPr>
+        <w:tabs>
+          <w:tab w:val="num" w:pos="4320"/>
+        </w:tabs>
+        <w:ind w:left="4320" w:hanging="360"/>
+      </w:pPr>
+      <w:rPr>
+        <w:rFonts w:ascii="Wingdings" w:hAnsi="Wingdings" w:hint="default"/>
+        <w:sz w:val="20"/>
+      </w:rPr>
+    </w:lvl>
+    <w:lvl w:ilvl="6" w:tentative="1">
+      <w:start w:val="1"/>
+      <w:numFmt w:val="bullet"/>
+      <w:lvlText w:val=""/>
+      <w:lvlJc w:val="left"/>
+      <w:pPr>
+        <w:tabs>
+          <w:tab w:val="num" w:pos="5040"/>
+        </w:tabs>
+        <w:ind w:left="5040" w:hanging="360"/>
+      </w:pPr>
+      <w:rPr>
+        <w:rFonts w:ascii="Wingdings" w:hAnsi="Wingdings" w:hint="default"/>
+        <w:sz w:val="20"/>
+      </w:rPr>
+    </w:lvl>
+    <w:lvl w:ilvl="7" w:tentative="1">
+      <w:start w:val="1"/>
+      <w:numFmt w:val="bullet"/>
+      <w:lvlText w:val=""/>
+      <w:lvlJc w:val="left"/>
+      <w:pPr>
+        <w:tabs>
+          <w:tab w:val="num" w:pos="5760"/>
+        </w:tabs>
+        <w:ind w:left="5760" w:hanging="360"/>
+      </w:pPr>
+      <w:rPr>
+        <w:rFonts w:ascii="Wingdings" w:hAnsi="Wingdings" w:hint="default"/>
+        <w:sz w:val="20"/>
+      </w:rPr>
+    </w:lvl>
+    <w:lvl w:ilvl="8" w:tentative="1">
+      <w:start w:val="1"/>
+      <w:numFmt w:val="bullet"/>
+      <w:lvlText w:val=""/>
+      <w:lvlJc w:val="left"/>
+      <w:pPr>
+        <w:tabs>
+          <w:tab w:val="num" w:pos="6480"/>
+        </w:tabs>
+        <w:ind w:left="6480" w:hanging="360"/>
+      </w:pPr>
+      <w:rPr>
+        <w:rFonts w:ascii="Wingdings" w:hAnsi="Wingdings" w:hint="default"/>
+        <w:sz w:val="20"/>
+      </w:rPr>
+    </w:lvl>
+  </w:abstractNum>
+  <w:abstractNum w:abstractNumId="5" w15:restartNumberingAfterBreak="0">
+    <w:nsid w:val="532B5FD7"/>
+    <w:multiLevelType w:val="multilevel"/>
+    <w:tmpl w:val="2D0A6608"/>
+    <w:lvl w:ilvl="0">
+      <w:start w:val="1"/>
+      <w:numFmt w:val="bullet"/>
+      <w:lvlText w:val=""/>
+      <w:lvlJc w:val="left"/>
+      <w:pPr>
+        <w:tabs>
+          <w:tab w:val="num" w:pos="720"/>
+        </w:tabs>
+        <w:ind w:left="720" w:hanging="360"/>
+      </w:pPr>
+      <w:rPr>
+        <w:rFonts w:ascii="Symbol" w:hAnsi="Symbol" w:hint="default"/>
+        <w:sz w:val="20"/>
+      </w:rPr>
+    </w:lvl>
+    <w:lvl w:ilvl="1" w:tentative="1">
+      <w:start w:val="1"/>
+      <w:numFmt w:val="bullet"/>
+      <w:lvlText w:val="o"/>
+      <w:lvlJc w:val="left"/>
+      <w:pPr>
+        <w:tabs>
+          <w:tab w:val="num" w:pos="1440"/>
+        </w:tabs>
+        <w:ind w:left="1440" w:hanging="360"/>
+      </w:pPr>
+      <w:rPr>
+        <w:rFonts w:ascii="Courier New" w:hAnsi="Courier New" w:hint="default"/>
+        <w:sz w:val="20"/>
+      </w:rPr>
+    </w:lvl>
+    <w:lvl w:ilvl="2" w:tentative="1">
+      <w:start w:val="1"/>
+      <w:numFmt w:val="bullet"/>
+      <w:lvlText w:val=""/>
+      <w:lvlJc w:val="left"/>
+      <w:pPr>
+        <w:tabs>
+          <w:tab w:val="num" w:pos="2160"/>
+        </w:tabs>
+        <w:ind w:left="2160" w:hanging="360"/>
+      </w:pPr>
+      <w:rPr>
+        <w:rFonts w:ascii="Wingdings" w:hAnsi="Wingdings" w:hint="default"/>
+        <w:sz w:val="20"/>
+      </w:rPr>
+    </w:lvl>
+    <w:lvl w:ilvl="3" w:tentative="1">
+      <w:start w:val="1"/>
+      <w:numFmt w:val="bullet"/>
+      <w:lvlText w:val=""/>
+      <w:lvlJc w:val="left"/>
+      <w:pPr>
+        <w:tabs>
+          <w:tab w:val="num" w:pos="2880"/>
+        </w:tabs>
+        <w:ind w:left="2880" w:hanging="360"/>
+      </w:pPr>
+      <w:rPr>
+        <w:rFonts w:ascii="Wingdings" w:hAnsi="Wingdings" w:hint="default"/>
+        <w:sz w:val="20"/>
+      </w:rPr>
+    </w:lvl>
+    <w:lvl w:ilvl="4" w:tentative="1">
+      <w:start w:val="1"/>
+      <w:numFmt w:val="bullet"/>
+      <w:lvlText w:val=""/>
+      <w:lvlJc w:val="left"/>
+      <w:pPr>
+        <w:tabs>
+          <w:tab w:val="num" w:pos="3600"/>
+        </w:tabs>
+        <w:ind w:left="3600" w:hanging="360"/>
+      </w:pPr>
+      <w:rPr>
+        <w:rFonts w:ascii="Wingdings" w:hAnsi="Wingdings" w:hint="default"/>
+        <w:sz w:val="20"/>
+      </w:rPr>
+    </w:lvl>
+    <w:lvl w:ilvl="5" w:tentative="1">
+      <w:start w:val="1"/>
+      <w:numFmt w:val="bullet"/>
+      <w:lvlText w:val=""/>
+      <w:lvlJc w:val="left"/>
+      <w:pPr>
+        <w:tabs>
+          <w:tab w:val="num" w:pos="4320"/>
+        </w:tabs>
+        <w:ind w:left="4320" w:hanging="360"/>
+      </w:pPr>
+      <w:rPr>
+        <w:rFonts w:ascii="Wingdings" w:hAnsi="Wingdings" w:hint="default"/>
+        <w:sz w:val="20"/>
+      </w:rPr>
+    </w:lvl>
+    <w:lvl w:ilvl="6" w:tentative="1">
+      <w:start w:val="1"/>
+      <w:numFmt w:val="bullet"/>
+      <w:lvlText w:val=""/>
+      <w:lvlJc w:val="left"/>
+      <w:pPr>
+        <w:tabs>
+          <w:tab w:val="num" w:pos="5040"/>
+        </w:tabs>
+        <w:ind w:left="5040" w:hanging="360"/>
+      </w:pPr>
+      <w:rPr>
+        <w:rFonts w:ascii="Wingdings" w:hAnsi="Wingdings" w:hint="default"/>
+        <w:sz w:val="20"/>
+      </w:rPr>
+    </w:lvl>
+    <w:lvl w:ilvl="7" w:tentative="1">
+      <w:start w:val="1"/>
+      <w:numFmt w:val="bullet"/>
+      <w:lvlText w:val=""/>
+      <w:lvlJc w:val="left"/>
+      <w:pPr>
+        <w:tabs>
+          <w:tab w:val="num" w:pos="5760"/>
+        </w:tabs>
+        <w:ind w:left="5760" w:hanging="360"/>
+      </w:pPr>
+      <w:rPr>
+        <w:rFonts w:ascii="Wingdings" w:hAnsi="Wingdings" w:hint="default"/>
+        <w:sz w:val="20"/>
+      </w:rPr>
+    </w:lvl>
+    <w:lvl w:ilvl="8" w:tentative="1">
+      <w:start w:val="1"/>
+      <w:numFmt w:val="bullet"/>
+      <w:lvlText w:val=""/>
+      <w:lvlJc w:val="left"/>
+      <w:pPr>
+        <w:tabs>
+          <w:tab w:val="num" w:pos="6480"/>
+        </w:tabs>
+        <w:ind w:left="6480" w:hanging="360"/>
+      </w:pPr>
+      <w:rPr>
+        <w:rFonts w:ascii="Wingdings" w:hAnsi="Wingdings" w:hint="default"/>
+        <w:sz w:val="20"/>
+      </w:rPr>
+    </w:lvl>
+  </w:abstractNum>
+  <w:abstractNum w:abstractNumId="6" w15:restartNumberingAfterBreak="0">
+    <w:nsid w:val="56525E5D"/>
+    <w:multiLevelType w:val="multilevel"/>
+    <w:tmpl w:val="B0E25018"/>
+    <w:lvl w:ilvl="0">
+      <w:start w:val="1"/>
+      <w:numFmt w:val="bullet"/>
+      <w:lvlText w:val=""/>
+      <w:lvlJc w:val="left"/>
+      <w:pPr>
+        <w:tabs>
+          <w:tab w:val="num" w:pos="720"/>
+        </w:tabs>
+        <w:ind w:left="720" w:hanging="360"/>
+      </w:pPr>
+      <w:rPr>
+        <w:rFonts w:ascii="Symbol" w:hAnsi="Symbol" w:hint="default"/>
+        <w:sz w:val="20"/>
+      </w:rPr>
+    </w:lvl>
+    <w:lvl w:ilvl="1" w:tentative="1">
+      <w:start w:val="1"/>
+      <w:numFmt w:val="bullet"/>
+      <w:lvlText w:val="o"/>
+      <w:lvlJc w:val="left"/>
+      <w:pPr>
+        <w:tabs>
+          <w:tab w:val="num" w:pos="1440"/>
+        </w:tabs>
+        <w:ind w:left="1440" w:hanging="360"/>
+      </w:pPr>
+      <w:rPr>
+        <w:rFonts w:ascii="Courier New" w:hAnsi="Courier New" w:hint="default"/>
+        <w:sz w:val="20"/>
+      </w:rPr>
+    </w:lvl>
+    <w:lvl w:ilvl="2" w:tentative="1">
+      <w:start w:val="1"/>
+      <w:numFmt w:val="bullet"/>
+      <w:lvlText w:val=""/>
+      <w:lvlJc w:val="left"/>
+      <w:pPr>
+        <w:tabs>
+          <w:tab w:val="num" w:pos="2160"/>
+        </w:tabs>
+        <w:ind w:left="2160" w:hanging="360"/>
+      </w:pPr>
+      <w:rPr>
+        <w:rFonts w:ascii="Wingdings" w:hAnsi="Wingdings" w:hint="default"/>
+        <w:sz w:val="20"/>
+      </w:rPr>
+    </w:lvl>
+    <w:lvl w:ilvl="3" w:tentative="1">
+      <w:start w:val="1"/>
+      <w:numFmt w:val="bullet"/>
+      <w:lvlText w:val=""/>
+      <w:lvlJc w:val="left"/>
+      <w:pPr>
+        <w:tabs>
+          <w:tab w:val="num" w:pos="2880"/>
+        </w:tabs>
+        <w:ind w:left="2880" w:hanging="360"/>
+      </w:pPr>
+      <w:rPr>
+        <w:rFonts w:ascii="Wingdings" w:hAnsi="Wingdings" w:hint="default"/>
+        <w:sz w:val="20"/>
+      </w:rPr>
+    </w:lvl>
+    <w:lvl w:ilvl="4" w:tentative="1">
+      <w:start w:val="1"/>
+      <w:numFmt w:val="bullet"/>
+      <w:lvlText w:val=""/>
+      <w:lvlJc w:val="left"/>
+      <w:pPr>
+        <w:tabs>
+          <w:tab w:val="num" w:pos="3600"/>
+        </w:tabs>
+        <w:ind w:left="3600" w:hanging="360"/>
+      </w:pPr>
+      <w:rPr>
+        <w:rFonts w:ascii="Wingdings" w:hAnsi="Wingdings" w:hint="default"/>
+        <w:sz w:val="20"/>
+      </w:rPr>
+    </w:lvl>
+    <w:lvl w:ilvl="5" w:tentative="1">
+      <w:start w:val="1"/>
+      <w:numFmt w:val="bullet"/>
+      <w:lvlText w:val=""/>
+      <w:lvlJc w:val="left"/>
+      <w:pPr>
+        <w:tabs>
+          <w:tab w:val="num" w:pos="4320"/>
+        </w:tabs>
+        <w:ind w:left="4320" w:hanging="360"/>
+      </w:pPr>
+      <w:rPr>
+        <w:rFonts w:ascii="Wingdings" w:hAnsi="Wingdings" w:hint="default"/>
+        <w:sz w:val="20"/>
+      </w:rPr>
+    </w:lvl>
+    <w:lvl w:ilvl="6" w:tentative="1">
+      <w:start w:val="1"/>
+      <w:numFmt w:val="bullet"/>
+      <w:lvlText w:val=""/>
+      <w:lvlJc w:val="left"/>
+      <w:pPr>
+        <w:tabs>
+          <w:tab w:val="num" w:pos="5040"/>
+        </w:tabs>
+        <w:ind w:left="5040" w:hanging="360"/>
+      </w:pPr>
+      <w:rPr>
+        <w:rFonts w:ascii="Wingdings" w:hAnsi="Wingdings" w:hint="default"/>
+        <w:sz w:val="20"/>
+      </w:rPr>
+    </w:lvl>
+    <w:lvl w:ilvl="7" w:tentative="1">
+      <w:start w:val="1"/>
+      <w:numFmt w:val="bullet"/>
+      <w:lvlText w:val=""/>
+      <w:lvlJc w:val="left"/>
+      <w:pPr>
+        <w:tabs>
+          <w:tab w:val="num" w:pos="5760"/>
+        </w:tabs>
+        <w:ind w:left="5760" w:hanging="360"/>
+      </w:pPr>
+      <w:rPr>
+        <w:rFonts w:ascii="Wingdings" w:hAnsi="Wingdings" w:hint="default"/>
+        <w:sz w:val="20"/>
+      </w:rPr>
+    </w:lvl>
+    <w:lvl w:ilvl="8" w:tentative="1">
+      <w:start w:val="1"/>
+      <w:numFmt w:val="bullet"/>
+      <w:lvlText w:val=""/>
+      <w:lvlJc w:val="left"/>
+      <w:pPr>
+        <w:tabs>
+          <w:tab w:val="num" w:pos="6480"/>
+        </w:tabs>
+        <w:ind w:left="6480" w:hanging="360"/>
+      </w:pPr>
+      <w:rPr>
+        <w:rFonts w:ascii="Wingdings" w:hAnsi="Wingdings" w:hint="default"/>
+        <w:sz w:val="20"/>
+      </w:rPr>
+    </w:lvl>
+  </w:abstractNum>
+  <w:abstractNum w:abstractNumId="7" w15:restartNumberingAfterBreak="0">
     <w:nsid w:val="5BF5087E"/>
     <w:multiLevelType w:val="multilevel"/>
     <w:tmpl w:val="10CCE40C"/>
@@ -3111,7 +6733,7 @@
       </w:pPr>
     </w:lvl>
   </w:abstractNum>
-  <w:abstractNum w:abstractNumId="3" w15:restartNumberingAfterBreak="0">
+  <w:abstractNum w:abstractNumId="8" w15:restartNumberingAfterBreak="0">
     <w:nsid w:val="61216C6B"/>
     <w:multiLevelType w:val="multilevel"/>
     <w:tmpl w:val="29027BF4"/>
@@ -3232,7 +6854,7 @@
       </w:pPr>
     </w:lvl>
   </w:abstractNum>
-  <w:abstractNum w:abstractNumId="4" w15:restartNumberingAfterBreak="0">
+  <w:abstractNum w:abstractNumId="9" w15:restartNumberingAfterBreak="0">
     <w:nsid w:val="67376B4E"/>
     <w:multiLevelType w:val="multilevel"/>
     <w:tmpl w:val="C7942B66"/>
@@ -3381,7 +7003,7 @@
       </w:rPr>
     </w:lvl>
   </w:abstractNum>
-  <w:abstractNum w:abstractNumId="5" w15:restartNumberingAfterBreak="0">
+  <w:abstractNum w:abstractNumId="10" w15:restartNumberingAfterBreak="0">
     <w:nsid w:val="6D4A0A6F"/>
     <w:multiLevelType w:val="multilevel"/>
     <w:tmpl w:val="DE7CB3D6"/>
@@ -3506,7 +7128,156 @@
       </w:pPr>
     </w:lvl>
   </w:abstractNum>
-  <w:abstractNum w:abstractNumId="6" w15:restartNumberingAfterBreak="0">
+  <w:abstractNum w:abstractNumId="11" w15:restartNumberingAfterBreak="0">
+    <w:nsid w:val="6D564174"/>
+    <w:multiLevelType w:val="multilevel"/>
+    <w:tmpl w:val="733090F2"/>
+    <w:lvl w:ilvl="0">
+      <w:start w:val="1"/>
+      <w:numFmt w:val="bullet"/>
+      <w:lvlText w:val=""/>
+      <w:lvlJc w:val="left"/>
+      <w:pPr>
+        <w:tabs>
+          <w:tab w:val="num" w:pos="720"/>
+        </w:tabs>
+        <w:ind w:left="720" w:hanging="360"/>
+      </w:pPr>
+      <w:rPr>
+        <w:rFonts w:ascii="Symbol" w:hAnsi="Symbol" w:hint="default"/>
+        <w:sz w:val="20"/>
+      </w:rPr>
+    </w:lvl>
+    <w:lvl w:ilvl="1" w:tentative="1">
+      <w:start w:val="1"/>
+      <w:numFmt w:val="bullet"/>
+      <w:lvlText w:val="o"/>
+      <w:lvlJc w:val="left"/>
+      <w:pPr>
+        <w:tabs>
+          <w:tab w:val="num" w:pos="1440"/>
+        </w:tabs>
+        <w:ind w:left="1440" w:hanging="360"/>
+      </w:pPr>
+      <w:rPr>
+        <w:rFonts w:ascii="Courier New" w:hAnsi="Courier New" w:hint="default"/>
+        <w:sz w:val="20"/>
+      </w:rPr>
+    </w:lvl>
+    <w:lvl w:ilvl="2" w:tentative="1">
+      <w:start w:val="1"/>
+      <w:numFmt w:val="bullet"/>
+      <w:lvlText w:val=""/>
+      <w:lvlJc w:val="left"/>
+      <w:pPr>
+        <w:tabs>
+          <w:tab w:val="num" w:pos="2160"/>
+        </w:tabs>
+        <w:ind w:left="2160" w:hanging="360"/>
+      </w:pPr>
+      <w:rPr>
+        <w:rFonts w:ascii="Wingdings" w:hAnsi="Wingdings" w:hint="default"/>
+        <w:sz w:val="20"/>
+      </w:rPr>
+    </w:lvl>
+    <w:lvl w:ilvl="3" w:tentative="1">
+      <w:start w:val="1"/>
+      <w:numFmt w:val="bullet"/>
+      <w:lvlText w:val=""/>
+      <w:lvlJc w:val="left"/>
+      <w:pPr>
+        <w:tabs>
+          <w:tab w:val="num" w:pos="2880"/>
+        </w:tabs>
+        <w:ind w:left="2880" w:hanging="360"/>
+      </w:pPr>
+      <w:rPr>
+        <w:rFonts w:ascii="Wingdings" w:hAnsi="Wingdings" w:hint="default"/>
+        <w:sz w:val="20"/>
+      </w:rPr>
+    </w:lvl>
+    <w:lvl w:ilvl="4" w:tentative="1">
+      <w:start w:val="1"/>
+      <w:numFmt w:val="bullet"/>
+      <w:lvlText w:val=""/>
+      <w:lvlJc w:val="left"/>
+      <w:pPr>
+        <w:tabs>
+          <w:tab w:val="num" w:pos="3600"/>
+        </w:tabs>
+        <w:ind w:left="3600" w:hanging="360"/>
+      </w:pPr>
+      <w:rPr>
+        <w:rFonts w:ascii="Wingdings" w:hAnsi="Wingdings" w:hint="default"/>
+        <w:sz w:val="20"/>
+      </w:rPr>
+    </w:lvl>
+    <w:lvl w:ilvl="5" w:tentative="1">
+      <w:start w:val="1"/>
+      <w:numFmt w:val="bullet"/>
+      <w:lvlText w:val=""/>
+      <w:lvlJc w:val="left"/>
+      <w:pPr>
+        <w:tabs>
+          <w:tab w:val="num" w:pos="4320"/>
+        </w:tabs>
+        <w:ind w:left="4320" w:hanging="360"/>
+      </w:pPr>
+      <w:rPr>
+        <w:rFonts w:ascii="Wingdings" w:hAnsi="Wingdings" w:hint="default"/>
+        <w:sz w:val="20"/>
+      </w:rPr>
+    </w:lvl>
+    <w:lvl w:ilvl="6" w:tentative="1">
+      <w:start w:val="1"/>
+      <w:numFmt w:val="bullet"/>
+      <w:lvlText w:val=""/>
+      <w:lvlJc w:val="left"/>
+      <w:pPr>
+        <w:tabs>
+          <w:tab w:val="num" w:pos="5040"/>
+        </w:tabs>
+        <w:ind w:left="5040" w:hanging="360"/>
+      </w:pPr>
+      <w:rPr>
+        <w:rFonts w:ascii="Wingdings" w:hAnsi="Wingdings" w:hint="default"/>
+        <w:sz w:val="20"/>
+      </w:rPr>
+    </w:lvl>
+    <w:lvl w:ilvl="7" w:tentative="1">
+      <w:start w:val="1"/>
+      <w:numFmt w:val="bullet"/>
+      <w:lvlText w:val=""/>
+      <w:lvlJc w:val="left"/>
+      <w:pPr>
+        <w:tabs>
+          <w:tab w:val="num" w:pos="5760"/>
+        </w:tabs>
+        <w:ind w:left="5760" w:hanging="360"/>
+      </w:pPr>
+      <w:rPr>
+        <w:rFonts w:ascii="Wingdings" w:hAnsi="Wingdings" w:hint="default"/>
+        <w:sz w:val="20"/>
+      </w:rPr>
+    </w:lvl>
+    <w:lvl w:ilvl="8" w:tentative="1">
+      <w:start w:val="1"/>
+      <w:numFmt w:val="bullet"/>
+      <w:lvlText w:val=""/>
+      <w:lvlJc w:val="left"/>
+      <w:pPr>
+        <w:tabs>
+          <w:tab w:val="num" w:pos="6480"/>
+        </w:tabs>
+        <w:ind w:left="6480" w:hanging="360"/>
+      </w:pPr>
+      <w:rPr>
+        <w:rFonts w:ascii="Wingdings" w:hAnsi="Wingdings" w:hint="default"/>
+        <w:sz w:val="20"/>
+      </w:rPr>
+    </w:lvl>
+  </w:abstractNum>
+  <w:abstractNum w:abstractNumId="12" w15:restartNumberingAfterBreak="0">
     <w:nsid w:val="74426494"/>
     <w:multiLevelType w:val="multilevel"/>
     <w:tmpl w:val="B09CC104"/>
@@ -3656,25 +7427,43 @@
     </w:lvl>
   </w:abstractNum>
   <w:num w:numId="1">
+    <w:abstractNumId w:val="8"/>
+  </w:num>
+  <w:num w:numId="2">
+    <w:abstractNumId w:val="12"/>
+  </w:num>
+  <w:num w:numId="3">
     <w:abstractNumId w:val="3"/>
   </w:num>
-  <w:num w:numId="2">
+  <w:num w:numId="4">
+    <w:abstractNumId w:val="9"/>
+  </w:num>
+  <w:num w:numId="5">
+    <w:abstractNumId w:val="2"/>
+  </w:num>
+  <w:num w:numId="6">
+    <w:abstractNumId w:val="10"/>
+  </w:num>
+  <w:num w:numId="7">
+    <w:abstractNumId w:val="7"/>
+  </w:num>
+  <w:num w:numId="8">
+    <w:abstractNumId w:val="0"/>
+  </w:num>
+  <w:num w:numId="9">
+    <w:abstractNumId w:val="4"/>
+  </w:num>
+  <w:num w:numId="10">
     <w:abstractNumId w:val="6"/>
   </w:num>
-  <w:num w:numId="3">
+  <w:num w:numId="11">
     <w:abstractNumId w:val="1"/>
   </w:num>
-  <w:num w:numId="4">
-    <w:abstractNumId w:val="4"/>
-  </w:num>
-  <w:num w:numId="5">
-    <w:abstractNumId w:val="0"/>
-  </w:num>
-  <w:num w:numId="6">
+  <w:num w:numId="12">
     <w:abstractNumId w:val="5"/>
   </w:num>
-  <w:num w:numId="7">
-    <w:abstractNumId w:val="2"/>
+  <w:num w:numId="13">
+    <w:abstractNumId w:val="11"/>
   </w:num>
 </w:numbering>
 </file>
@@ -4073,6 +7862,27 @@
     <w:name w:val="Normal"/>
     <w:qFormat/>
   </w:style>
+  <w:style w:type="paragraph" w:styleId="1">
+    <w:name w:val="heading 1"/>
+    <w:basedOn w:val="a"/>
+    <w:next w:val="a"/>
+    <w:link w:val="10"/>
+    <w:uiPriority w:val="9"/>
+    <w:qFormat/>
+    <w:rsid w:val="00785AE9"/>
+    <w:pPr>
+      <w:keepNext/>
+      <w:keepLines/>
+      <w:spacing w:before="240" w:after="0"/>
+      <w:outlineLvl w:val="0"/>
+    </w:pPr>
+    <w:rPr>
+      <w:rFonts w:asciiTheme="majorHAnsi" w:eastAsiaTheme="majorEastAsia" w:hAnsiTheme="majorHAnsi" w:cstheme="majorBidi"/>
+      <w:color w:val="2E74B5" w:themeColor="accent1" w:themeShade="BF"/>
+      <w:sz w:val="32"/>
+      <w:szCs w:val="32"/>
+    </w:rPr>
+  </w:style>
   <w:style w:type="paragraph" w:styleId="2">
     <w:name w:val="heading 2"/>
     <w:basedOn w:val="a"/>
@@ -4296,6 +8106,19 @@
       <w:color w:val="2E74B5" w:themeColor="accent1" w:themeShade="BF"/>
       <w:sz w:val="26"/>
       <w:szCs w:val="26"/>
+    </w:rPr>
+  </w:style>
+  <w:style w:type="character" w:customStyle="1" w:styleId="10">
+    <w:name w:val="Заголовок 1 Знак"/>
+    <w:basedOn w:val="a0"/>
+    <w:link w:val="1"/>
+    <w:uiPriority w:val="9"/>
+    <w:rsid w:val="00785AE9"/>
+    <w:rPr>
+      <w:rFonts w:asciiTheme="majorHAnsi" w:eastAsiaTheme="majorEastAsia" w:hAnsiTheme="majorHAnsi" w:cstheme="majorBidi"/>
+      <w:color w:val="2E74B5" w:themeColor="accent1" w:themeShade="BF"/>
+      <w:sz w:val="32"/>
+      <w:szCs w:val="32"/>
     </w:rPr>
   </w:style>
 </w:styles>
